--- a/docs/report/graduation-report-reference-format.docx
+++ b/docs/report/graduation-report-reference-format.docx
@@ -908,6 +908,7 @@
         <w:bidi/>
         <w:jc w:val="center"/>
       </w:pPr>
+      <w:bookmarkStart w:id="1" w:name="_Toc000001"/>
       <w:r>
         <w:rPr>
           <w:rFonts w:ascii="Times New Roman" w:hAnsi="Times New Roman" w:cs="Times New Roman"/>
@@ -915,6 +916,7 @@
         </w:rPr>
         <w:t xml:space="preserve">الإهداء</w:t>
       </w:r>
+      <w:bookmarkEnd w:id="1"/>
     </w:p>
     <w:p>
       <w:pPr>
@@ -998,6 +1000,7 @@
         <w:bidi/>
         <w:jc w:val="center"/>
       </w:pPr>
+      <w:bookmarkStart w:id="2" w:name="_Toc000002"/>
       <w:r>
         <w:rPr>
           <w:rFonts w:ascii="Times New Roman" w:hAnsi="Times New Roman" w:cs="Times New Roman"/>
@@ -1005,6 +1008,7 @@
         </w:rPr>
         <w:t xml:space="preserve">شكر وتقدير</w:t>
       </w:r>
+      <w:bookmarkEnd w:id="2"/>
     </w:p>
     <w:p>
       <w:pPr>
@@ -1103,6 +1107,7 @@
         <w:bidi/>
         <w:jc w:val="center"/>
       </w:pPr>
+      <w:bookmarkStart w:id="3" w:name="_Toc000003"/>
       <w:r>
         <w:rPr>
           <w:rFonts w:ascii="Times New Roman" w:hAnsi="Times New Roman" w:cs="Times New Roman"/>
@@ -1110,6 +1115,7 @@
         </w:rPr>
         <w:t xml:space="preserve">ملخص المشروع</w:t>
       </w:r>
+      <w:bookmarkEnd w:id="3"/>
     </w:p>
     <w:p>
       <w:pPr>
@@ -1154,6 +1160,7 @@
         <w:pageBreakBefore/>
         <w:bidi/>
       </w:pPr>
+      <w:bookmarkStart w:id="81" w:name="_Toc000081"/>
       <w:r>
         <w:rPr>
           <w:rFonts w:ascii="Times New Roman" w:hAnsi="Times New Roman" w:cs="Times New Roman"/>
@@ -1161,6 +1168,7 @@
         </w:rPr>
         <w:t xml:space="preserve">فهرس المحتويات:</w:t>
       </w:r>
+      <w:bookmarkEnd w:id="81"/>
     </w:p>
     <w:p>
       <w:pPr>
@@ -1176,750 +1184,2000 @@
       <w:r>
         <w:fldChar w:fldCharType="separate"/>
       </w:r>
-      <w:r>
-        <w:rPr>
-          <w:rFonts w:ascii="Calibri" w:hAnsi="Calibri" w:cs="Calibri"/>
-          <w:sz w:val="22"/>
-          <w:szCs w:val="22"/>
-          <w:rtl/>
-        </w:rPr>
-        <w:t xml:space="preserve">الإهداء</w:t>
-      </w:r>
+      <w:hyperlink w:anchor="_Toc000001" w:history="1">
+        <w:r>
+          <w:rPr>
+            <w:rFonts w:ascii="Calibri" w:hAnsi="Calibri" w:cs="Calibri"/>
+            <w:sz w:val="22"/>
+            <w:szCs w:val="22"/>
+            <w:rtl/>
+          </w:rPr>
+          <w:t xml:space="preserve">الإهداء</w:t>
+        </w:r>
+        <w:r>
+          <w:tab/>
+        </w:r>
+        <w:r>
+          <w:fldChar w:fldCharType="begin"/>
+        </w:r>
+        <w:r>
+          <w:instrText xml:space="preserve"> PAGEREF _Toc000001 \h </w:instrText>
+        </w:r>
+        <w:r>
+          <w:fldChar w:fldCharType="separate"/>
+        </w:r>
+        <w:r>
+          <w:rPr>
+            <w:rFonts w:ascii="Calibri" w:hAnsi="Calibri" w:cs="Calibri"/>
+            <w:sz w:val="22"/>
+            <w:szCs w:val="22"/>
+          </w:rPr>
+          <w:t xml:space="preserve"> </w:t>
+        </w:r>
+        <w:r>
+          <w:fldChar w:fldCharType="end"/>
+        </w:r>
+      </w:hyperlink>
     </w:p>
     <w:p>
       <w:pPr>
         <w:pStyle w:val="TOC1"/>
         <w:bidi/>
       </w:pPr>
-      <w:r>
-        <w:rPr>
-          <w:rFonts w:ascii="Calibri" w:hAnsi="Calibri" w:cs="Calibri"/>
-          <w:sz w:val="22"/>
-          <w:szCs w:val="22"/>
-          <w:rtl/>
-        </w:rPr>
-        <w:t xml:space="preserve">شكر وتقدير</w:t>
-      </w:r>
+      <w:hyperlink w:anchor="_Toc000002" w:history="1">
+        <w:r>
+          <w:rPr>
+            <w:rFonts w:ascii="Calibri" w:hAnsi="Calibri" w:cs="Calibri"/>
+            <w:sz w:val="22"/>
+            <w:szCs w:val="22"/>
+            <w:rtl/>
+          </w:rPr>
+          <w:t xml:space="preserve">شكر وتقدير</w:t>
+        </w:r>
+        <w:r>
+          <w:tab/>
+        </w:r>
+        <w:r>
+          <w:fldChar w:fldCharType="begin"/>
+        </w:r>
+        <w:r>
+          <w:instrText xml:space="preserve"> PAGEREF _Toc000002 \h </w:instrText>
+        </w:r>
+        <w:r>
+          <w:fldChar w:fldCharType="separate"/>
+        </w:r>
+        <w:r>
+          <w:rPr>
+            <w:rFonts w:ascii="Calibri" w:hAnsi="Calibri" w:cs="Calibri"/>
+            <w:sz w:val="22"/>
+            <w:szCs w:val="22"/>
+          </w:rPr>
+          <w:t xml:space="preserve"> </w:t>
+        </w:r>
+        <w:r>
+          <w:fldChar w:fldCharType="end"/>
+        </w:r>
+      </w:hyperlink>
     </w:p>
     <w:p>
       <w:pPr>
         <w:pStyle w:val="TOC1"/>
         <w:bidi/>
       </w:pPr>
-      <w:r>
-        <w:rPr>
-          <w:rFonts w:ascii="Calibri" w:hAnsi="Calibri" w:cs="Calibri"/>
-          <w:sz w:val="22"/>
-          <w:szCs w:val="22"/>
-          <w:rtl/>
-        </w:rPr>
-        <w:t xml:space="preserve">ملخص المشروع</w:t>
-      </w:r>
+      <w:hyperlink w:anchor="_Toc000003" w:history="1">
+        <w:r>
+          <w:rPr>
+            <w:rFonts w:ascii="Calibri" w:hAnsi="Calibri" w:cs="Calibri"/>
+            <w:sz w:val="22"/>
+            <w:szCs w:val="22"/>
+            <w:rtl/>
+          </w:rPr>
+          <w:t xml:space="preserve">ملخص المشروع</w:t>
+        </w:r>
+        <w:r>
+          <w:tab/>
+        </w:r>
+        <w:r>
+          <w:fldChar w:fldCharType="begin"/>
+        </w:r>
+        <w:r>
+          <w:instrText xml:space="preserve"> PAGEREF _Toc000003 \h </w:instrText>
+        </w:r>
+        <w:r>
+          <w:fldChar w:fldCharType="separate"/>
+        </w:r>
+        <w:r>
+          <w:rPr>
+            <w:rFonts w:ascii="Calibri" w:hAnsi="Calibri" w:cs="Calibri"/>
+            <w:sz w:val="22"/>
+            <w:szCs w:val="22"/>
+          </w:rPr>
+          <w:t xml:space="preserve"> </w:t>
+        </w:r>
+        <w:r>
+          <w:fldChar w:fldCharType="end"/>
+        </w:r>
+      </w:hyperlink>
     </w:p>
     <w:p>
       <w:pPr>
         <w:pStyle w:val="TOC1"/>
         <w:bidi/>
       </w:pPr>
-      <w:r>
-        <w:rPr>
-          <w:rFonts w:ascii="Calibri" w:hAnsi="Calibri" w:cs="Calibri"/>
-          <w:sz w:val="22"/>
-          <w:szCs w:val="22"/>
-          <w:rtl/>
-        </w:rPr>
-        <w:t xml:space="preserve">فهرس المحتويات</w:t>
-      </w:r>
+      <w:hyperlink w:anchor="_Toc000081" w:history="1">
+        <w:r>
+          <w:rPr>
+            <w:rFonts w:ascii="Calibri" w:hAnsi="Calibri" w:cs="Calibri"/>
+            <w:sz w:val="22"/>
+            <w:szCs w:val="22"/>
+            <w:rtl/>
+          </w:rPr>
+          <w:t xml:space="preserve">فهرس المحتويات</w:t>
+        </w:r>
+        <w:r>
+          <w:tab/>
+        </w:r>
+        <w:r>
+          <w:fldChar w:fldCharType="begin"/>
+        </w:r>
+        <w:r>
+          <w:instrText xml:space="preserve"> PAGEREF _Toc000081 \h </w:instrText>
+        </w:r>
+        <w:r>
+          <w:fldChar w:fldCharType="separate"/>
+        </w:r>
+        <w:r>
+          <w:rPr>
+            <w:rFonts w:ascii="Calibri" w:hAnsi="Calibri" w:cs="Calibri"/>
+            <w:sz w:val="22"/>
+            <w:szCs w:val="22"/>
+          </w:rPr>
+          <w:t xml:space="preserve"> </w:t>
+        </w:r>
+        <w:r>
+          <w:fldChar w:fldCharType="end"/>
+        </w:r>
+      </w:hyperlink>
     </w:p>
     <w:p>
       <w:pPr>
         <w:pStyle w:val="TOC1"/>
         <w:bidi/>
       </w:pPr>
-      <w:r>
-        <w:rPr>
-          <w:rFonts w:ascii="Calibri" w:hAnsi="Calibri" w:cs="Calibri"/>
-          <w:sz w:val="22"/>
-          <w:szCs w:val="22"/>
-          <w:rtl/>
-        </w:rPr>
-        <w:t xml:space="preserve">قائمة الأشكال</w:t>
-      </w:r>
+      <w:hyperlink w:anchor="_Toc000082" w:history="1">
+        <w:r>
+          <w:rPr>
+            <w:rFonts w:ascii="Calibri" w:hAnsi="Calibri" w:cs="Calibri"/>
+            <w:sz w:val="22"/>
+            <w:szCs w:val="22"/>
+            <w:rtl/>
+          </w:rPr>
+          <w:t xml:space="preserve">قائمة الأشكال</w:t>
+        </w:r>
+        <w:r>
+          <w:tab/>
+        </w:r>
+        <w:r>
+          <w:fldChar w:fldCharType="begin"/>
+        </w:r>
+        <w:r>
+          <w:instrText xml:space="preserve"> PAGEREF _Toc000082 \h </w:instrText>
+        </w:r>
+        <w:r>
+          <w:fldChar w:fldCharType="separate"/>
+        </w:r>
+        <w:r>
+          <w:rPr>
+            <w:rFonts w:ascii="Calibri" w:hAnsi="Calibri" w:cs="Calibri"/>
+            <w:sz w:val="22"/>
+            <w:szCs w:val="22"/>
+          </w:rPr>
+          <w:t xml:space="preserve"> </w:t>
+        </w:r>
+        <w:r>
+          <w:fldChar w:fldCharType="end"/>
+        </w:r>
+      </w:hyperlink>
     </w:p>
     <w:p>
       <w:pPr>
         <w:pStyle w:val="TOC1"/>
         <w:bidi/>
       </w:pPr>
-      <w:r>
-        <w:rPr>
-          <w:rFonts w:ascii="Calibri" w:hAnsi="Calibri" w:cs="Calibri"/>
-          <w:sz w:val="22"/>
-          <w:szCs w:val="22"/>
-          <w:rtl/>
-        </w:rPr>
-        <w:t xml:space="preserve">قائمة الجداول</w:t>
-      </w:r>
+      <w:hyperlink w:anchor="_Toc000083" w:history="1">
+        <w:r>
+          <w:rPr>
+            <w:rFonts w:ascii="Calibri" w:hAnsi="Calibri" w:cs="Calibri"/>
+            <w:sz w:val="22"/>
+            <w:szCs w:val="22"/>
+            <w:rtl/>
+          </w:rPr>
+          <w:t xml:space="preserve">قائمة الجداول</w:t>
+        </w:r>
+        <w:r>
+          <w:tab/>
+        </w:r>
+        <w:r>
+          <w:fldChar w:fldCharType="begin"/>
+        </w:r>
+        <w:r>
+          <w:instrText xml:space="preserve"> PAGEREF _Toc000083 \h </w:instrText>
+        </w:r>
+        <w:r>
+          <w:fldChar w:fldCharType="separate"/>
+        </w:r>
+        <w:r>
+          <w:rPr>
+            <w:rFonts w:ascii="Calibri" w:hAnsi="Calibri" w:cs="Calibri"/>
+            <w:sz w:val="22"/>
+            <w:szCs w:val="22"/>
+          </w:rPr>
+          <w:t xml:space="preserve"> </w:t>
+        </w:r>
+        <w:r>
+          <w:fldChar w:fldCharType="end"/>
+        </w:r>
+      </w:hyperlink>
     </w:p>
     <w:p>
       <w:pPr>
         <w:pStyle w:val="TOC1"/>
         <w:bidi/>
       </w:pPr>
-      <w:r>
-        <w:rPr>
-          <w:rFonts w:ascii="Calibri" w:hAnsi="Calibri" w:cs="Calibri"/>
-          <w:sz w:val="22"/>
-          <w:szCs w:val="22"/>
-          <w:rtl/>
-        </w:rPr>
-        <w:t xml:space="preserve">الفصل الأول: المقدمة والخلفية النظرية</w:t>
-      </w:r>
+      <w:hyperlink w:anchor="_Toc000004" w:history="1">
+        <w:r>
+          <w:rPr>
+            <w:rFonts w:ascii="Calibri" w:hAnsi="Calibri" w:cs="Calibri"/>
+            <w:sz w:val="22"/>
+            <w:szCs w:val="22"/>
+            <w:rtl/>
+          </w:rPr>
+          <w:t xml:space="preserve">الفصل الأول: المقدمة والخلفية النظرية</w:t>
+        </w:r>
+        <w:r>
+          <w:tab/>
+        </w:r>
+        <w:r>
+          <w:fldChar w:fldCharType="begin"/>
+        </w:r>
+        <w:r>
+          <w:instrText xml:space="preserve"> PAGEREF _Toc000004 \h </w:instrText>
+        </w:r>
+        <w:r>
+          <w:fldChar w:fldCharType="separate"/>
+        </w:r>
+        <w:r>
+          <w:rPr>
+            <w:rFonts w:ascii="Calibri" w:hAnsi="Calibri" w:cs="Calibri"/>
+            <w:sz w:val="22"/>
+            <w:szCs w:val="22"/>
+          </w:rPr>
+          <w:t xml:space="preserve"> </w:t>
+        </w:r>
+        <w:r>
+          <w:fldChar w:fldCharType="end"/>
+        </w:r>
+      </w:hyperlink>
     </w:p>
     <w:p>
       <w:pPr>
         <w:pStyle w:val="TOC2"/>
         <w:bidi/>
       </w:pPr>
-      <w:r>
-        <w:rPr>
-          <w:rFonts w:ascii="Calibri" w:hAnsi="Calibri" w:cs="Calibri"/>
-          <w:sz w:val="22"/>
-          <w:szCs w:val="22"/>
-          <w:rtl/>
-        </w:rPr>
-        <w:t xml:space="preserve">1.1 مقدمة</w:t>
-      </w:r>
+      <w:hyperlink w:anchor="_Toc000005" w:history="1">
+        <w:r>
+          <w:rPr>
+            <w:rFonts w:ascii="Calibri" w:hAnsi="Calibri" w:cs="Calibri"/>
+            <w:sz w:val="22"/>
+            <w:szCs w:val="22"/>
+            <w:rtl/>
+          </w:rPr>
+          <w:t xml:space="preserve">1.1 مقدمة</w:t>
+        </w:r>
+        <w:r>
+          <w:tab/>
+        </w:r>
+        <w:r>
+          <w:fldChar w:fldCharType="begin"/>
+        </w:r>
+        <w:r>
+          <w:instrText xml:space="preserve"> PAGEREF _Toc000005 \h </w:instrText>
+        </w:r>
+        <w:r>
+          <w:fldChar w:fldCharType="separate"/>
+        </w:r>
+        <w:r>
+          <w:rPr>
+            <w:rFonts w:ascii="Calibri" w:hAnsi="Calibri" w:cs="Calibri"/>
+            <w:sz w:val="22"/>
+            <w:szCs w:val="22"/>
+          </w:rPr>
+          <w:t xml:space="preserve"> </w:t>
+        </w:r>
+        <w:r>
+          <w:fldChar w:fldCharType="end"/>
+        </w:r>
+      </w:hyperlink>
     </w:p>
     <w:p>
       <w:pPr>
         <w:pStyle w:val="TOC2"/>
         <w:bidi/>
       </w:pPr>
-      <w:r>
-        <w:rPr>
-          <w:rFonts w:ascii="Calibri" w:hAnsi="Calibri" w:cs="Calibri"/>
-          <w:sz w:val="22"/>
-          <w:szCs w:val="22"/>
-          <w:rtl/>
-        </w:rPr>
-        <w:t xml:space="preserve">1.2 أهداف المشروع</w:t>
-      </w:r>
+      <w:hyperlink w:anchor="_Toc000006" w:history="1">
+        <w:r>
+          <w:rPr>
+            <w:rFonts w:ascii="Calibri" w:hAnsi="Calibri" w:cs="Calibri"/>
+            <w:sz w:val="22"/>
+            <w:szCs w:val="22"/>
+            <w:rtl/>
+          </w:rPr>
+          <w:t xml:space="preserve">1.2 أهداف المشروع</w:t>
+        </w:r>
+        <w:r>
+          <w:tab/>
+        </w:r>
+        <w:r>
+          <w:fldChar w:fldCharType="begin"/>
+        </w:r>
+        <w:r>
+          <w:instrText xml:space="preserve"> PAGEREF _Toc000006 \h </w:instrText>
+        </w:r>
+        <w:r>
+          <w:fldChar w:fldCharType="separate"/>
+        </w:r>
+        <w:r>
+          <w:rPr>
+            <w:rFonts w:ascii="Calibri" w:hAnsi="Calibri" w:cs="Calibri"/>
+            <w:sz w:val="22"/>
+            <w:szCs w:val="22"/>
+          </w:rPr>
+          <w:t xml:space="preserve"> </w:t>
+        </w:r>
+        <w:r>
+          <w:fldChar w:fldCharType="end"/>
+        </w:r>
+      </w:hyperlink>
     </w:p>
     <w:p>
       <w:pPr>
         <w:pStyle w:val="TOC3"/>
         <w:bidi/>
       </w:pPr>
-      <w:r>
-        <w:rPr>
-          <w:rFonts w:ascii="Calibri" w:hAnsi="Calibri" w:cs="Calibri"/>
-          <w:sz w:val="22"/>
-          <w:szCs w:val="22"/>
-          <w:rtl/>
-        </w:rPr>
-        <w:t xml:space="preserve">1.2.1 الهدف العام</w:t>
-      </w:r>
+      <w:hyperlink w:anchor="_Toc000007" w:history="1">
+        <w:r>
+          <w:rPr>
+            <w:rFonts w:ascii="Calibri" w:hAnsi="Calibri" w:cs="Calibri"/>
+            <w:sz w:val="22"/>
+            <w:szCs w:val="22"/>
+            <w:rtl/>
+          </w:rPr>
+          <w:t xml:space="preserve">1.2.1 الهدف العام</w:t>
+        </w:r>
+        <w:r>
+          <w:tab/>
+        </w:r>
+        <w:r>
+          <w:fldChar w:fldCharType="begin"/>
+        </w:r>
+        <w:r>
+          <w:instrText xml:space="preserve"> PAGEREF _Toc000007 \h </w:instrText>
+        </w:r>
+        <w:r>
+          <w:fldChar w:fldCharType="separate"/>
+        </w:r>
+        <w:r>
+          <w:rPr>
+            <w:rFonts w:ascii="Calibri" w:hAnsi="Calibri" w:cs="Calibri"/>
+            <w:sz w:val="22"/>
+            <w:szCs w:val="22"/>
+          </w:rPr>
+          <w:t xml:space="preserve"> </w:t>
+        </w:r>
+        <w:r>
+          <w:fldChar w:fldCharType="end"/>
+        </w:r>
+      </w:hyperlink>
     </w:p>
     <w:p>
       <w:pPr>
         <w:pStyle w:val="TOC3"/>
         <w:bidi/>
       </w:pPr>
-      <w:r>
-        <w:rPr>
-          <w:rFonts w:ascii="Calibri" w:hAnsi="Calibri" w:cs="Calibri"/>
-          <w:sz w:val="22"/>
-          <w:szCs w:val="22"/>
-          <w:rtl/>
-        </w:rPr>
-        <w:t xml:space="preserve">1.2.2 الأهداف التفصيلية (القابلة للقياس)</w:t>
-      </w:r>
+      <w:hyperlink w:anchor="_Toc000008" w:history="1">
+        <w:r>
+          <w:rPr>
+            <w:rFonts w:ascii="Calibri" w:hAnsi="Calibri" w:cs="Calibri"/>
+            <w:sz w:val="22"/>
+            <w:szCs w:val="22"/>
+            <w:rtl/>
+          </w:rPr>
+          <w:t xml:space="preserve">1.2.2 الأهداف التفصيلية (القابلة للقياس)</w:t>
+        </w:r>
+        <w:r>
+          <w:tab/>
+        </w:r>
+        <w:r>
+          <w:fldChar w:fldCharType="begin"/>
+        </w:r>
+        <w:r>
+          <w:instrText xml:space="preserve"> PAGEREF _Toc000008 \h </w:instrText>
+        </w:r>
+        <w:r>
+          <w:fldChar w:fldCharType="separate"/>
+        </w:r>
+        <w:r>
+          <w:rPr>
+            <w:rFonts w:ascii="Calibri" w:hAnsi="Calibri" w:cs="Calibri"/>
+            <w:sz w:val="22"/>
+            <w:szCs w:val="22"/>
+          </w:rPr>
+          <w:t xml:space="preserve"> </w:t>
+        </w:r>
+        <w:r>
+          <w:fldChar w:fldCharType="end"/>
+        </w:r>
+      </w:hyperlink>
     </w:p>
     <w:p>
       <w:pPr>
         <w:pStyle w:val="TOC3"/>
         <w:bidi/>
       </w:pPr>
-      <w:r>
-        <w:rPr>
-          <w:rFonts w:ascii="Calibri" w:hAnsi="Calibri" w:cs="Calibri"/>
-          <w:sz w:val="22"/>
-          <w:szCs w:val="22"/>
-          <w:rtl/>
-        </w:rPr>
-        <w:t xml:space="preserve">1.2.3 أهمية المشروع للمجتمع والعلم</w:t>
-      </w:r>
+      <w:hyperlink w:anchor="_Toc000010" w:history="1">
+        <w:r>
+          <w:rPr>
+            <w:rFonts w:ascii="Calibri" w:hAnsi="Calibri" w:cs="Calibri"/>
+            <w:sz w:val="22"/>
+            <w:szCs w:val="22"/>
+            <w:rtl/>
+          </w:rPr>
+          <w:t xml:space="preserve">1.2.3 أهمية المشروع للمجتمع والعلم</w:t>
+        </w:r>
+        <w:r>
+          <w:tab/>
+        </w:r>
+        <w:r>
+          <w:fldChar w:fldCharType="begin"/>
+        </w:r>
+        <w:r>
+          <w:instrText xml:space="preserve"> PAGEREF _Toc000010 \h </w:instrText>
+        </w:r>
+        <w:r>
+          <w:fldChar w:fldCharType="separate"/>
+        </w:r>
+        <w:r>
+          <w:rPr>
+            <w:rFonts w:ascii="Calibri" w:hAnsi="Calibri" w:cs="Calibri"/>
+            <w:sz w:val="22"/>
+            <w:szCs w:val="22"/>
+          </w:rPr>
+          <w:t xml:space="preserve"> </w:t>
+        </w:r>
+        <w:r>
+          <w:fldChar w:fldCharType="end"/>
+        </w:r>
+      </w:hyperlink>
     </w:p>
     <w:p>
       <w:pPr>
         <w:pStyle w:val="TOC2"/>
         <w:bidi/>
       </w:pPr>
-      <w:r>
-        <w:rPr>
-          <w:rFonts w:ascii="Calibri" w:hAnsi="Calibri" w:cs="Calibri"/>
-          <w:sz w:val="22"/>
-          <w:szCs w:val="22"/>
-          <w:rtl/>
-        </w:rPr>
-        <w:t xml:space="preserve">1.3 تحليل المشكلة</w:t>
-      </w:r>
+      <w:hyperlink w:anchor="_Toc000011" w:history="1">
+        <w:r>
+          <w:rPr>
+            <w:rFonts w:ascii="Calibri" w:hAnsi="Calibri" w:cs="Calibri"/>
+            <w:sz w:val="22"/>
+            <w:szCs w:val="22"/>
+            <w:rtl/>
+          </w:rPr>
+          <w:t xml:space="preserve">1.3 تحليل المشكلة</w:t>
+        </w:r>
+        <w:r>
+          <w:tab/>
+        </w:r>
+        <w:r>
+          <w:fldChar w:fldCharType="begin"/>
+        </w:r>
+        <w:r>
+          <w:instrText xml:space="preserve"> PAGEREF _Toc000011 \h </w:instrText>
+        </w:r>
+        <w:r>
+          <w:fldChar w:fldCharType="separate"/>
+        </w:r>
+        <w:r>
+          <w:rPr>
+            <w:rFonts w:ascii="Calibri" w:hAnsi="Calibri" w:cs="Calibri"/>
+            <w:sz w:val="22"/>
+            <w:szCs w:val="22"/>
+          </w:rPr>
+          <w:t xml:space="preserve"> </w:t>
+        </w:r>
+        <w:r>
+          <w:fldChar w:fldCharType="end"/>
+        </w:r>
+      </w:hyperlink>
     </w:p>
     <w:p>
       <w:pPr>
         <w:pStyle w:val="TOC3"/>
         <w:bidi/>
       </w:pPr>
-      <w:r>
-        <w:rPr>
-          <w:rFonts w:ascii="Calibri" w:hAnsi="Calibri" w:cs="Calibri"/>
-          <w:sz w:val="22"/>
-          <w:szCs w:val="22"/>
-          <w:rtl/>
-        </w:rPr>
-        <w:t xml:space="preserve">1.3.1 الوضع الحالي ومشكلاته</w:t>
-      </w:r>
+      <w:hyperlink w:anchor="_Toc000012" w:history="1">
+        <w:r>
+          <w:rPr>
+            <w:rFonts w:ascii="Calibri" w:hAnsi="Calibri" w:cs="Calibri"/>
+            <w:sz w:val="22"/>
+            <w:szCs w:val="22"/>
+            <w:rtl/>
+          </w:rPr>
+          <w:t xml:space="preserve">1.3.1 الوضع الحالي ومشكلاته</w:t>
+        </w:r>
+        <w:r>
+          <w:tab/>
+        </w:r>
+        <w:r>
+          <w:fldChar w:fldCharType="begin"/>
+        </w:r>
+        <w:r>
+          <w:instrText xml:space="preserve"> PAGEREF _Toc000012 \h </w:instrText>
+        </w:r>
+        <w:r>
+          <w:fldChar w:fldCharType="separate"/>
+        </w:r>
+        <w:r>
+          <w:rPr>
+            <w:rFonts w:ascii="Calibri" w:hAnsi="Calibri" w:cs="Calibri"/>
+            <w:sz w:val="22"/>
+            <w:szCs w:val="22"/>
+          </w:rPr>
+          <w:t xml:space="preserve"> </w:t>
+        </w:r>
+        <w:r>
+          <w:fldChar w:fldCharType="end"/>
+        </w:r>
+      </w:hyperlink>
     </w:p>
     <w:p>
       <w:pPr>
         <w:pStyle w:val="TOC3"/>
         <w:bidi/>
       </w:pPr>
-      <w:r>
-        <w:rPr>
-          <w:rFonts w:ascii="Calibri" w:hAnsi="Calibri" w:cs="Calibri"/>
-          <w:sz w:val="22"/>
-          <w:szCs w:val="22"/>
-          <w:rtl/>
-        </w:rPr>
-        <w:t xml:space="preserve">1.3.2 المستخدمون وأدوارهم</w:t>
-      </w:r>
+      <w:hyperlink w:anchor="_Toc000014" w:history="1">
+        <w:r>
+          <w:rPr>
+            <w:rFonts w:ascii="Calibri" w:hAnsi="Calibri" w:cs="Calibri"/>
+            <w:sz w:val="22"/>
+            <w:szCs w:val="22"/>
+            <w:rtl/>
+          </w:rPr>
+          <w:t xml:space="preserve">1.3.2 المستخدمون وأدوارهم</w:t>
+        </w:r>
+        <w:r>
+          <w:tab/>
+        </w:r>
+        <w:r>
+          <w:fldChar w:fldCharType="begin"/>
+        </w:r>
+        <w:r>
+          <w:instrText xml:space="preserve"> PAGEREF _Toc000014 \h </w:instrText>
+        </w:r>
+        <w:r>
+          <w:fldChar w:fldCharType="separate"/>
+        </w:r>
+        <w:r>
+          <w:rPr>
+            <w:rFonts w:ascii="Calibri" w:hAnsi="Calibri" w:cs="Calibri"/>
+            <w:sz w:val="22"/>
+            <w:szCs w:val="22"/>
+          </w:rPr>
+          <w:t xml:space="preserve"> </w:t>
+        </w:r>
+        <w:r>
+          <w:fldChar w:fldCharType="end"/>
+        </w:r>
+      </w:hyperlink>
     </w:p>
     <w:p>
       <w:pPr>
         <w:pStyle w:val="TOC3"/>
         <w:bidi/>
       </w:pPr>
-      <w:r>
-        <w:rPr>
-          <w:rFonts w:ascii="Calibri" w:hAnsi="Calibri" w:cs="Calibri"/>
-          <w:sz w:val="22"/>
-          <w:szCs w:val="22"/>
-          <w:rtl/>
-        </w:rPr>
-        <w:t xml:space="preserve">1.3.3 المتطلبات الوظيفية</w:t>
-      </w:r>
+      <w:hyperlink w:anchor="_Toc000016" w:history="1">
+        <w:r>
+          <w:rPr>
+            <w:rFonts w:ascii="Calibri" w:hAnsi="Calibri" w:cs="Calibri"/>
+            <w:sz w:val="22"/>
+            <w:szCs w:val="22"/>
+            <w:rtl/>
+          </w:rPr>
+          <w:t xml:space="preserve">1.3.3 المتطلبات الوظيفية</w:t>
+        </w:r>
+        <w:r>
+          <w:tab/>
+        </w:r>
+        <w:r>
+          <w:fldChar w:fldCharType="begin"/>
+        </w:r>
+        <w:r>
+          <w:instrText xml:space="preserve"> PAGEREF _Toc000016 \h </w:instrText>
+        </w:r>
+        <w:r>
+          <w:fldChar w:fldCharType="separate"/>
+        </w:r>
+        <w:r>
+          <w:rPr>
+            <w:rFonts w:ascii="Calibri" w:hAnsi="Calibri" w:cs="Calibri"/>
+            <w:sz w:val="22"/>
+            <w:szCs w:val="22"/>
+          </w:rPr>
+          <w:t xml:space="preserve"> </w:t>
+        </w:r>
+        <w:r>
+          <w:fldChar w:fldCharType="end"/>
+        </w:r>
+      </w:hyperlink>
     </w:p>
     <w:p>
       <w:pPr>
         <w:pStyle w:val="TOC3"/>
         <w:bidi/>
       </w:pPr>
-      <w:r>
-        <w:rPr>
-          <w:rFonts w:ascii="Calibri" w:hAnsi="Calibri" w:cs="Calibri"/>
-          <w:sz w:val="22"/>
-          <w:szCs w:val="22"/>
-          <w:rtl/>
-        </w:rPr>
-        <w:t xml:space="preserve">1.3.4 المتطلبات غير الوظيفية</w:t>
-      </w:r>
+      <w:hyperlink w:anchor="_Toc000017" w:history="1">
+        <w:r>
+          <w:rPr>
+            <w:rFonts w:ascii="Calibri" w:hAnsi="Calibri" w:cs="Calibri"/>
+            <w:sz w:val="22"/>
+            <w:szCs w:val="22"/>
+            <w:rtl/>
+          </w:rPr>
+          <w:t xml:space="preserve">1.3.4 المتطلبات غير الوظيفية</w:t>
+        </w:r>
+        <w:r>
+          <w:tab/>
+        </w:r>
+        <w:r>
+          <w:fldChar w:fldCharType="begin"/>
+        </w:r>
+        <w:r>
+          <w:instrText xml:space="preserve"> PAGEREF _Toc000017 \h </w:instrText>
+        </w:r>
+        <w:r>
+          <w:fldChar w:fldCharType="separate"/>
+        </w:r>
+        <w:r>
+          <w:rPr>
+            <w:rFonts w:ascii="Calibri" w:hAnsi="Calibri" w:cs="Calibri"/>
+            <w:sz w:val="22"/>
+            <w:szCs w:val="22"/>
+          </w:rPr>
+          <w:t xml:space="preserve"> </w:t>
+        </w:r>
+        <w:r>
+          <w:fldChar w:fldCharType="end"/>
+        </w:r>
+      </w:hyperlink>
     </w:p>
     <w:p>
       <w:pPr>
         <w:pStyle w:val="TOC3"/>
         <w:bidi/>
       </w:pPr>
-      <w:r>
-        <w:rPr>
-          <w:rFonts w:ascii="Calibri" w:hAnsi="Calibri" w:cs="Calibri"/>
-          <w:sz w:val="22"/>
-          <w:szCs w:val="22"/>
-          <w:rtl/>
-        </w:rPr>
-        <w:t xml:space="preserve">1.3.5 الخلفية النظرية</w:t>
-      </w:r>
+      <w:hyperlink w:anchor="_Toc000019" w:history="1">
+        <w:r>
+          <w:rPr>
+            <w:rFonts w:ascii="Calibri" w:hAnsi="Calibri" w:cs="Calibri"/>
+            <w:sz w:val="22"/>
+            <w:szCs w:val="22"/>
+            <w:rtl/>
+          </w:rPr>
+          <w:t xml:space="preserve">1.3.5 الخلفية النظرية</w:t>
+        </w:r>
+        <w:r>
+          <w:tab/>
+        </w:r>
+        <w:r>
+          <w:fldChar w:fldCharType="begin"/>
+        </w:r>
+        <w:r>
+          <w:instrText xml:space="preserve"> PAGEREF _Toc000019 \h </w:instrText>
+        </w:r>
+        <w:r>
+          <w:fldChar w:fldCharType="separate"/>
+        </w:r>
+        <w:r>
+          <w:rPr>
+            <w:rFonts w:ascii="Calibri" w:hAnsi="Calibri" w:cs="Calibri"/>
+            <w:sz w:val="22"/>
+            <w:szCs w:val="22"/>
+          </w:rPr>
+          <w:t xml:space="preserve"> </w:t>
+        </w:r>
+        <w:r>
+          <w:fldChar w:fldCharType="end"/>
+        </w:r>
+      </w:hyperlink>
     </w:p>
     <w:p>
       <w:pPr>
         <w:pStyle w:val="TOC3"/>
         <w:bidi/>
       </w:pPr>
-      <w:r>
-        <w:rPr>
-          <w:rFonts w:ascii="Calibri" w:hAnsi="Calibri" w:cs="Calibri"/>
-          <w:sz w:val="22"/>
-          <w:szCs w:val="22"/>
-          <w:rtl/>
-        </w:rPr>
-        <w:t xml:space="preserve">1.3.6 حلول مشابهة</w:t>
-      </w:r>
+      <w:hyperlink w:anchor="_Toc000020" w:history="1">
+        <w:r>
+          <w:rPr>
+            <w:rFonts w:ascii="Calibri" w:hAnsi="Calibri" w:cs="Calibri"/>
+            <w:sz w:val="22"/>
+            <w:szCs w:val="22"/>
+            <w:rtl/>
+          </w:rPr>
+          <w:t xml:space="preserve">1.3.6 حلول مشابهة</w:t>
+        </w:r>
+        <w:r>
+          <w:tab/>
+        </w:r>
+        <w:r>
+          <w:fldChar w:fldCharType="begin"/>
+        </w:r>
+        <w:r>
+          <w:instrText xml:space="preserve"> PAGEREF _Toc000020 \h </w:instrText>
+        </w:r>
+        <w:r>
+          <w:fldChar w:fldCharType="separate"/>
+        </w:r>
+        <w:r>
+          <w:rPr>
+            <w:rFonts w:ascii="Calibri" w:hAnsi="Calibri" w:cs="Calibri"/>
+            <w:sz w:val="22"/>
+            <w:szCs w:val="22"/>
+          </w:rPr>
+          <w:t xml:space="preserve"> </w:t>
+        </w:r>
+        <w:r>
+          <w:fldChar w:fldCharType="end"/>
+        </w:r>
+      </w:hyperlink>
     </w:p>
     <w:p>
       <w:pPr>
         <w:pStyle w:val="TOC1"/>
         <w:bidi/>
       </w:pPr>
-      <w:r>
-        <w:rPr>
-          <w:rFonts w:ascii="Calibri" w:hAnsi="Calibri" w:cs="Calibri"/>
-          <w:sz w:val="22"/>
-          <w:szCs w:val="22"/>
-          <w:rtl/>
-        </w:rPr>
-        <w:t xml:space="preserve">الفصل الثاني: تنفيذ المشروع</w:t>
-      </w:r>
+      <w:hyperlink w:anchor="_Toc000021" w:history="1">
+        <w:r>
+          <w:rPr>
+            <w:rFonts w:ascii="Calibri" w:hAnsi="Calibri" w:cs="Calibri"/>
+            <w:sz w:val="22"/>
+            <w:szCs w:val="22"/>
+            <w:rtl/>
+          </w:rPr>
+          <w:t xml:space="preserve">الفصل الثاني: تنفيذ المشروع</w:t>
+        </w:r>
+        <w:r>
+          <w:tab/>
+        </w:r>
+        <w:r>
+          <w:fldChar w:fldCharType="begin"/>
+        </w:r>
+        <w:r>
+          <w:instrText xml:space="preserve"> PAGEREF _Toc000021 \h </w:instrText>
+        </w:r>
+        <w:r>
+          <w:fldChar w:fldCharType="separate"/>
+        </w:r>
+        <w:r>
+          <w:rPr>
+            <w:rFonts w:ascii="Calibri" w:hAnsi="Calibri" w:cs="Calibri"/>
+            <w:sz w:val="22"/>
+            <w:szCs w:val="22"/>
+          </w:rPr>
+          <w:t xml:space="preserve"> </w:t>
+        </w:r>
+        <w:r>
+          <w:fldChar w:fldCharType="end"/>
+        </w:r>
+      </w:hyperlink>
     </w:p>
     <w:p>
       <w:pPr>
         <w:pStyle w:val="TOC2"/>
         <w:bidi/>
       </w:pPr>
-      <w:r>
-        <w:rPr>
-          <w:rFonts w:ascii="Calibri" w:hAnsi="Calibri" w:cs="Calibri"/>
-          <w:sz w:val="22"/>
-          <w:szCs w:val="22"/>
-          <w:rtl/>
-        </w:rPr>
-        <w:t xml:space="preserve">2.1 التصميم</w:t>
-      </w:r>
+      <w:hyperlink w:anchor="_Toc000022" w:history="1">
+        <w:r>
+          <w:rPr>
+            <w:rFonts w:ascii="Calibri" w:hAnsi="Calibri" w:cs="Calibri"/>
+            <w:sz w:val="22"/>
+            <w:szCs w:val="22"/>
+            <w:rtl/>
+          </w:rPr>
+          <w:t xml:space="preserve">2.1 التصميم</w:t>
+        </w:r>
+        <w:r>
+          <w:tab/>
+        </w:r>
+        <w:r>
+          <w:fldChar w:fldCharType="begin"/>
+        </w:r>
+        <w:r>
+          <w:instrText xml:space="preserve"> PAGEREF _Toc000022 \h </w:instrText>
+        </w:r>
+        <w:r>
+          <w:fldChar w:fldCharType="separate"/>
+        </w:r>
+        <w:r>
+          <w:rPr>
+            <w:rFonts w:ascii="Calibri" w:hAnsi="Calibri" w:cs="Calibri"/>
+            <w:sz w:val="22"/>
+            <w:szCs w:val="22"/>
+          </w:rPr>
+          <w:t xml:space="preserve"> </w:t>
+        </w:r>
+        <w:r>
+          <w:fldChar w:fldCharType="end"/>
+        </w:r>
+      </w:hyperlink>
     </w:p>
     <w:p>
       <w:pPr>
         <w:pStyle w:val="TOC3"/>
         <w:bidi/>
       </w:pPr>
-      <w:r>
-        <w:rPr>
-          <w:rFonts w:ascii="Calibri" w:hAnsi="Calibri" w:cs="Calibri"/>
-          <w:sz w:val="22"/>
-          <w:szCs w:val="22"/>
-          <w:rtl/>
-        </w:rPr>
-        <w:t xml:space="preserve">2.1.1 البنية العامة للنظام</w:t>
-      </w:r>
+      <w:hyperlink w:anchor="_Toc000023" w:history="1">
+        <w:r>
+          <w:rPr>
+            <w:rFonts w:ascii="Calibri" w:hAnsi="Calibri" w:cs="Calibri"/>
+            <w:sz w:val="22"/>
+            <w:szCs w:val="22"/>
+            <w:rtl/>
+          </w:rPr>
+          <w:t xml:space="preserve">2.1.1 البنية العامة للنظام</w:t>
+        </w:r>
+        <w:r>
+          <w:tab/>
+        </w:r>
+        <w:r>
+          <w:fldChar w:fldCharType="begin"/>
+        </w:r>
+        <w:r>
+          <w:instrText xml:space="preserve"> PAGEREF _Toc000023 \h </w:instrText>
+        </w:r>
+        <w:r>
+          <w:fldChar w:fldCharType="separate"/>
+        </w:r>
+        <w:r>
+          <w:rPr>
+            <w:rFonts w:ascii="Calibri" w:hAnsi="Calibri" w:cs="Calibri"/>
+            <w:sz w:val="22"/>
+            <w:szCs w:val="22"/>
+          </w:rPr>
+          <w:t xml:space="preserve"> </w:t>
+        </w:r>
+        <w:r>
+          <w:fldChar w:fldCharType="end"/>
+        </w:r>
+      </w:hyperlink>
     </w:p>
     <w:p>
       <w:pPr>
         <w:pStyle w:val="TOC3"/>
         <w:bidi/>
       </w:pPr>
-      <w:r>
-        <w:rPr>
-          <w:rFonts w:ascii="Calibri" w:hAnsi="Calibri" w:cs="Calibri"/>
-          <w:sz w:val="22"/>
-          <w:szCs w:val="22"/>
-          <w:rtl/>
-        </w:rPr>
-        <w:t xml:space="preserve">2.1.2 تصميم قاعدة البيانات</w:t>
-      </w:r>
+      <w:hyperlink w:anchor="_Toc000025" w:history="1">
+        <w:r>
+          <w:rPr>
+            <w:rFonts w:ascii="Calibri" w:hAnsi="Calibri" w:cs="Calibri"/>
+            <w:sz w:val="22"/>
+            <w:szCs w:val="22"/>
+            <w:rtl/>
+          </w:rPr>
+          <w:t xml:space="preserve">2.1.2 تصميم قاعدة البيانات</w:t>
+        </w:r>
+        <w:r>
+          <w:tab/>
+        </w:r>
+        <w:r>
+          <w:fldChar w:fldCharType="begin"/>
+        </w:r>
+        <w:r>
+          <w:instrText xml:space="preserve"> PAGEREF _Toc000025 \h </w:instrText>
+        </w:r>
+        <w:r>
+          <w:fldChar w:fldCharType="separate"/>
+        </w:r>
+        <w:r>
+          <w:rPr>
+            <w:rFonts w:ascii="Calibri" w:hAnsi="Calibri" w:cs="Calibri"/>
+            <w:sz w:val="22"/>
+            <w:szCs w:val="22"/>
+          </w:rPr>
+          <w:t xml:space="preserve"> </w:t>
+        </w:r>
+        <w:r>
+          <w:fldChar w:fldCharType="end"/>
+        </w:r>
+      </w:hyperlink>
     </w:p>
     <w:p>
       <w:pPr>
         <w:pStyle w:val="TOC3"/>
         <w:bidi/>
       </w:pPr>
-      <w:r>
-        <w:rPr>
-          <w:rFonts w:ascii="Calibri" w:hAnsi="Calibri" w:cs="Calibri"/>
-          <w:sz w:val="22"/>
-          <w:szCs w:val="22"/>
-          <w:rtl/>
-        </w:rPr>
-        <w:t xml:space="preserve">2.1.3 دورة حياة البلاغ</w:t>
-      </w:r>
+      <w:hyperlink w:anchor="_Toc000028" w:history="1">
+        <w:r>
+          <w:rPr>
+            <w:rFonts w:ascii="Calibri" w:hAnsi="Calibri" w:cs="Calibri"/>
+            <w:sz w:val="22"/>
+            <w:szCs w:val="22"/>
+            <w:rtl/>
+          </w:rPr>
+          <w:t xml:space="preserve">2.1.3 دورة حياة البلاغ</w:t>
+        </w:r>
+        <w:r>
+          <w:tab/>
+        </w:r>
+        <w:r>
+          <w:fldChar w:fldCharType="begin"/>
+        </w:r>
+        <w:r>
+          <w:instrText xml:space="preserve"> PAGEREF _Toc000028 \h </w:instrText>
+        </w:r>
+        <w:r>
+          <w:fldChar w:fldCharType="separate"/>
+        </w:r>
+        <w:r>
+          <w:rPr>
+            <w:rFonts w:ascii="Calibri" w:hAnsi="Calibri" w:cs="Calibri"/>
+            <w:sz w:val="22"/>
+            <w:szCs w:val="22"/>
+          </w:rPr>
+          <w:t xml:space="preserve"> </w:t>
+        </w:r>
+        <w:r>
+          <w:fldChar w:fldCharType="end"/>
+        </w:r>
+      </w:hyperlink>
     </w:p>
     <w:p>
       <w:pPr>
         <w:pStyle w:val="TOC3"/>
         <w:bidi/>
       </w:pPr>
-      <w:r>
-        <w:rPr>
-          <w:rFonts w:ascii="Calibri" w:hAnsi="Calibri" w:cs="Calibri"/>
-          <w:sz w:val="22"/>
-          <w:szCs w:val="22"/>
-          <w:rtl/>
-        </w:rPr>
-        <w:t xml:space="preserve">2.1.4 حالات الاستخدام لكل دور</w:t>
-      </w:r>
+      <w:hyperlink w:anchor="_Toc000031" w:history="1">
+        <w:r>
+          <w:rPr>
+            <w:rFonts w:ascii="Calibri" w:hAnsi="Calibri" w:cs="Calibri"/>
+            <w:sz w:val="22"/>
+            <w:szCs w:val="22"/>
+            <w:rtl/>
+          </w:rPr>
+          <w:t xml:space="preserve">2.1.4 حالات الاستخدام لكل دور</w:t>
+        </w:r>
+        <w:r>
+          <w:tab/>
+        </w:r>
+        <w:r>
+          <w:fldChar w:fldCharType="begin"/>
+        </w:r>
+        <w:r>
+          <w:instrText xml:space="preserve"> PAGEREF _Toc000031 \h </w:instrText>
+        </w:r>
+        <w:r>
+          <w:fldChar w:fldCharType="separate"/>
+        </w:r>
+        <w:r>
+          <w:rPr>
+            <w:rFonts w:ascii="Calibri" w:hAnsi="Calibri" w:cs="Calibri"/>
+            <w:sz w:val="22"/>
+            <w:szCs w:val="22"/>
+          </w:rPr>
+          <w:t xml:space="preserve"> </w:t>
+        </w:r>
+        <w:r>
+          <w:fldChar w:fldCharType="end"/>
+        </w:r>
+      </w:hyperlink>
     </w:p>
     <w:p>
       <w:pPr>
         <w:pStyle w:val="TOC3"/>
         <w:bidi/>
       </w:pPr>
-      <w:r>
-        <w:rPr>
-          <w:rFonts w:ascii="Calibri" w:hAnsi="Calibri" w:cs="Calibri"/>
-          <w:sz w:val="22"/>
-          <w:szCs w:val="22"/>
-          <w:rtl/>
-        </w:rPr>
-        <w:t xml:space="preserve">2.1.5 تصميم عملية تقديم البلاغ</w:t>
-      </w:r>
+      <w:hyperlink w:anchor="_Toc000033" w:history="1">
+        <w:r>
+          <w:rPr>
+            <w:rFonts w:ascii="Calibri" w:hAnsi="Calibri" w:cs="Calibri"/>
+            <w:sz w:val="22"/>
+            <w:szCs w:val="22"/>
+            <w:rtl/>
+          </w:rPr>
+          <w:t xml:space="preserve">2.1.5 تصميم عملية تقديم البلاغ</w:t>
+        </w:r>
+        <w:r>
+          <w:tab/>
+        </w:r>
+        <w:r>
+          <w:fldChar w:fldCharType="begin"/>
+        </w:r>
+        <w:r>
+          <w:instrText xml:space="preserve"> PAGEREF _Toc000033 \h </w:instrText>
+        </w:r>
+        <w:r>
+          <w:fldChar w:fldCharType="separate"/>
+        </w:r>
+        <w:r>
+          <w:rPr>
+            <w:rFonts w:ascii="Calibri" w:hAnsi="Calibri" w:cs="Calibri"/>
+            <w:sz w:val="22"/>
+            <w:szCs w:val="22"/>
+          </w:rPr>
+          <w:t xml:space="preserve"> </w:t>
+        </w:r>
+        <w:r>
+          <w:fldChar w:fldCharType="end"/>
+        </w:r>
+      </w:hyperlink>
     </w:p>
     <w:p>
       <w:pPr>
         <w:pStyle w:val="TOC3"/>
         <w:bidi/>
       </w:pPr>
-      <w:r>
-        <w:rPr>
-          <w:rFonts w:ascii="Calibri" w:hAnsi="Calibri" w:cs="Calibri"/>
-          <w:sz w:val="22"/>
-          <w:szCs w:val="22"/>
-          <w:rtl/>
-        </w:rPr>
-        <w:t xml:space="preserve">2.1.6 تصميم الأمان</w:t>
-      </w:r>
+      <w:hyperlink w:anchor="_Toc000035" w:history="1">
+        <w:r>
+          <w:rPr>
+            <w:rFonts w:ascii="Calibri" w:hAnsi="Calibri" w:cs="Calibri"/>
+            <w:sz w:val="22"/>
+            <w:szCs w:val="22"/>
+            <w:rtl/>
+          </w:rPr>
+          <w:t xml:space="preserve">2.1.6 تصميم الأمان</w:t>
+        </w:r>
+        <w:r>
+          <w:tab/>
+        </w:r>
+        <w:r>
+          <w:fldChar w:fldCharType="begin"/>
+        </w:r>
+        <w:r>
+          <w:instrText xml:space="preserve"> PAGEREF _Toc000035 \h </w:instrText>
+        </w:r>
+        <w:r>
+          <w:fldChar w:fldCharType="separate"/>
+        </w:r>
+        <w:r>
+          <w:rPr>
+            <w:rFonts w:ascii="Calibri" w:hAnsi="Calibri" w:cs="Calibri"/>
+            <w:sz w:val="22"/>
+            <w:szCs w:val="22"/>
+          </w:rPr>
+          <w:t xml:space="preserve"> </w:t>
+        </w:r>
+        <w:r>
+          <w:fldChar w:fldCharType="end"/>
+        </w:r>
+      </w:hyperlink>
     </w:p>
     <w:p>
       <w:pPr>
         <w:pStyle w:val="TOC3"/>
         <w:bidi/>
       </w:pPr>
-      <w:r>
-        <w:rPr>
-          <w:rFonts w:ascii="Calibri" w:hAnsi="Calibri" w:cs="Calibri"/>
-          <w:sz w:val="22"/>
-          <w:szCs w:val="22"/>
-          <w:rtl/>
-        </w:rPr>
-        <w:t xml:space="preserve">2.1.7 تصميم الواجهات</w:t>
-      </w:r>
+      <w:hyperlink w:anchor="_Toc000036" w:history="1">
+        <w:r>
+          <w:rPr>
+            <w:rFonts w:ascii="Calibri" w:hAnsi="Calibri" w:cs="Calibri"/>
+            <w:sz w:val="22"/>
+            <w:szCs w:val="22"/>
+            <w:rtl/>
+          </w:rPr>
+          <w:t xml:space="preserve">2.1.7 تصميم الواجهات</w:t>
+        </w:r>
+        <w:r>
+          <w:tab/>
+        </w:r>
+        <w:r>
+          <w:fldChar w:fldCharType="begin"/>
+        </w:r>
+        <w:r>
+          <w:instrText xml:space="preserve"> PAGEREF _Toc000036 \h </w:instrText>
+        </w:r>
+        <w:r>
+          <w:fldChar w:fldCharType="separate"/>
+        </w:r>
+        <w:r>
+          <w:rPr>
+            <w:rFonts w:ascii="Calibri" w:hAnsi="Calibri" w:cs="Calibri"/>
+            <w:sz w:val="22"/>
+            <w:szCs w:val="22"/>
+          </w:rPr>
+          <w:t xml:space="preserve"> </w:t>
+        </w:r>
+        <w:r>
+          <w:fldChar w:fldCharType="end"/>
+        </w:r>
+      </w:hyperlink>
     </w:p>
     <w:p>
       <w:pPr>
         <w:pStyle w:val="TOC2"/>
         <w:bidi/>
       </w:pPr>
-      <w:r>
-        <w:rPr>
-          <w:rFonts w:ascii="Calibri" w:hAnsi="Calibri" w:cs="Calibri"/>
-          <w:sz w:val="22"/>
-          <w:szCs w:val="22"/>
-          <w:rtl/>
-        </w:rPr>
-        <w:t xml:space="preserve">2.2 التنفيذ</w:t>
-      </w:r>
+      <w:hyperlink w:anchor="_Toc000038" w:history="1">
+        <w:r>
+          <w:rPr>
+            <w:rFonts w:ascii="Calibri" w:hAnsi="Calibri" w:cs="Calibri"/>
+            <w:sz w:val="22"/>
+            <w:szCs w:val="22"/>
+            <w:rtl/>
+          </w:rPr>
+          <w:t xml:space="preserve">2.2 التنفيذ</w:t>
+        </w:r>
+        <w:r>
+          <w:tab/>
+        </w:r>
+        <w:r>
+          <w:fldChar w:fldCharType="begin"/>
+        </w:r>
+        <w:r>
+          <w:instrText xml:space="preserve"> PAGEREF _Toc000038 \h </w:instrText>
+        </w:r>
+        <w:r>
+          <w:fldChar w:fldCharType="separate"/>
+        </w:r>
+        <w:r>
+          <w:rPr>
+            <w:rFonts w:ascii="Calibri" w:hAnsi="Calibri" w:cs="Calibri"/>
+            <w:sz w:val="22"/>
+            <w:szCs w:val="22"/>
+          </w:rPr>
+          <w:t xml:space="preserve"> </w:t>
+        </w:r>
+        <w:r>
+          <w:fldChar w:fldCharType="end"/>
+        </w:r>
+      </w:hyperlink>
     </w:p>
     <w:p>
       <w:pPr>
         <w:pStyle w:val="TOC3"/>
         <w:bidi/>
       </w:pPr>
-      <w:r>
-        <w:rPr>
-          <w:rFonts w:ascii="Calibri" w:hAnsi="Calibri" w:cs="Calibri"/>
-          <w:sz w:val="22"/>
-          <w:szCs w:val="22"/>
-          <w:rtl/>
-        </w:rPr>
-        <w:t xml:space="preserve">2.2.1 بيئة التطوير وسبب اختيارها</w:t>
-      </w:r>
+      <w:hyperlink w:anchor="_Toc000039" w:history="1">
+        <w:r>
+          <w:rPr>
+            <w:rFonts w:ascii="Calibri" w:hAnsi="Calibri" w:cs="Calibri"/>
+            <w:sz w:val="22"/>
+            <w:szCs w:val="22"/>
+            <w:rtl/>
+          </w:rPr>
+          <w:t xml:space="preserve">2.2.1 بيئة التطوير وسبب اختيارها</w:t>
+        </w:r>
+        <w:r>
+          <w:tab/>
+        </w:r>
+        <w:r>
+          <w:fldChar w:fldCharType="begin"/>
+        </w:r>
+        <w:r>
+          <w:instrText xml:space="preserve"> PAGEREF _Toc000039 \h </w:instrText>
+        </w:r>
+        <w:r>
+          <w:fldChar w:fldCharType="separate"/>
+        </w:r>
+        <w:r>
+          <w:rPr>
+            <w:rFonts w:ascii="Calibri" w:hAnsi="Calibri" w:cs="Calibri"/>
+            <w:sz w:val="22"/>
+            <w:szCs w:val="22"/>
+          </w:rPr>
+          <w:t xml:space="preserve"> </w:t>
+        </w:r>
+        <w:r>
+          <w:fldChar w:fldCharType="end"/>
+        </w:r>
+      </w:hyperlink>
     </w:p>
     <w:p>
       <w:pPr>
         <w:pStyle w:val="TOC3"/>
         <w:bidi/>
       </w:pPr>
-      <w:r>
-        <w:rPr>
-          <w:rFonts w:ascii="Calibri" w:hAnsi="Calibri" w:cs="Calibri"/>
-          <w:sz w:val="22"/>
-          <w:szCs w:val="22"/>
-          <w:rtl/>
-        </w:rPr>
-        <w:t xml:space="preserve">2.2.2 هيكلية ملفات المشروع</w:t>
-      </w:r>
+      <w:hyperlink w:anchor="_Toc000041" w:history="1">
+        <w:r>
+          <w:rPr>
+            <w:rFonts w:ascii="Calibri" w:hAnsi="Calibri" w:cs="Calibri"/>
+            <w:sz w:val="22"/>
+            <w:szCs w:val="22"/>
+            <w:rtl/>
+          </w:rPr>
+          <w:t xml:space="preserve">2.2.2 هيكلية ملفات المشروع</w:t>
+        </w:r>
+        <w:r>
+          <w:tab/>
+        </w:r>
+        <w:r>
+          <w:fldChar w:fldCharType="begin"/>
+        </w:r>
+        <w:r>
+          <w:instrText xml:space="preserve"> PAGEREF _Toc000041 \h </w:instrText>
+        </w:r>
+        <w:r>
+          <w:fldChar w:fldCharType="separate"/>
+        </w:r>
+        <w:r>
+          <w:rPr>
+            <w:rFonts w:ascii="Calibri" w:hAnsi="Calibri" w:cs="Calibri"/>
+            <w:sz w:val="22"/>
+            <w:szCs w:val="22"/>
+          </w:rPr>
+          <w:t xml:space="preserve"> </w:t>
+        </w:r>
+        <w:r>
+          <w:fldChar w:fldCharType="end"/>
+        </w:r>
+      </w:hyperlink>
     </w:p>
     <w:p>
       <w:pPr>
         <w:pStyle w:val="TOC3"/>
         <w:bidi/>
       </w:pPr>
-      <w:r>
-        <w:rPr>
-          <w:rFonts w:ascii="Calibri" w:hAnsi="Calibri" w:cs="Calibri"/>
-          <w:sz w:val="22"/>
-          <w:szCs w:val="22"/>
-          <w:rtl/>
-        </w:rPr>
-        <w:t xml:space="preserve">2.2.3 مراحل التطوير</w:t>
-      </w:r>
+      <w:hyperlink w:anchor="_Toc000042" w:history="1">
+        <w:r>
+          <w:rPr>
+            <w:rFonts w:ascii="Calibri" w:hAnsi="Calibri" w:cs="Calibri"/>
+            <w:sz w:val="22"/>
+            <w:szCs w:val="22"/>
+            <w:rtl/>
+          </w:rPr>
+          <w:t xml:space="preserve">2.2.3 مراحل التطوير</w:t>
+        </w:r>
+        <w:r>
+          <w:tab/>
+        </w:r>
+        <w:r>
+          <w:fldChar w:fldCharType="begin"/>
+        </w:r>
+        <w:r>
+          <w:instrText xml:space="preserve"> PAGEREF _Toc000042 \h </w:instrText>
+        </w:r>
+        <w:r>
+          <w:fldChar w:fldCharType="separate"/>
+        </w:r>
+        <w:r>
+          <w:rPr>
+            <w:rFonts w:ascii="Calibri" w:hAnsi="Calibri" w:cs="Calibri"/>
+            <w:sz w:val="22"/>
+            <w:szCs w:val="22"/>
+          </w:rPr>
+          <w:t xml:space="preserve"> </w:t>
+        </w:r>
+        <w:r>
+          <w:fldChar w:fldCharType="end"/>
+        </w:r>
+      </w:hyperlink>
     </w:p>
     <w:p>
       <w:pPr>
         <w:pStyle w:val="TOC3"/>
         <w:bidi/>
       </w:pPr>
-      <w:r>
-        <w:rPr>
-          <w:rFonts w:ascii="Calibri" w:hAnsi="Calibri" w:cs="Calibri"/>
-          <w:sz w:val="22"/>
-          <w:szCs w:val="22"/>
-          <w:rtl/>
-        </w:rPr>
-        <w:t xml:space="preserve">2.2.4 أمثلة من الكود البرمجي</w:t>
-      </w:r>
+      <w:hyperlink w:anchor="_Toc000043" w:history="1">
+        <w:r>
+          <w:rPr>
+            <w:rFonts w:ascii="Calibri" w:hAnsi="Calibri" w:cs="Calibri"/>
+            <w:sz w:val="22"/>
+            <w:szCs w:val="22"/>
+            <w:rtl/>
+          </w:rPr>
+          <w:t xml:space="preserve">2.2.4 أمثلة من الكود البرمجي</w:t>
+        </w:r>
+        <w:r>
+          <w:tab/>
+        </w:r>
+        <w:r>
+          <w:fldChar w:fldCharType="begin"/>
+        </w:r>
+        <w:r>
+          <w:instrText xml:space="preserve"> PAGEREF _Toc000043 \h </w:instrText>
+        </w:r>
+        <w:r>
+          <w:fldChar w:fldCharType="separate"/>
+        </w:r>
+        <w:r>
+          <w:rPr>
+            <w:rFonts w:ascii="Calibri" w:hAnsi="Calibri" w:cs="Calibri"/>
+            <w:sz w:val="22"/>
+            <w:szCs w:val="22"/>
+          </w:rPr>
+          <w:t xml:space="preserve"> </w:t>
+        </w:r>
+        <w:r>
+          <w:fldChar w:fldCharType="end"/>
+        </w:r>
+      </w:hyperlink>
     </w:p>
     <w:p>
       <w:pPr>
         <w:pStyle w:val="TOC3"/>
         <w:bidi/>
       </w:pPr>
-      <w:r>
-        <w:rPr>
-          <w:rFonts w:ascii="Calibri" w:hAnsi="Calibri" w:cs="Calibri"/>
-          <w:sz w:val="22"/>
-          <w:szCs w:val="22"/>
-          <w:rtl/>
-        </w:rPr>
-        <w:t xml:space="preserve">2.2.5 طبقة الذكاء الاصطناعي</w:t>
-      </w:r>
+      <w:hyperlink w:anchor="_Toc000044" w:history="1">
+        <w:r>
+          <w:rPr>
+            <w:rFonts w:ascii="Calibri" w:hAnsi="Calibri" w:cs="Calibri"/>
+            <w:sz w:val="22"/>
+            <w:szCs w:val="22"/>
+            <w:rtl/>
+          </w:rPr>
+          <w:t xml:space="preserve">2.2.5 طبقة الذكاء الاصطناعي</w:t>
+        </w:r>
+        <w:r>
+          <w:tab/>
+        </w:r>
+        <w:r>
+          <w:fldChar w:fldCharType="begin"/>
+        </w:r>
+        <w:r>
+          <w:instrText xml:space="preserve"> PAGEREF _Toc000044 \h </w:instrText>
+        </w:r>
+        <w:r>
+          <w:fldChar w:fldCharType="separate"/>
+        </w:r>
+        <w:r>
+          <w:rPr>
+            <w:rFonts w:ascii="Calibri" w:hAnsi="Calibri" w:cs="Calibri"/>
+            <w:sz w:val="22"/>
+            <w:szCs w:val="22"/>
+          </w:rPr>
+          <w:t xml:space="preserve"> </w:t>
+        </w:r>
+        <w:r>
+          <w:fldChar w:fldCharType="end"/>
+        </w:r>
+      </w:hyperlink>
     </w:p>
     <w:p>
       <w:pPr>
         <w:pStyle w:val="TOC3"/>
         <w:bidi/>
       </w:pPr>
-      <w:r>
-        <w:rPr>
-          <w:rFonts w:ascii="Calibri" w:hAnsi="Calibri" w:cs="Calibri"/>
-          <w:sz w:val="22"/>
-          <w:szCs w:val="22"/>
-          <w:rtl/>
-        </w:rPr>
-        <w:t xml:space="preserve">2.2.6 التشغيل والنشر</w:t>
-      </w:r>
+      <w:hyperlink w:anchor="_Toc000045" w:history="1">
+        <w:r>
+          <w:rPr>
+            <w:rFonts w:ascii="Calibri" w:hAnsi="Calibri" w:cs="Calibri"/>
+            <w:sz w:val="22"/>
+            <w:szCs w:val="22"/>
+            <w:rtl/>
+          </w:rPr>
+          <w:t xml:space="preserve">2.2.6 التشغيل والنشر</w:t>
+        </w:r>
+        <w:r>
+          <w:tab/>
+        </w:r>
+        <w:r>
+          <w:fldChar w:fldCharType="begin"/>
+        </w:r>
+        <w:r>
+          <w:instrText xml:space="preserve"> PAGEREF _Toc000045 \h </w:instrText>
+        </w:r>
+        <w:r>
+          <w:fldChar w:fldCharType="separate"/>
+        </w:r>
+        <w:r>
+          <w:rPr>
+            <w:rFonts w:ascii="Calibri" w:hAnsi="Calibri" w:cs="Calibri"/>
+            <w:sz w:val="22"/>
+            <w:szCs w:val="22"/>
+          </w:rPr>
+          <w:t xml:space="preserve"> </w:t>
+        </w:r>
+        <w:r>
+          <w:fldChar w:fldCharType="end"/>
+        </w:r>
+      </w:hyperlink>
     </w:p>
     <w:p>
       <w:pPr>
         <w:pStyle w:val="TOC1"/>
         <w:bidi/>
       </w:pPr>
-      <w:r>
-        <w:rPr>
-          <w:rFonts w:ascii="Calibri" w:hAnsi="Calibri" w:cs="Calibri"/>
-          <w:sz w:val="22"/>
-          <w:szCs w:val="22"/>
-          <w:rtl/>
-        </w:rPr>
-        <w:t xml:space="preserve">الفصل الثالث: مخرجات المشروع</w:t>
-      </w:r>
+      <w:hyperlink w:anchor="_Toc000046" w:history="1">
+        <w:r>
+          <w:rPr>
+            <w:rFonts w:ascii="Calibri" w:hAnsi="Calibri" w:cs="Calibri"/>
+            <w:sz w:val="22"/>
+            <w:szCs w:val="22"/>
+            <w:rtl/>
+          </w:rPr>
+          <w:t xml:space="preserve">الفصل الثالث: مخرجات المشروع</w:t>
+        </w:r>
+        <w:r>
+          <w:tab/>
+        </w:r>
+        <w:r>
+          <w:fldChar w:fldCharType="begin"/>
+        </w:r>
+        <w:r>
+          <w:instrText xml:space="preserve"> PAGEREF _Toc000046 \h </w:instrText>
+        </w:r>
+        <w:r>
+          <w:fldChar w:fldCharType="separate"/>
+        </w:r>
+        <w:r>
+          <w:rPr>
+            <w:rFonts w:ascii="Calibri" w:hAnsi="Calibri" w:cs="Calibri"/>
+            <w:sz w:val="22"/>
+            <w:szCs w:val="22"/>
+          </w:rPr>
+          <w:t xml:space="preserve"> </w:t>
+        </w:r>
+        <w:r>
+          <w:fldChar w:fldCharType="end"/>
+        </w:r>
+      </w:hyperlink>
     </w:p>
     <w:p>
       <w:pPr>
         <w:pStyle w:val="TOC2"/>
         <w:bidi/>
       </w:pPr>
-      <w:r>
-        <w:rPr>
-          <w:rFonts w:ascii="Calibri" w:hAnsi="Calibri" w:cs="Calibri"/>
-          <w:sz w:val="22"/>
-          <w:szCs w:val="22"/>
-          <w:rtl/>
-        </w:rPr>
-        <w:t xml:space="preserve">3.1 تحليل النتائج</w:t>
-      </w:r>
+      <w:hyperlink w:anchor="_Toc000047" w:history="1">
+        <w:r>
+          <w:rPr>
+            <w:rFonts w:ascii="Calibri" w:hAnsi="Calibri" w:cs="Calibri"/>
+            <w:sz w:val="22"/>
+            <w:szCs w:val="22"/>
+            <w:rtl/>
+          </w:rPr>
+          <w:t xml:space="preserve">3.1 تحليل النتائج</w:t>
+        </w:r>
+        <w:r>
+          <w:tab/>
+        </w:r>
+        <w:r>
+          <w:fldChar w:fldCharType="begin"/>
+        </w:r>
+        <w:r>
+          <w:instrText xml:space="preserve"> PAGEREF _Toc000047 \h </w:instrText>
+        </w:r>
+        <w:r>
+          <w:fldChar w:fldCharType="separate"/>
+        </w:r>
+        <w:r>
+          <w:rPr>
+            <w:rFonts w:ascii="Calibri" w:hAnsi="Calibri" w:cs="Calibri"/>
+            <w:sz w:val="22"/>
+            <w:szCs w:val="22"/>
+          </w:rPr>
+          <w:t xml:space="preserve"> </w:t>
+        </w:r>
+        <w:r>
+          <w:fldChar w:fldCharType="end"/>
+        </w:r>
+      </w:hyperlink>
     </w:p>
     <w:p>
       <w:pPr>
         <w:pStyle w:val="TOC3"/>
         <w:bidi/>
       </w:pPr>
-      <w:r>
-        <w:rPr>
-          <w:rFonts w:ascii="Calibri" w:hAnsi="Calibri" w:cs="Calibri"/>
-          <w:sz w:val="22"/>
-          <w:szCs w:val="22"/>
-          <w:rtl/>
-        </w:rPr>
-        <w:t xml:space="preserve">3.1.1 المخرجات الوظيفية</w:t>
-      </w:r>
+      <w:hyperlink w:anchor="_Toc000048" w:history="1">
+        <w:r>
+          <w:rPr>
+            <w:rFonts w:ascii="Calibri" w:hAnsi="Calibri" w:cs="Calibri"/>
+            <w:sz w:val="22"/>
+            <w:szCs w:val="22"/>
+            <w:rtl/>
+          </w:rPr>
+          <w:t xml:space="preserve">3.1.1 المخرجات الوظيفية</w:t>
+        </w:r>
+        <w:r>
+          <w:tab/>
+        </w:r>
+        <w:r>
+          <w:fldChar w:fldCharType="begin"/>
+        </w:r>
+        <w:r>
+          <w:instrText xml:space="preserve"> PAGEREF _Toc000048 \h </w:instrText>
+        </w:r>
+        <w:r>
+          <w:fldChar w:fldCharType="separate"/>
+        </w:r>
+        <w:r>
+          <w:rPr>
+            <w:rFonts w:ascii="Calibri" w:hAnsi="Calibri" w:cs="Calibri"/>
+            <w:sz w:val="22"/>
+            <w:szCs w:val="22"/>
+          </w:rPr>
+          <w:t xml:space="preserve"> </w:t>
+        </w:r>
+        <w:r>
+          <w:fldChar w:fldCharType="end"/>
+        </w:r>
+      </w:hyperlink>
     </w:p>
     <w:p>
       <w:pPr>
         <w:pStyle w:val="TOC3"/>
         <w:bidi/>
       </w:pPr>
-      <w:r>
-        <w:rPr>
-          <w:rFonts w:ascii="Calibri" w:hAnsi="Calibri" w:cs="Calibri"/>
-          <w:sz w:val="22"/>
-          <w:szCs w:val="22"/>
-          <w:rtl/>
-        </w:rPr>
-        <w:t xml:space="preserve">3.1.2 نتائج الاختبار</w:t>
-      </w:r>
+      <w:hyperlink w:anchor="_Toc000053" w:history="1">
+        <w:r>
+          <w:rPr>
+            <w:rFonts w:ascii="Calibri" w:hAnsi="Calibri" w:cs="Calibri"/>
+            <w:sz w:val="22"/>
+            <w:szCs w:val="22"/>
+            <w:rtl/>
+          </w:rPr>
+          <w:t xml:space="preserve">3.1.2 نتائج الاختبار</w:t>
+        </w:r>
+        <w:r>
+          <w:tab/>
+        </w:r>
+        <w:r>
+          <w:fldChar w:fldCharType="begin"/>
+        </w:r>
+        <w:r>
+          <w:instrText xml:space="preserve"> PAGEREF _Toc000053 \h </w:instrText>
+        </w:r>
+        <w:r>
+          <w:fldChar w:fldCharType="separate"/>
+        </w:r>
+        <w:r>
+          <w:rPr>
+            <w:rFonts w:ascii="Calibri" w:hAnsi="Calibri" w:cs="Calibri"/>
+            <w:sz w:val="22"/>
+            <w:szCs w:val="22"/>
+          </w:rPr>
+          <w:t xml:space="preserve"> </w:t>
+        </w:r>
+        <w:r>
+          <w:fldChar w:fldCharType="end"/>
+        </w:r>
+      </w:hyperlink>
     </w:p>
     <w:p>
       <w:pPr>
         <w:pStyle w:val="TOC3"/>
         <w:bidi/>
       </w:pPr>
-      <w:r>
-        <w:rPr>
-          <w:rFonts w:ascii="Calibri" w:hAnsi="Calibri" w:cs="Calibri"/>
-          <w:sz w:val="22"/>
-          <w:szCs w:val="22"/>
-          <w:rtl/>
-        </w:rPr>
-        <w:t xml:space="preserve">3.1.3 الأخطاء المكتشفة أثناء الاختبار وإصلاحها</w:t>
-      </w:r>
+      <w:hyperlink w:anchor="_Toc000056" w:history="1">
+        <w:r>
+          <w:rPr>
+            <w:rFonts w:ascii="Calibri" w:hAnsi="Calibri" w:cs="Calibri"/>
+            <w:sz w:val="22"/>
+            <w:szCs w:val="22"/>
+            <w:rtl/>
+          </w:rPr>
+          <w:t xml:space="preserve">3.1.3 الأخطاء المكتشفة أثناء الاختبار وإصلاحها</w:t>
+        </w:r>
+        <w:r>
+          <w:tab/>
+        </w:r>
+        <w:r>
+          <w:fldChar w:fldCharType="begin"/>
+        </w:r>
+        <w:r>
+          <w:instrText xml:space="preserve"> PAGEREF _Toc000056 \h </w:instrText>
+        </w:r>
+        <w:r>
+          <w:fldChar w:fldCharType="separate"/>
+        </w:r>
+        <w:r>
+          <w:rPr>
+            <w:rFonts w:ascii="Calibri" w:hAnsi="Calibri" w:cs="Calibri"/>
+            <w:sz w:val="22"/>
+            <w:szCs w:val="22"/>
+          </w:rPr>
+          <w:t xml:space="preserve"> </w:t>
+        </w:r>
+        <w:r>
+          <w:fldChar w:fldCharType="end"/>
+        </w:r>
+      </w:hyperlink>
     </w:p>
     <w:p>
       <w:pPr>
         <w:pStyle w:val="TOC3"/>
         <w:bidi/>
       </w:pPr>
-      <w:r>
-        <w:rPr>
-          <w:rFonts w:ascii="Calibri" w:hAnsi="Calibri" w:cs="Calibri"/>
-          <w:sz w:val="22"/>
-          <w:szCs w:val="22"/>
-          <w:rtl/>
-        </w:rPr>
-        <w:t xml:space="preserve">3.1.4 تحليل البيانات التجريبية</w:t>
-      </w:r>
+      <w:hyperlink w:anchor="_Toc000058" w:history="1">
+        <w:r>
+          <w:rPr>
+            <w:rFonts w:ascii="Calibri" w:hAnsi="Calibri" w:cs="Calibri"/>
+            <w:sz w:val="22"/>
+            <w:szCs w:val="22"/>
+            <w:rtl/>
+          </w:rPr>
+          <w:t xml:space="preserve">3.1.4 تحليل البيانات التجريبية</w:t>
+        </w:r>
+        <w:r>
+          <w:tab/>
+        </w:r>
+        <w:r>
+          <w:fldChar w:fldCharType="begin"/>
+        </w:r>
+        <w:r>
+          <w:instrText xml:space="preserve"> PAGEREF _Toc000058 \h </w:instrText>
+        </w:r>
+        <w:r>
+          <w:fldChar w:fldCharType="separate"/>
+        </w:r>
+        <w:r>
+          <w:rPr>
+            <w:rFonts w:ascii="Calibri" w:hAnsi="Calibri" w:cs="Calibri"/>
+            <w:sz w:val="22"/>
+            <w:szCs w:val="22"/>
+          </w:rPr>
+          <w:t xml:space="preserve"> </w:t>
+        </w:r>
+        <w:r>
+          <w:fldChar w:fldCharType="end"/>
+        </w:r>
+      </w:hyperlink>
     </w:p>
     <w:p>
       <w:pPr>
         <w:pStyle w:val="TOC3"/>
         <w:bidi/>
       </w:pPr>
-      <w:r>
-        <w:rPr>
-          <w:rFonts w:ascii="Calibri" w:hAnsi="Calibri" w:cs="Calibri"/>
-          <w:sz w:val="22"/>
-          <w:szCs w:val="22"/>
-          <w:rtl/>
-        </w:rPr>
-        <w:t xml:space="preserve">3.1.5 تقييم تحقق الأهداف</w:t>
-      </w:r>
+      <w:hyperlink w:anchor="_Toc000060" w:history="1">
+        <w:r>
+          <w:rPr>
+            <w:rFonts w:ascii="Calibri" w:hAnsi="Calibri" w:cs="Calibri"/>
+            <w:sz w:val="22"/>
+            <w:szCs w:val="22"/>
+            <w:rtl/>
+          </w:rPr>
+          <w:t xml:space="preserve">3.1.5 تقييم تحقق الأهداف</w:t>
+        </w:r>
+        <w:r>
+          <w:tab/>
+        </w:r>
+        <w:r>
+          <w:fldChar w:fldCharType="begin"/>
+        </w:r>
+        <w:r>
+          <w:instrText xml:space="preserve"> PAGEREF _Toc000060 \h </w:instrText>
+        </w:r>
+        <w:r>
+          <w:fldChar w:fldCharType="separate"/>
+        </w:r>
+        <w:r>
+          <w:rPr>
+            <w:rFonts w:ascii="Calibri" w:hAnsi="Calibri" w:cs="Calibri"/>
+            <w:sz w:val="22"/>
+            <w:szCs w:val="22"/>
+          </w:rPr>
+          <w:t xml:space="preserve"> </w:t>
+        </w:r>
+        <w:r>
+          <w:fldChar w:fldCharType="end"/>
+        </w:r>
+      </w:hyperlink>
     </w:p>
     <w:p>
       <w:pPr>
         <w:pStyle w:val="TOC2"/>
         <w:bidi/>
       </w:pPr>
-      <w:r>
-        <w:rPr>
-          <w:rFonts w:ascii="Calibri" w:hAnsi="Calibri" w:cs="Calibri"/>
-          <w:sz w:val="22"/>
-          <w:szCs w:val="22"/>
-          <w:rtl/>
-        </w:rPr>
-        <w:t xml:space="preserve">3.2 الخلاصة</w:t>
-      </w:r>
+      <w:hyperlink w:anchor="_Toc000062" w:history="1">
+        <w:r>
+          <w:rPr>
+            <w:rFonts w:ascii="Calibri" w:hAnsi="Calibri" w:cs="Calibri"/>
+            <w:sz w:val="22"/>
+            <w:szCs w:val="22"/>
+            <w:rtl/>
+          </w:rPr>
+          <w:t xml:space="preserve">3.2 الخلاصة</w:t>
+        </w:r>
+        <w:r>
+          <w:tab/>
+        </w:r>
+        <w:r>
+          <w:fldChar w:fldCharType="begin"/>
+        </w:r>
+        <w:r>
+          <w:instrText xml:space="preserve"> PAGEREF _Toc000062 \h </w:instrText>
+        </w:r>
+        <w:r>
+          <w:fldChar w:fldCharType="separate"/>
+        </w:r>
+        <w:r>
+          <w:rPr>
+            <w:rFonts w:ascii="Calibri" w:hAnsi="Calibri" w:cs="Calibri"/>
+            <w:sz w:val="22"/>
+            <w:szCs w:val="22"/>
+          </w:rPr>
+          <w:t xml:space="preserve"> </w:t>
+        </w:r>
+        <w:r>
+          <w:fldChar w:fldCharType="end"/>
+        </w:r>
+      </w:hyperlink>
     </w:p>
     <w:p>
       <w:pPr>
         <w:pStyle w:val="TOC3"/>
         <w:bidi/>
       </w:pPr>
-      <w:r>
-        <w:rPr>
-          <w:rFonts w:ascii="Calibri" w:hAnsi="Calibri" w:cs="Calibri"/>
-          <w:sz w:val="22"/>
-          <w:szCs w:val="22"/>
-          <w:rtl/>
-        </w:rPr>
-        <w:t xml:space="preserve">قيود الحل الحالي</w:t>
-      </w:r>
+      <w:hyperlink w:anchor="_Toc000063" w:history="1">
+        <w:r>
+          <w:rPr>
+            <w:rFonts w:ascii="Calibri" w:hAnsi="Calibri" w:cs="Calibri"/>
+            <w:sz w:val="22"/>
+            <w:szCs w:val="22"/>
+            <w:rtl/>
+          </w:rPr>
+          <w:t xml:space="preserve">قيود الحل الحالي</w:t>
+        </w:r>
+        <w:r>
+          <w:tab/>
+        </w:r>
+        <w:r>
+          <w:fldChar w:fldCharType="begin"/>
+        </w:r>
+        <w:r>
+          <w:instrText xml:space="preserve"> PAGEREF _Toc000063 \h </w:instrText>
+        </w:r>
+        <w:r>
+          <w:fldChar w:fldCharType="separate"/>
+        </w:r>
+        <w:r>
+          <w:rPr>
+            <w:rFonts w:ascii="Calibri" w:hAnsi="Calibri" w:cs="Calibri"/>
+            <w:sz w:val="22"/>
+            <w:szCs w:val="22"/>
+          </w:rPr>
+          <w:t xml:space="preserve"> </w:t>
+        </w:r>
+        <w:r>
+          <w:fldChar w:fldCharType="end"/>
+        </w:r>
+      </w:hyperlink>
     </w:p>
     <w:p>
       <w:pPr>
         <w:pStyle w:val="TOC3"/>
         <w:bidi/>
       </w:pPr>
-      <w:r>
-        <w:rPr>
-          <w:rFonts w:ascii="Calibri" w:hAnsi="Calibri" w:cs="Calibri"/>
-          <w:sz w:val="22"/>
-          <w:szCs w:val="22"/>
-          <w:rtl/>
-        </w:rPr>
-        <w:t xml:space="preserve">التطويرات المستقبلية</w:t>
-      </w:r>
+      <w:hyperlink w:anchor="_Toc000064" w:history="1">
+        <w:r>
+          <w:rPr>
+            <w:rFonts w:ascii="Calibri" w:hAnsi="Calibri" w:cs="Calibri"/>
+            <w:sz w:val="22"/>
+            <w:szCs w:val="22"/>
+            <w:rtl/>
+          </w:rPr>
+          <w:t xml:space="preserve">التطويرات المستقبلية</w:t>
+        </w:r>
+        <w:r>
+          <w:tab/>
+        </w:r>
+        <w:r>
+          <w:fldChar w:fldCharType="begin"/>
+        </w:r>
+        <w:r>
+          <w:instrText xml:space="preserve"> PAGEREF _Toc000064 \h </w:instrText>
+        </w:r>
+        <w:r>
+          <w:fldChar w:fldCharType="separate"/>
+        </w:r>
+        <w:r>
+          <w:rPr>
+            <w:rFonts w:ascii="Calibri" w:hAnsi="Calibri" w:cs="Calibri"/>
+            <w:sz w:val="22"/>
+            <w:szCs w:val="22"/>
+          </w:rPr>
+          <w:t xml:space="preserve"> </w:t>
+        </w:r>
+        <w:r>
+          <w:fldChar w:fldCharType="end"/>
+        </w:r>
+      </w:hyperlink>
     </w:p>
     <w:p>
       <w:pPr>
         <w:pStyle w:val="TOC1"/>
         <w:bidi/>
       </w:pPr>
-      <w:r>
-        <w:rPr>
-          <w:rFonts w:ascii="Calibri" w:hAnsi="Calibri" w:cs="Calibri"/>
-          <w:sz w:val="22"/>
-          <w:szCs w:val="22"/>
-          <w:rtl/>
-        </w:rPr>
-        <w:t xml:space="preserve">قائمة المراجع</w:t>
-      </w:r>
+      <w:hyperlink w:anchor="_Toc000065" w:history="1">
+        <w:r>
+          <w:rPr>
+            <w:rFonts w:ascii="Calibri" w:hAnsi="Calibri" w:cs="Calibri"/>
+            <w:sz w:val="22"/>
+            <w:szCs w:val="22"/>
+            <w:rtl/>
+          </w:rPr>
+          <w:t xml:space="preserve">قائمة المراجع</w:t>
+        </w:r>
+        <w:r>
+          <w:tab/>
+        </w:r>
+        <w:r>
+          <w:fldChar w:fldCharType="begin"/>
+        </w:r>
+        <w:r>
+          <w:instrText xml:space="preserve"> PAGEREF _Toc000065 \h </w:instrText>
+        </w:r>
+        <w:r>
+          <w:fldChar w:fldCharType="separate"/>
+        </w:r>
+        <w:r>
+          <w:rPr>
+            <w:rFonts w:ascii="Calibri" w:hAnsi="Calibri" w:cs="Calibri"/>
+            <w:sz w:val="22"/>
+            <w:szCs w:val="22"/>
+          </w:rPr>
+          <w:t xml:space="preserve"> </w:t>
+        </w:r>
+        <w:r>
+          <w:fldChar w:fldCharType="end"/>
+        </w:r>
+      </w:hyperlink>
     </w:p>
     <w:p>
       <w:pPr>
         <w:pStyle w:val="TOC1"/>
         <w:bidi/>
       </w:pPr>
-      <w:r>
-        <w:rPr>
-          <w:rFonts w:ascii="Calibri" w:hAnsi="Calibri" w:cs="Calibri"/>
-          <w:sz w:val="22"/>
-          <w:szCs w:val="22"/>
-          <w:rtl/>
-        </w:rPr>
-        <w:t xml:space="preserve">الملاحق</w:t>
-      </w:r>
+      <w:hyperlink w:anchor="_Toc000066" w:history="1">
+        <w:r>
+          <w:rPr>
+            <w:rFonts w:ascii="Calibri" w:hAnsi="Calibri" w:cs="Calibri"/>
+            <w:sz w:val="22"/>
+            <w:szCs w:val="22"/>
+            <w:rtl/>
+          </w:rPr>
+          <w:t xml:space="preserve">الملاحق</w:t>
+        </w:r>
+        <w:r>
+          <w:tab/>
+        </w:r>
+        <w:r>
+          <w:fldChar w:fldCharType="begin"/>
+        </w:r>
+        <w:r>
+          <w:instrText xml:space="preserve"> PAGEREF _Toc000066 \h </w:instrText>
+        </w:r>
+        <w:r>
+          <w:fldChar w:fldCharType="separate"/>
+        </w:r>
+        <w:r>
+          <w:rPr>
+            <w:rFonts w:ascii="Calibri" w:hAnsi="Calibri" w:cs="Calibri"/>
+            <w:sz w:val="22"/>
+            <w:szCs w:val="22"/>
+          </w:rPr>
+          <w:t xml:space="preserve"> </w:t>
+        </w:r>
+        <w:r>
+          <w:fldChar w:fldCharType="end"/>
+        </w:r>
+      </w:hyperlink>
     </w:p>
     <w:p>
       <w:pPr>
         <w:pStyle w:val="TOC2"/>
         <w:bidi/>
       </w:pPr>
-      <w:r>
-        <w:rPr>
-          <w:rFonts w:ascii="Calibri" w:hAnsi="Calibri" w:cs="Calibri"/>
-          <w:sz w:val="22"/>
-          <w:szCs w:val="22"/>
-          <w:rtl/>
-        </w:rPr>
-        <w:t xml:space="preserve">ملحق (أ): لقطات شاشة من النظام</w:t>
-      </w:r>
+      <w:hyperlink w:anchor="_Toc000067" w:history="1">
+        <w:r>
+          <w:rPr>
+            <w:rFonts w:ascii="Calibri" w:hAnsi="Calibri" w:cs="Calibri"/>
+            <w:sz w:val="22"/>
+            <w:szCs w:val="22"/>
+            <w:rtl/>
+          </w:rPr>
+          <w:t xml:space="preserve">ملحق (أ): لقطات شاشة من النظام</w:t>
+        </w:r>
+        <w:r>
+          <w:tab/>
+        </w:r>
+        <w:r>
+          <w:fldChar w:fldCharType="begin"/>
+        </w:r>
+        <w:r>
+          <w:instrText xml:space="preserve"> PAGEREF _Toc000067 \h </w:instrText>
+        </w:r>
+        <w:r>
+          <w:fldChar w:fldCharType="separate"/>
+        </w:r>
+        <w:r>
+          <w:rPr>
+            <w:rFonts w:ascii="Calibri" w:hAnsi="Calibri" w:cs="Calibri"/>
+            <w:sz w:val="22"/>
+            <w:szCs w:val="22"/>
+          </w:rPr>
+          <w:t xml:space="preserve"> </w:t>
+        </w:r>
+        <w:r>
+          <w:fldChar w:fldCharType="end"/>
+        </w:r>
+      </w:hyperlink>
     </w:p>
     <w:p>
       <w:pPr>
         <w:pStyle w:val="TOC2"/>
         <w:bidi/>
       </w:pPr>
-      <w:r>
-        <w:rPr>
-          <w:rFonts w:ascii="Calibri" w:hAnsi="Calibri" w:cs="Calibri"/>
-          <w:sz w:val="22"/>
-          <w:szCs w:val="22"/>
-          <w:rtl/>
-        </w:rPr>
-        <w:t xml:space="preserve">ملحق (ب): قائمة صفحات النظام</w:t>
-      </w:r>
+      <w:hyperlink w:anchor="_Toc000077" w:history="1">
+        <w:r>
+          <w:rPr>
+            <w:rFonts w:ascii="Calibri" w:hAnsi="Calibri" w:cs="Calibri"/>
+            <w:sz w:val="22"/>
+            <w:szCs w:val="22"/>
+            <w:rtl/>
+          </w:rPr>
+          <w:t xml:space="preserve">ملحق (ب): قائمة صفحات النظام</w:t>
+        </w:r>
+        <w:r>
+          <w:tab/>
+        </w:r>
+        <w:r>
+          <w:fldChar w:fldCharType="begin"/>
+        </w:r>
+        <w:r>
+          <w:instrText xml:space="preserve"> PAGEREF _Toc000077 \h </w:instrText>
+        </w:r>
+        <w:r>
+          <w:fldChar w:fldCharType="separate"/>
+        </w:r>
+        <w:r>
+          <w:rPr>
+            <w:rFonts w:ascii="Calibri" w:hAnsi="Calibri" w:cs="Calibri"/>
+            <w:sz w:val="22"/>
+            <w:szCs w:val="22"/>
+          </w:rPr>
+          <w:t xml:space="preserve"> </w:t>
+        </w:r>
+        <w:r>
+          <w:fldChar w:fldCharType="end"/>
+        </w:r>
+      </w:hyperlink>
     </w:p>
     <w:p>
       <w:pPr>
         <w:pStyle w:val="TOC2"/>
         <w:bidi/>
       </w:pPr>
-      <w:r>
-        <w:rPr>
-          <w:rFonts w:ascii="Calibri" w:hAnsi="Calibri" w:cs="Calibri"/>
-          <w:sz w:val="22"/>
-          <w:szCs w:val="22"/>
-          <w:rtl/>
-        </w:rPr>
-        <w:t xml:space="preserve">ملحق (ج): أنواع المشاكل والأقسام المسؤولة</w:t>
-      </w:r>
+      <w:hyperlink w:anchor="_Toc000079" w:history="1">
+        <w:r>
+          <w:rPr>
+            <w:rFonts w:ascii="Calibri" w:hAnsi="Calibri" w:cs="Calibri"/>
+            <w:sz w:val="22"/>
+            <w:szCs w:val="22"/>
+            <w:rtl/>
+          </w:rPr>
+          <w:t xml:space="preserve">ملحق (ج): أنواع المشاكل والأقسام المسؤولة</w:t>
+        </w:r>
+        <w:r>
+          <w:tab/>
+        </w:r>
+        <w:r>
+          <w:fldChar w:fldCharType="begin"/>
+        </w:r>
+        <w:r>
+          <w:instrText xml:space="preserve"> PAGEREF _Toc000079 \h </w:instrText>
+        </w:r>
+        <w:r>
+          <w:fldChar w:fldCharType="separate"/>
+        </w:r>
+        <w:r>
+          <w:rPr>
+            <w:rFonts w:ascii="Calibri" w:hAnsi="Calibri" w:cs="Calibri"/>
+            <w:sz w:val="22"/>
+            <w:szCs w:val="22"/>
+          </w:rPr>
+          <w:t xml:space="preserve"> </w:t>
+        </w:r>
+        <w:r>
+          <w:fldChar w:fldCharType="end"/>
+        </w:r>
+      </w:hyperlink>
       <w:r>
         <w:fldChar w:fldCharType="end"/>
       </w:r>
@@ -1930,6 +3188,7 @@
         <w:pageBreakBefore/>
         <w:bidi/>
       </w:pPr>
+      <w:bookmarkStart w:id="82" w:name="_Toc000082"/>
       <w:r>
         <w:rPr>
           <w:rFonts w:ascii="Times New Roman" w:hAnsi="Times New Roman" w:cs="Times New Roman"/>
@@ -1937,6 +3196,7 @@
         </w:rPr>
         <w:t xml:space="preserve">قائمة الأشكال:</w:t>
       </w:r>
+      <w:bookmarkEnd w:id="82"/>
     </w:p>
     <w:p>
       <w:pPr>
@@ -1952,270 +3212,720 @@
       <w:r>
         <w:fldChar w:fldCharType="separate"/>
       </w:r>
-      <w:r>
-        <w:rPr>
-          <w:rFonts w:ascii="Times New Roman" w:hAnsi="Times New Roman" w:cs="Times New Roman"/>
-          <w:sz w:val="24"/>
-          <w:szCs w:val="24"/>
-          <w:rtl/>
-        </w:rPr>
-        <w:t xml:space="preserve">شكل (1): البنية العامة للنظام</w:t>
-      </w:r>
+      <w:hyperlink w:anchor="_Toc000024" w:history="1">
+        <w:r>
+          <w:rPr>
+            <w:rFonts w:ascii="Times New Roman" w:hAnsi="Times New Roman" w:cs="Times New Roman"/>
+            <w:sz w:val="24"/>
+            <w:szCs w:val="24"/>
+            <w:rtl/>
+          </w:rPr>
+          <w:t xml:space="preserve">شكل (1): البنية العامة للنظام</w:t>
+        </w:r>
+        <w:r>
+          <w:tab/>
+        </w:r>
+        <w:r>
+          <w:fldChar w:fldCharType="begin"/>
+        </w:r>
+        <w:r>
+          <w:instrText xml:space="preserve"> PAGEREF _Toc000024 \h </w:instrText>
+        </w:r>
+        <w:r>
+          <w:fldChar w:fldCharType="separate"/>
+        </w:r>
+        <w:r>
+          <w:rPr>
+            <w:rFonts w:ascii="Times New Roman" w:hAnsi="Times New Roman" w:cs="Times New Roman"/>
+            <w:sz w:val="24"/>
+            <w:szCs w:val="24"/>
+          </w:rPr>
+          <w:t xml:space="preserve"> </w:t>
+        </w:r>
+        <w:r>
+          <w:fldChar w:fldCharType="end"/>
+        </w:r>
+      </w:hyperlink>
     </w:p>
     <w:p>
       <w:pPr>
         <w:pStyle w:val="TOF"/>
         <w:bidi/>
       </w:pPr>
-      <w:r>
-        <w:rPr>
-          <w:rFonts w:ascii="Times New Roman" w:hAnsi="Times New Roman" w:cs="Times New Roman"/>
-          <w:sz w:val="24"/>
-          <w:szCs w:val="24"/>
-          <w:rtl/>
-        </w:rPr>
-        <w:t xml:space="preserve">شكل (2): مخطط الجداول الرئيسية في قاعدة البيانات</w:t>
-      </w:r>
+      <w:hyperlink w:anchor="_Toc000026" w:history="1">
+        <w:r>
+          <w:rPr>
+            <w:rFonts w:ascii="Times New Roman" w:hAnsi="Times New Roman" w:cs="Times New Roman"/>
+            <w:sz w:val="24"/>
+            <w:szCs w:val="24"/>
+            <w:rtl/>
+          </w:rPr>
+          <w:t xml:space="preserve">شكل (2): مخطط الجداول الرئيسية في قاعدة البيانات</w:t>
+        </w:r>
+        <w:r>
+          <w:tab/>
+        </w:r>
+        <w:r>
+          <w:fldChar w:fldCharType="begin"/>
+        </w:r>
+        <w:r>
+          <w:instrText xml:space="preserve"> PAGEREF _Toc000026 \h </w:instrText>
+        </w:r>
+        <w:r>
+          <w:fldChar w:fldCharType="separate"/>
+        </w:r>
+        <w:r>
+          <w:rPr>
+            <w:rFonts w:ascii="Times New Roman" w:hAnsi="Times New Roman" w:cs="Times New Roman"/>
+            <w:sz w:val="24"/>
+            <w:szCs w:val="24"/>
+          </w:rPr>
+          <w:t xml:space="preserve"> </w:t>
+        </w:r>
+        <w:r>
+          <w:fldChar w:fldCharType="end"/>
+        </w:r>
+      </w:hyperlink>
     </w:p>
     <w:p>
       <w:pPr>
         <w:pStyle w:val="TOF"/>
         <w:bidi/>
       </w:pPr>
-      <w:r>
-        <w:rPr>
-          <w:rFonts w:ascii="Times New Roman" w:hAnsi="Times New Roman" w:cs="Times New Roman"/>
-          <w:sz w:val="24"/>
-          <w:szCs w:val="24"/>
-          <w:rtl/>
-        </w:rPr>
-        <w:t xml:space="preserve">شكل (3): دورة حياة البلاغ وحالاته</w:t>
-      </w:r>
+      <w:hyperlink w:anchor="_Toc000029" w:history="1">
+        <w:r>
+          <w:rPr>
+            <w:rFonts w:ascii="Times New Roman" w:hAnsi="Times New Roman" w:cs="Times New Roman"/>
+            <w:sz w:val="24"/>
+            <w:szCs w:val="24"/>
+            <w:rtl/>
+          </w:rPr>
+          <w:t xml:space="preserve">شكل (3): دورة حياة البلاغ وحالاته</w:t>
+        </w:r>
+        <w:r>
+          <w:tab/>
+        </w:r>
+        <w:r>
+          <w:fldChar w:fldCharType="begin"/>
+        </w:r>
+        <w:r>
+          <w:instrText xml:space="preserve"> PAGEREF _Toc000029 \h </w:instrText>
+        </w:r>
+        <w:r>
+          <w:fldChar w:fldCharType="separate"/>
+        </w:r>
+        <w:r>
+          <w:rPr>
+            <w:rFonts w:ascii="Times New Roman" w:hAnsi="Times New Roman" w:cs="Times New Roman"/>
+            <w:sz w:val="24"/>
+            <w:szCs w:val="24"/>
+          </w:rPr>
+          <w:t xml:space="preserve"> </w:t>
+        </w:r>
+        <w:r>
+          <w:fldChar w:fldCharType="end"/>
+        </w:r>
+      </w:hyperlink>
     </w:p>
     <w:p>
       <w:pPr>
         <w:pStyle w:val="TOF"/>
         <w:bidi/>
       </w:pPr>
-      <w:r>
-        <w:rPr>
-          <w:rFonts w:ascii="Times New Roman" w:hAnsi="Times New Roman" w:cs="Times New Roman"/>
-          <w:sz w:val="24"/>
-          <w:szCs w:val="24"/>
-          <w:rtl/>
-        </w:rPr>
-        <w:t xml:space="preserve">شكل (4): حالات الاستخدام الرئيسية لكل دور</w:t>
-      </w:r>
+      <w:hyperlink w:anchor="_Toc000032" w:history="1">
+        <w:r>
+          <w:rPr>
+            <w:rFonts w:ascii="Times New Roman" w:hAnsi="Times New Roman" w:cs="Times New Roman"/>
+            <w:sz w:val="24"/>
+            <w:szCs w:val="24"/>
+            <w:rtl/>
+          </w:rPr>
+          <w:t xml:space="preserve">شكل (4): حالات الاستخدام الرئيسية لكل دور</w:t>
+        </w:r>
+        <w:r>
+          <w:tab/>
+        </w:r>
+        <w:r>
+          <w:fldChar w:fldCharType="begin"/>
+        </w:r>
+        <w:r>
+          <w:instrText xml:space="preserve"> PAGEREF _Toc000032 \h </w:instrText>
+        </w:r>
+        <w:r>
+          <w:fldChar w:fldCharType="separate"/>
+        </w:r>
+        <w:r>
+          <w:rPr>
+            <w:rFonts w:ascii="Times New Roman" w:hAnsi="Times New Roman" w:cs="Times New Roman"/>
+            <w:sz w:val="24"/>
+            <w:szCs w:val="24"/>
+          </w:rPr>
+          <w:t xml:space="preserve"> </w:t>
+        </w:r>
+        <w:r>
+          <w:fldChar w:fldCharType="end"/>
+        </w:r>
+      </w:hyperlink>
     </w:p>
     <w:p>
       <w:pPr>
         <w:pStyle w:val="TOF"/>
         <w:bidi/>
       </w:pPr>
-      <w:r>
-        <w:rPr>
-          <w:rFonts w:ascii="Times New Roman" w:hAnsi="Times New Roman" w:cs="Times New Roman"/>
-          <w:sz w:val="24"/>
-          <w:szCs w:val="24"/>
-          <w:rtl/>
-        </w:rPr>
-        <w:t xml:space="preserve">شكل (5): مخطط تدفق تقديم البلاغ</w:t>
-      </w:r>
+      <w:hyperlink w:anchor="_Toc000034" w:history="1">
+        <w:r>
+          <w:rPr>
+            <w:rFonts w:ascii="Times New Roman" w:hAnsi="Times New Roman" w:cs="Times New Roman"/>
+            <w:sz w:val="24"/>
+            <w:szCs w:val="24"/>
+            <w:rtl/>
+          </w:rPr>
+          <w:t xml:space="preserve">شكل (5): مخطط تدفق تقديم البلاغ</w:t>
+        </w:r>
+        <w:r>
+          <w:tab/>
+        </w:r>
+        <w:r>
+          <w:fldChar w:fldCharType="begin"/>
+        </w:r>
+        <w:r>
+          <w:instrText xml:space="preserve"> PAGEREF _Toc000034 \h </w:instrText>
+        </w:r>
+        <w:r>
+          <w:fldChar w:fldCharType="separate"/>
+        </w:r>
+        <w:r>
+          <w:rPr>
+            <w:rFonts w:ascii="Times New Roman" w:hAnsi="Times New Roman" w:cs="Times New Roman"/>
+            <w:sz w:val="24"/>
+            <w:szCs w:val="24"/>
+          </w:rPr>
+          <w:t xml:space="preserve"> </w:t>
+        </w:r>
+        <w:r>
+          <w:fldChar w:fldCharType="end"/>
+        </w:r>
+      </w:hyperlink>
     </w:p>
     <w:p>
       <w:pPr>
         <w:pStyle w:val="TOF"/>
         <w:bidi/>
       </w:pPr>
-      <w:r>
-        <w:rPr>
-          <w:rFonts w:ascii="Times New Roman" w:hAnsi="Times New Roman" w:cs="Times New Roman"/>
-          <w:sz w:val="24"/>
-          <w:szCs w:val="24"/>
-          <w:rtl/>
-        </w:rPr>
-        <w:t xml:space="preserve">شكل (6): شاشة إنشاء بلاغ — الخطوة الأولى: البلاغ السريع، ونوع المشكلة، وصورة المكان الإلزامية</w:t>
-      </w:r>
+      <w:hyperlink w:anchor="_Toc000050" w:history="1">
+        <w:r>
+          <w:rPr>
+            <w:rFonts w:ascii="Times New Roman" w:hAnsi="Times New Roman" w:cs="Times New Roman"/>
+            <w:sz w:val="24"/>
+            <w:szCs w:val="24"/>
+            <w:rtl/>
+          </w:rPr>
+          <w:t xml:space="preserve">شكل (6): شاشة إنشاء بلاغ — الخطوة الأولى: البلاغ السريع، ونوع المشكلة، وصورة المكان الإلزامية</w:t>
+        </w:r>
+        <w:r>
+          <w:tab/>
+        </w:r>
+        <w:r>
+          <w:fldChar w:fldCharType="begin"/>
+        </w:r>
+        <w:r>
+          <w:instrText xml:space="preserve"> PAGEREF _Toc000050 \h </w:instrText>
+        </w:r>
+        <w:r>
+          <w:fldChar w:fldCharType="separate"/>
+        </w:r>
+        <w:r>
+          <w:rPr>
+            <w:rFonts w:ascii="Times New Roman" w:hAnsi="Times New Roman" w:cs="Times New Roman"/>
+            <w:sz w:val="24"/>
+            <w:szCs w:val="24"/>
+          </w:rPr>
+          <w:t xml:space="preserve"> </w:t>
+        </w:r>
+        <w:r>
+          <w:fldChar w:fldCharType="end"/>
+        </w:r>
+      </w:hyperlink>
     </w:p>
     <w:p>
       <w:pPr>
         <w:pStyle w:val="TOF"/>
         <w:bidi/>
       </w:pPr>
-      <w:r>
-        <w:rPr>
-          <w:rFonts w:ascii="Times New Roman" w:hAnsi="Times New Roman" w:cs="Times New Roman"/>
-          <w:sz w:val="24"/>
-          <w:szCs w:val="24"/>
-          <w:rtl/>
-        </w:rPr>
-        <w:t xml:space="preserve">شكل (7): شاشة تفاصيل البلاغ للموظف مع أدوات المعالجة</w:t>
-      </w:r>
+      <w:hyperlink w:anchor="_Toc000051" w:history="1">
+        <w:r>
+          <w:rPr>
+            <w:rFonts w:ascii="Times New Roman" w:hAnsi="Times New Roman" w:cs="Times New Roman"/>
+            <w:sz w:val="24"/>
+            <w:szCs w:val="24"/>
+            <w:rtl/>
+          </w:rPr>
+          <w:t xml:space="preserve">شكل (7): شاشة تفاصيل البلاغ للموظف مع أدوات المعالجة</w:t>
+        </w:r>
+        <w:r>
+          <w:tab/>
+        </w:r>
+        <w:r>
+          <w:fldChar w:fldCharType="begin"/>
+        </w:r>
+        <w:r>
+          <w:instrText xml:space="preserve"> PAGEREF _Toc000051 \h </w:instrText>
+        </w:r>
+        <w:r>
+          <w:fldChar w:fldCharType="separate"/>
+        </w:r>
+        <w:r>
+          <w:rPr>
+            <w:rFonts w:ascii="Times New Roman" w:hAnsi="Times New Roman" w:cs="Times New Roman"/>
+            <w:sz w:val="24"/>
+            <w:szCs w:val="24"/>
+          </w:rPr>
+          <w:t xml:space="preserve"> </w:t>
+        </w:r>
+        <w:r>
+          <w:fldChar w:fldCharType="end"/>
+        </w:r>
+      </w:hyperlink>
     </w:p>
     <w:p>
       <w:pPr>
         <w:pStyle w:val="TOF"/>
         <w:bidi/>
       </w:pPr>
-      <w:r>
-        <w:rPr>
-          <w:rFonts w:ascii="Times New Roman" w:hAnsi="Times New Roman" w:cs="Times New Roman"/>
-          <w:sz w:val="24"/>
-          <w:szCs w:val="24"/>
-          <w:rtl/>
-        </w:rPr>
-        <w:t xml:space="preserve">شكل (8): لوحة المدير: مؤشرات الأداء والرسوم البيانية</w:t>
-      </w:r>
+      <w:hyperlink w:anchor="_Toc000052" w:history="1">
+        <w:r>
+          <w:rPr>
+            <w:rFonts w:ascii="Times New Roman" w:hAnsi="Times New Roman" w:cs="Times New Roman"/>
+            <w:sz w:val="24"/>
+            <w:szCs w:val="24"/>
+            <w:rtl/>
+          </w:rPr>
+          <w:t xml:space="preserve">شكل (8): لوحة المدير: مؤشرات الأداء والرسوم البيانية</w:t>
+        </w:r>
+        <w:r>
+          <w:tab/>
+        </w:r>
+        <w:r>
+          <w:fldChar w:fldCharType="begin"/>
+        </w:r>
+        <w:r>
+          <w:instrText xml:space="preserve"> PAGEREF _Toc000052 \h </w:instrText>
+        </w:r>
+        <w:r>
+          <w:fldChar w:fldCharType="separate"/>
+        </w:r>
+        <w:r>
+          <w:rPr>
+            <w:rFonts w:ascii="Times New Roman" w:hAnsi="Times New Roman" w:cs="Times New Roman"/>
+            <w:sz w:val="24"/>
+            <w:szCs w:val="24"/>
+          </w:rPr>
+          <w:t xml:space="preserve"> </w:t>
+        </w:r>
+        <w:r>
+          <w:fldChar w:fldCharType="end"/>
+        </w:r>
+      </w:hyperlink>
     </w:p>
     <w:p>
       <w:pPr>
         <w:pStyle w:val="TOF"/>
         <w:bidi/>
       </w:pPr>
-      <w:r>
-        <w:rPr>
-          <w:rFonts w:ascii="Times New Roman" w:hAnsi="Times New Roman" w:cs="Times New Roman"/>
-          <w:sz w:val="24"/>
-          <w:szCs w:val="24"/>
-          <w:rtl/>
-        </w:rPr>
-        <w:t xml:space="preserve">شكل (9): عدد الاختبارات الآلية الناجحة في كل مجموعة</w:t>
-      </w:r>
+      <w:hyperlink w:anchor="_Toc000055" w:history="1">
+        <w:r>
+          <w:rPr>
+            <w:rFonts w:ascii="Times New Roman" w:hAnsi="Times New Roman" w:cs="Times New Roman"/>
+            <w:sz w:val="24"/>
+            <w:szCs w:val="24"/>
+            <w:rtl/>
+          </w:rPr>
+          <w:t xml:space="preserve">شكل (9): عدد الاختبارات الآلية الناجحة في كل مجموعة</w:t>
+        </w:r>
+        <w:r>
+          <w:tab/>
+        </w:r>
+        <w:r>
+          <w:fldChar w:fldCharType="begin"/>
+        </w:r>
+        <w:r>
+          <w:instrText xml:space="preserve"> PAGEREF _Toc000055 \h </w:instrText>
+        </w:r>
+        <w:r>
+          <w:fldChar w:fldCharType="separate"/>
+        </w:r>
+        <w:r>
+          <w:rPr>
+            <w:rFonts w:ascii="Times New Roman" w:hAnsi="Times New Roman" w:cs="Times New Roman"/>
+            <w:sz w:val="24"/>
+            <w:szCs w:val="24"/>
+          </w:rPr>
+          <w:t xml:space="preserve"> </w:t>
+        </w:r>
+        <w:r>
+          <w:fldChar w:fldCharType="end"/>
+        </w:r>
+      </w:hyperlink>
     </w:p>
     <w:p>
       <w:pPr>
         <w:pStyle w:val="TOF"/>
         <w:bidi/>
       </w:pPr>
-      <w:r>
-        <w:rPr>
-          <w:rFonts w:ascii="Times New Roman" w:hAnsi="Times New Roman" w:cs="Times New Roman"/>
-          <w:sz w:val="24"/>
-          <w:szCs w:val="24"/>
-          <w:rtl/>
-        </w:rPr>
-        <w:t xml:space="preserve">شكل (10): الصفحة الرئيسية للمنصة</w:t>
-      </w:r>
+      <w:hyperlink w:anchor="_Toc000068" w:history="1">
+        <w:r>
+          <w:rPr>
+            <w:rFonts w:ascii="Times New Roman" w:hAnsi="Times New Roman" w:cs="Times New Roman"/>
+            <w:sz w:val="24"/>
+            <w:szCs w:val="24"/>
+            <w:rtl/>
+          </w:rPr>
+          <w:t xml:space="preserve">شكل (10): الصفحة الرئيسية للمنصة</w:t>
+        </w:r>
+        <w:r>
+          <w:tab/>
+        </w:r>
+        <w:r>
+          <w:fldChar w:fldCharType="begin"/>
+        </w:r>
+        <w:r>
+          <w:instrText xml:space="preserve"> PAGEREF _Toc000068 \h </w:instrText>
+        </w:r>
+        <w:r>
+          <w:fldChar w:fldCharType="separate"/>
+        </w:r>
+        <w:r>
+          <w:rPr>
+            <w:rFonts w:ascii="Times New Roman" w:hAnsi="Times New Roman" w:cs="Times New Roman"/>
+            <w:sz w:val="24"/>
+            <w:szCs w:val="24"/>
+          </w:rPr>
+          <w:t xml:space="preserve"> </w:t>
+        </w:r>
+        <w:r>
+          <w:fldChar w:fldCharType="end"/>
+        </w:r>
+      </w:hyperlink>
     </w:p>
     <w:p>
       <w:pPr>
         <w:pStyle w:val="TOF"/>
         <w:bidi/>
       </w:pPr>
-      <w:r>
-        <w:rPr>
-          <w:rFonts w:ascii="Times New Roman" w:hAnsi="Times New Roman" w:cs="Times New Roman"/>
-          <w:sz w:val="24"/>
-          <w:szCs w:val="24"/>
-          <w:rtl/>
-        </w:rPr>
-        <w:t xml:space="preserve">شكل (11): صفحة إنشاء حساب (للمواطنين فقط)</w:t>
-      </w:r>
+      <w:hyperlink w:anchor="_Toc000069" w:history="1">
+        <w:r>
+          <w:rPr>
+            <w:rFonts w:ascii="Times New Roman" w:hAnsi="Times New Roman" w:cs="Times New Roman"/>
+            <w:sz w:val="24"/>
+            <w:szCs w:val="24"/>
+            <w:rtl/>
+          </w:rPr>
+          <w:t xml:space="preserve">شكل (11): صفحة إنشاء حساب (للمواطنين فقط)</w:t>
+        </w:r>
+        <w:r>
+          <w:tab/>
+        </w:r>
+        <w:r>
+          <w:fldChar w:fldCharType="begin"/>
+        </w:r>
+        <w:r>
+          <w:instrText xml:space="preserve"> PAGEREF _Toc000069 \h </w:instrText>
+        </w:r>
+        <w:r>
+          <w:fldChar w:fldCharType="separate"/>
+        </w:r>
+        <w:r>
+          <w:rPr>
+            <w:rFonts w:ascii="Times New Roman" w:hAnsi="Times New Roman" w:cs="Times New Roman"/>
+            <w:sz w:val="24"/>
+            <w:szCs w:val="24"/>
+          </w:rPr>
+          <w:t xml:space="preserve"> </w:t>
+        </w:r>
+        <w:r>
+          <w:fldChar w:fldCharType="end"/>
+        </w:r>
+      </w:hyperlink>
     </w:p>
     <w:p>
       <w:pPr>
         <w:pStyle w:val="TOF"/>
         <w:bidi/>
       </w:pPr>
-      <w:r>
-        <w:rPr>
-          <w:rFonts w:ascii="Times New Roman" w:hAnsi="Times New Roman" w:cs="Times New Roman"/>
-          <w:sz w:val="24"/>
-          <w:szCs w:val="24"/>
-          <w:rtl/>
-        </w:rPr>
-        <w:t xml:space="preserve">شكل (12): لوحة المواطن</w:t>
-      </w:r>
+      <w:hyperlink w:anchor="_Toc000070" w:history="1">
+        <w:r>
+          <w:rPr>
+            <w:rFonts w:ascii="Times New Roman" w:hAnsi="Times New Roman" w:cs="Times New Roman"/>
+            <w:sz w:val="24"/>
+            <w:szCs w:val="24"/>
+            <w:rtl/>
+          </w:rPr>
+          <w:t xml:space="preserve">شكل (12): لوحة المواطن</w:t>
+        </w:r>
+        <w:r>
+          <w:tab/>
+        </w:r>
+        <w:r>
+          <w:fldChar w:fldCharType="begin"/>
+        </w:r>
+        <w:r>
+          <w:instrText xml:space="preserve"> PAGEREF _Toc000070 \h </w:instrText>
+        </w:r>
+        <w:r>
+          <w:fldChar w:fldCharType="separate"/>
+        </w:r>
+        <w:r>
+          <w:rPr>
+            <w:rFonts w:ascii="Times New Roman" w:hAnsi="Times New Roman" w:cs="Times New Roman"/>
+            <w:sz w:val="24"/>
+            <w:szCs w:val="24"/>
+          </w:rPr>
+          <w:t xml:space="preserve"> </w:t>
+        </w:r>
+        <w:r>
+          <w:fldChar w:fldCharType="end"/>
+        </w:r>
+      </w:hyperlink>
     </w:p>
     <w:p>
       <w:pPr>
         <w:pStyle w:val="TOF"/>
         <w:bidi/>
       </w:pPr>
-      <w:r>
-        <w:rPr>
-          <w:rFonts w:ascii="Times New Roman" w:hAnsi="Times New Roman" w:cs="Times New Roman"/>
-          <w:sz w:val="24"/>
-          <w:szCs w:val="24"/>
-          <w:rtl/>
-        </w:rPr>
-        <w:t xml:space="preserve">شكل (13): تفاصيل البلاغ للمواطن مع شريط التقدم والسجل الزمني</w:t>
-      </w:r>
+      <w:hyperlink w:anchor="_Toc000071" w:history="1">
+        <w:r>
+          <w:rPr>
+            <w:rFonts w:ascii="Times New Roman" w:hAnsi="Times New Roman" w:cs="Times New Roman"/>
+            <w:sz w:val="24"/>
+            <w:szCs w:val="24"/>
+            <w:rtl/>
+          </w:rPr>
+          <w:t xml:space="preserve">شكل (13): تفاصيل البلاغ للمواطن مع شريط التقدم والسجل الزمني</w:t>
+        </w:r>
+        <w:r>
+          <w:tab/>
+        </w:r>
+        <w:r>
+          <w:fldChar w:fldCharType="begin"/>
+        </w:r>
+        <w:r>
+          <w:instrText xml:space="preserve"> PAGEREF _Toc000071 \h </w:instrText>
+        </w:r>
+        <w:r>
+          <w:fldChar w:fldCharType="separate"/>
+        </w:r>
+        <w:r>
+          <w:rPr>
+            <w:rFonts w:ascii="Times New Roman" w:hAnsi="Times New Roman" w:cs="Times New Roman"/>
+            <w:sz w:val="24"/>
+            <w:szCs w:val="24"/>
+          </w:rPr>
+          <w:t xml:space="preserve"> </w:t>
+        </w:r>
+        <w:r>
+          <w:fldChar w:fldCharType="end"/>
+        </w:r>
+      </w:hyperlink>
     </w:p>
     <w:p>
       <w:pPr>
         <w:pStyle w:val="TOF"/>
         <w:bidi/>
       </w:pPr>
-      <w:r>
-        <w:rPr>
-          <w:rFonts w:ascii="Times New Roman" w:hAnsi="Times New Roman" w:cs="Times New Roman"/>
-          <w:sz w:val="24"/>
-          <w:szCs w:val="24"/>
-          <w:rtl/>
-        </w:rPr>
-        <w:t xml:space="preserve">شكل (14): إنشاء بلاغ على شاشة الهاتف</w:t>
-      </w:r>
+      <w:hyperlink w:anchor="_Toc000072" w:history="1">
+        <w:r>
+          <w:rPr>
+            <w:rFonts w:ascii="Times New Roman" w:hAnsi="Times New Roman" w:cs="Times New Roman"/>
+            <w:sz w:val="24"/>
+            <w:szCs w:val="24"/>
+            <w:rtl/>
+          </w:rPr>
+          <w:t xml:space="preserve">شكل (14): إنشاء بلاغ على شاشة الهاتف</w:t>
+        </w:r>
+        <w:r>
+          <w:tab/>
+        </w:r>
+        <w:r>
+          <w:fldChar w:fldCharType="begin"/>
+        </w:r>
+        <w:r>
+          <w:instrText xml:space="preserve"> PAGEREF _Toc000072 \h </w:instrText>
+        </w:r>
+        <w:r>
+          <w:fldChar w:fldCharType="separate"/>
+        </w:r>
+        <w:r>
+          <w:rPr>
+            <w:rFonts w:ascii="Times New Roman" w:hAnsi="Times New Roman" w:cs="Times New Roman"/>
+            <w:sz w:val="24"/>
+            <w:szCs w:val="24"/>
+          </w:rPr>
+          <w:t xml:space="preserve"> </w:t>
+        </w:r>
+        <w:r>
+          <w:fldChar w:fldCharType="end"/>
+        </w:r>
+      </w:hyperlink>
     </w:p>
     <w:p>
       <w:pPr>
         <w:pStyle w:val="TOF"/>
         <w:bidi/>
       </w:pPr>
-      <w:r>
-        <w:rPr>
-          <w:rFonts w:ascii="Times New Roman" w:hAnsi="Times New Roman" w:cs="Times New Roman"/>
-          <w:sz w:val="24"/>
-          <w:szCs w:val="24"/>
-          <w:rtl/>
-        </w:rPr>
-        <w:t xml:space="preserve">شكل (15): لوحة تحكم الموظف وجدول بلاغات القسم</w:t>
-      </w:r>
+      <w:hyperlink w:anchor="_Toc000073" w:history="1">
+        <w:r>
+          <w:rPr>
+            <w:rFonts w:ascii="Times New Roman" w:hAnsi="Times New Roman" w:cs="Times New Roman"/>
+            <w:sz w:val="24"/>
+            <w:szCs w:val="24"/>
+            <w:rtl/>
+          </w:rPr>
+          <w:t xml:space="preserve">شكل (15): لوحة تحكم الموظف وجدول بلاغات القسم</w:t>
+        </w:r>
+        <w:r>
+          <w:tab/>
+        </w:r>
+        <w:r>
+          <w:fldChar w:fldCharType="begin"/>
+        </w:r>
+        <w:r>
+          <w:instrText xml:space="preserve"> PAGEREF _Toc000073 \h </w:instrText>
+        </w:r>
+        <w:r>
+          <w:fldChar w:fldCharType="separate"/>
+        </w:r>
+        <w:r>
+          <w:rPr>
+            <w:rFonts w:ascii="Times New Roman" w:hAnsi="Times New Roman" w:cs="Times New Roman"/>
+            <w:sz w:val="24"/>
+            <w:szCs w:val="24"/>
+          </w:rPr>
+          <w:t xml:space="preserve"> </w:t>
+        </w:r>
+        <w:r>
+          <w:fldChar w:fldCharType="end"/>
+        </w:r>
+      </w:hyperlink>
     </w:p>
     <w:p>
       <w:pPr>
         <w:pStyle w:val="TOF"/>
         <w:bidi/>
       </w:pPr>
-      <w:r>
-        <w:rPr>
-          <w:rFonts w:ascii="Times New Roman" w:hAnsi="Times New Roman" w:cs="Times New Roman"/>
-          <w:sz w:val="24"/>
-          <w:szCs w:val="24"/>
-          <w:rtl/>
-        </w:rPr>
-        <w:t xml:space="preserve">شكل (16): أداة المشاكل المتكررة</w:t>
-      </w:r>
+      <w:hyperlink w:anchor="_Toc000074" w:history="1">
+        <w:r>
+          <w:rPr>
+            <w:rFonts w:ascii="Times New Roman" w:hAnsi="Times New Roman" w:cs="Times New Roman"/>
+            <w:sz w:val="24"/>
+            <w:szCs w:val="24"/>
+            <w:rtl/>
+          </w:rPr>
+          <w:t xml:space="preserve">شكل (16): أداة المشاكل المتكررة</w:t>
+        </w:r>
+        <w:r>
+          <w:tab/>
+        </w:r>
+        <w:r>
+          <w:fldChar w:fldCharType="begin"/>
+        </w:r>
+        <w:r>
+          <w:instrText xml:space="preserve"> PAGEREF _Toc000074 \h </w:instrText>
+        </w:r>
+        <w:r>
+          <w:fldChar w:fldCharType="separate"/>
+        </w:r>
+        <w:r>
+          <w:rPr>
+            <w:rFonts w:ascii="Times New Roman" w:hAnsi="Times New Roman" w:cs="Times New Roman"/>
+            <w:sz w:val="24"/>
+            <w:szCs w:val="24"/>
+          </w:rPr>
+          <w:t xml:space="preserve"> </w:t>
+        </w:r>
+        <w:r>
+          <w:fldChar w:fldCharType="end"/>
+        </w:r>
+      </w:hyperlink>
     </w:p>
     <w:p>
       <w:pPr>
         <w:pStyle w:val="TOF"/>
         <w:bidi/>
       </w:pPr>
-      <w:r>
-        <w:rPr>
-          <w:rFonts w:ascii="Times New Roman" w:hAnsi="Times New Roman" w:cs="Times New Roman"/>
-          <w:sz w:val="24"/>
-          <w:szCs w:val="24"/>
-          <w:rtl/>
-        </w:rPr>
-        <w:t xml:space="preserve">شكل (17): تحليل رضا المواطنين</w:t>
-      </w:r>
+      <w:hyperlink w:anchor="_Toc000075" w:history="1">
+        <w:r>
+          <w:rPr>
+            <w:rFonts w:ascii="Times New Roman" w:hAnsi="Times New Roman" w:cs="Times New Roman"/>
+            <w:sz w:val="24"/>
+            <w:szCs w:val="24"/>
+            <w:rtl/>
+          </w:rPr>
+          <w:t xml:space="preserve">شكل (17): تحليل رضا المواطنين</w:t>
+        </w:r>
+        <w:r>
+          <w:tab/>
+        </w:r>
+        <w:r>
+          <w:fldChar w:fldCharType="begin"/>
+        </w:r>
+        <w:r>
+          <w:instrText xml:space="preserve"> PAGEREF _Toc000075 \h </w:instrText>
+        </w:r>
+        <w:r>
+          <w:fldChar w:fldCharType="separate"/>
+        </w:r>
+        <w:r>
+          <w:rPr>
+            <w:rFonts w:ascii="Times New Roman" w:hAnsi="Times New Roman" w:cs="Times New Roman"/>
+            <w:sz w:val="24"/>
+            <w:szCs w:val="24"/>
+          </w:rPr>
+          <w:t xml:space="preserve"> </w:t>
+        </w:r>
+        <w:r>
+          <w:fldChar w:fldCharType="end"/>
+        </w:r>
+      </w:hyperlink>
     </w:p>
     <w:p>
       <w:pPr>
         <w:pStyle w:val="TOF"/>
         <w:bidi/>
       </w:pPr>
-      <w:r>
-        <w:rPr>
-          <w:rFonts w:ascii="Times New Roman" w:hAnsi="Times New Roman" w:cs="Times New Roman"/>
-          <w:sz w:val="24"/>
-          <w:szCs w:val="24"/>
-          <w:rtl/>
-        </w:rPr>
-        <w:t xml:space="preserve">شكل (18): إدارة الموظفين (المدير وحده يضيف الموظفين)</w:t>
-      </w:r>
+      <w:hyperlink w:anchor="_Toc000076" w:history="1">
+        <w:r>
+          <w:rPr>
+            <w:rFonts w:ascii="Times New Roman" w:hAnsi="Times New Roman" w:cs="Times New Roman"/>
+            <w:sz w:val="24"/>
+            <w:szCs w:val="24"/>
+            <w:rtl/>
+          </w:rPr>
+          <w:t xml:space="preserve">شكل (18): إدارة الموظفين (المدير وحده يضيف الموظفين)</w:t>
+        </w:r>
+        <w:r>
+          <w:tab/>
+        </w:r>
+        <w:r>
+          <w:fldChar w:fldCharType="begin"/>
+        </w:r>
+        <w:r>
+          <w:instrText xml:space="preserve"> PAGEREF _Toc000076 \h </w:instrText>
+        </w:r>
+        <w:r>
+          <w:fldChar w:fldCharType="separate"/>
+        </w:r>
+        <w:r>
+          <w:rPr>
+            <w:rFonts w:ascii="Times New Roman" w:hAnsi="Times New Roman" w:cs="Times New Roman"/>
+            <w:sz w:val="24"/>
+            <w:szCs w:val="24"/>
+          </w:rPr>
+          <w:t xml:space="preserve"> </w:t>
+        </w:r>
+        <w:r>
+          <w:fldChar w:fldCharType="end"/>
+        </w:r>
+      </w:hyperlink>
       <w:r>
         <w:fldChar w:fldCharType="end"/>
       </w:r>
@@ -2226,6 +3936,7 @@
         <w:pageBreakBefore/>
         <w:bidi/>
       </w:pPr>
+      <w:bookmarkStart w:id="83" w:name="_Toc000083"/>
       <w:r>
         <w:rPr>
           <w:rFonts w:ascii="Times New Roman" w:hAnsi="Times New Roman" w:cs="Times New Roman"/>
@@ -2233,6 +3944,7 @@
         </w:rPr>
         <w:t xml:space="preserve">قائمة الجداول:</w:t>
       </w:r>
+      <w:bookmarkEnd w:id="83"/>
     </w:p>
     <w:p>
       <w:pPr>
@@ -2248,225 +3960,600 @@
       <w:r>
         <w:fldChar w:fldCharType="separate"/>
       </w:r>
-      <w:r>
-        <w:rPr>
-          <w:rFonts w:ascii="Times New Roman" w:hAnsi="Times New Roman" w:cs="Times New Roman"/>
-          <w:sz w:val="24"/>
-          <w:szCs w:val="24"/>
-          <w:rtl/>
-        </w:rPr>
-        <w:t xml:space="preserve">جدول (1): الأهداف التفصيلية للمشروع ومؤشرات قياسها</w:t>
-      </w:r>
+      <w:hyperlink w:anchor="_Toc000009" w:history="1">
+        <w:r>
+          <w:rPr>
+            <w:rFonts w:ascii="Times New Roman" w:hAnsi="Times New Roman" w:cs="Times New Roman"/>
+            <w:sz w:val="24"/>
+            <w:szCs w:val="24"/>
+            <w:rtl/>
+          </w:rPr>
+          <w:t xml:space="preserve">جدول (1): الأهداف التفصيلية للمشروع ومؤشرات قياسها</w:t>
+        </w:r>
+        <w:r>
+          <w:tab/>
+        </w:r>
+        <w:r>
+          <w:fldChar w:fldCharType="begin"/>
+        </w:r>
+        <w:r>
+          <w:instrText xml:space="preserve"> PAGEREF _Toc000009 \h </w:instrText>
+        </w:r>
+        <w:r>
+          <w:fldChar w:fldCharType="separate"/>
+        </w:r>
+        <w:r>
+          <w:rPr>
+            <w:rFonts w:ascii="Times New Roman" w:hAnsi="Times New Roman" w:cs="Times New Roman"/>
+            <w:sz w:val="24"/>
+            <w:szCs w:val="24"/>
+          </w:rPr>
+          <w:t xml:space="preserve"> </w:t>
+        </w:r>
+        <w:r>
+          <w:fldChar w:fldCharType="end"/>
+        </w:r>
+      </w:hyperlink>
     </w:p>
     <w:p>
       <w:pPr>
         <w:pStyle w:val="TOF"/>
         <w:bidi/>
       </w:pPr>
-      <w:r>
-        <w:rPr>
-          <w:rFonts w:ascii="Times New Roman" w:hAnsi="Times New Roman" w:cs="Times New Roman"/>
-          <w:sz w:val="24"/>
-          <w:szCs w:val="24"/>
-          <w:rtl/>
-        </w:rPr>
-        <w:t xml:space="preserve">جدول (2): مشكلات الوضع الحالي والحلول المقترحة</w:t>
-      </w:r>
+      <w:hyperlink w:anchor="_Toc000013" w:history="1">
+        <w:r>
+          <w:rPr>
+            <w:rFonts w:ascii="Times New Roman" w:hAnsi="Times New Roman" w:cs="Times New Roman"/>
+            <w:sz w:val="24"/>
+            <w:szCs w:val="24"/>
+            <w:rtl/>
+          </w:rPr>
+          <w:t xml:space="preserve">جدول (2): مشكلات الوضع الحالي والحلول المقترحة</w:t>
+        </w:r>
+        <w:r>
+          <w:tab/>
+        </w:r>
+        <w:r>
+          <w:fldChar w:fldCharType="begin"/>
+        </w:r>
+        <w:r>
+          <w:instrText xml:space="preserve"> PAGEREF _Toc000013 \h </w:instrText>
+        </w:r>
+        <w:r>
+          <w:fldChar w:fldCharType="separate"/>
+        </w:r>
+        <w:r>
+          <w:rPr>
+            <w:rFonts w:ascii="Times New Roman" w:hAnsi="Times New Roman" w:cs="Times New Roman"/>
+            <w:sz w:val="24"/>
+            <w:szCs w:val="24"/>
+          </w:rPr>
+          <w:t xml:space="preserve"> </w:t>
+        </w:r>
+        <w:r>
+          <w:fldChar w:fldCharType="end"/>
+        </w:r>
+      </w:hyperlink>
     </w:p>
     <w:p>
       <w:pPr>
         <w:pStyle w:val="TOF"/>
         <w:bidi/>
       </w:pPr>
-      <w:r>
-        <w:rPr>
-          <w:rFonts w:ascii="Times New Roman" w:hAnsi="Times New Roman" w:cs="Times New Roman"/>
-          <w:sz w:val="24"/>
-          <w:szCs w:val="24"/>
-          <w:rtl/>
-        </w:rPr>
-        <w:t xml:space="preserve">جدول (3): أدوار المستخدمين وصلاحياتهم</w:t>
-      </w:r>
+      <w:hyperlink w:anchor="_Toc000015" w:history="1">
+        <w:r>
+          <w:rPr>
+            <w:rFonts w:ascii="Times New Roman" w:hAnsi="Times New Roman" w:cs="Times New Roman"/>
+            <w:sz w:val="24"/>
+            <w:szCs w:val="24"/>
+            <w:rtl/>
+          </w:rPr>
+          <w:t xml:space="preserve">جدول (3): أدوار المستخدمين وصلاحياتهم</w:t>
+        </w:r>
+        <w:r>
+          <w:tab/>
+        </w:r>
+        <w:r>
+          <w:fldChar w:fldCharType="begin"/>
+        </w:r>
+        <w:r>
+          <w:instrText xml:space="preserve"> PAGEREF _Toc000015 \h </w:instrText>
+        </w:r>
+        <w:r>
+          <w:fldChar w:fldCharType="separate"/>
+        </w:r>
+        <w:r>
+          <w:rPr>
+            <w:rFonts w:ascii="Times New Roman" w:hAnsi="Times New Roman" w:cs="Times New Roman"/>
+            <w:sz w:val="24"/>
+            <w:szCs w:val="24"/>
+          </w:rPr>
+          <w:t xml:space="preserve"> </w:t>
+        </w:r>
+        <w:r>
+          <w:fldChar w:fldCharType="end"/>
+        </w:r>
+      </w:hyperlink>
     </w:p>
     <w:p>
       <w:pPr>
         <w:pStyle w:val="TOF"/>
         <w:bidi/>
       </w:pPr>
-      <w:r>
-        <w:rPr>
-          <w:rFonts w:ascii="Times New Roman" w:hAnsi="Times New Roman" w:cs="Times New Roman"/>
-          <w:sz w:val="24"/>
-          <w:szCs w:val="24"/>
-          <w:rtl/>
-        </w:rPr>
-        <w:t xml:space="preserve">جدول (4): المتطلبات غير الوظيفية</w:t>
-      </w:r>
+      <w:hyperlink w:anchor="_Toc000018" w:history="1">
+        <w:r>
+          <w:rPr>
+            <w:rFonts w:ascii="Times New Roman" w:hAnsi="Times New Roman" w:cs="Times New Roman"/>
+            <w:sz w:val="24"/>
+            <w:szCs w:val="24"/>
+            <w:rtl/>
+          </w:rPr>
+          <w:t xml:space="preserve">جدول (4): المتطلبات غير الوظيفية</w:t>
+        </w:r>
+        <w:r>
+          <w:tab/>
+        </w:r>
+        <w:r>
+          <w:fldChar w:fldCharType="begin"/>
+        </w:r>
+        <w:r>
+          <w:instrText xml:space="preserve"> PAGEREF _Toc000018 \h </w:instrText>
+        </w:r>
+        <w:r>
+          <w:fldChar w:fldCharType="separate"/>
+        </w:r>
+        <w:r>
+          <w:rPr>
+            <w:rFonts w:ascii="Times New Roman" w:hAnsi="Times New Roman" w:cs="Times New Roman"/>
+            <w:sz w:val="24"/>
+            <w:szCs w:val="24"/>
+          </w:rPr>
+          <w:t xml:space="preserve"> </w:t>
+        </w:r>
+        <w:r>
+          <w:fldChar w:fldCharType="end"/>
+        </w:r>
+      </w:hyperlink>
     </w:p>
     <w:p>
       <w:pPr>
         <w:pStyle w:val="TOF"/>
         <w:bidi/>
       </w:pPr>
-      <w:r>
-        <w:rPr>
-          <w:rFonts w:ascii="Times New Roman" w:hAnsi="Times New Roman" w:cs="Times New Roman"/>
-          <w:sz w:val="24"/>
-          <w:szCs w:val="24"/>
-          <w:rtl/>
-        </w:rPr>
-        <w:t xml:space="preserve">جدول (5): الجداول الرئيسية في قاعدة البيانات</w:t>
-      </w:r>
+      <w:hyperlink w:anchor="_Toc000027" w:history="1">
+        <w:r>
+          <w:rPr>
+            <w:rFonts w:ascii="Times New Roman" w:hAnsi="Times New Roman" w:cs="Times New Roman"/>
+            <w:sz w:val="24"/>
+            <w:szCs w:val="24"/>
+            <w:rtl/>
+          </w:rPr>
+          <w:t xml:space="preserve">جدول (5): الجداول الرئيسية في قاعدة البيانات</w:t>
+        </w:r>
+        <w:r>
+          <w:tab/>
+        </w:r>
+        <w:r>
+          <w:fldChar w:fldCharType="begin"/>
+        </w:r>
+        <w:r>
+          <w:instrText xml:space="preserve"> PAGEREF _Toc000027 \h </w:instrText>
+        </w:r>
+        <w:r>
+          <w:fldChar w:fldCharType="separate"/>
+        </w:r>
+        <w:r>
+          <w:rPr>
+            <w:rFonts w:ascii="Times New Roman" w:hAnsi="Times New Roman" w:cs="Times New Roman"/>
+            <w:sz w:val="24"/>
+            <w:szCs w:val="24"/>
+          </w:rPr>
+          <w:t xml:space="preserve"> </w:t>
+        </w:r>
+        <w:r>
+          <w:fldChar w:fldCharType="end"/>
+        </w:r>
+      </w:hyperlink>
     </w:p>
     <w:p>
       <w:pPr>
         <w:pStyle w:val="TOF"/>
         <w:bidi/>
       </w:pPr>
-      <w:r>
-        <w:rPr>
-          <w:rFonts w:ascii="Times New Roman" w:hAnsi="Times New Roman" w:cs="Times New Roman"/>
-          <w:sz w:val="24"/>
-          <w:szCs w:val="24"/>
-          <w:rtl/>
-        </w:rPr>
-        <w:t xml:space="preserve">جدول (6): حالات البلاغ ومعناها</w:t>
-      </w:r>
+      <w:hyperlink w:anchor="_Toc000030" w:history="1">
+        <w:r>
+          <w:rPr>
+            <w:rFonts w:ascii="Times New Roman" w:hAnsi="Times New Roman" w:cs="Times New Roman"/>
+            <w:sz w:val="24"/>
+            <w:szCs w:val="24"/>
+            <w:rtl/>
+          </w:rPr>
+          <w:t xml:space="preserve">جدول (6): حالات البلاغ ومعناها</w:t>
+        </w:r>
+        <w:r>
+          <w:tab/>
+        </w:r>
+        <w:r>
+          <w:fldChar w:fldCharType="begin"/>
+        </w:r>
+        <w:r>
+          <w:instrText xml:space="preserve"> PAGEREF _Toc000030 \h </w:instrText>
+        </w:r>
+        <w:r>
+          <w:fldChar w:fldCharType="separate"/>
+        </w:r>
+        <w:r>
+          <w:rPr>
+            <w:rFonts w:ascii="Times New Roman" w:hAnsi="Times New Roman" w:cs="Times New Roman"/>
+            <w:sz w:val="24"/>
+            <w:szCs w:val="24"/>
+          </w:rPr>
+          <w:t xml:space="preserve"> </w:t>
+        </w:r>
+        <w:r>
+          <w:fldChar w:fldCharType="end"/>
+        </w:r>
+      </w:hyperlink>
     </w:p>
     <w:p>
       <w:pPr>
         <w:pStyle w:val="TOF"/>
         <w:bidi/>
       </w:pPr>
-      <w:r>
-        <w:rPr>
-          <w:rFonts w:ascii="Times New Roman" w:hAnsi="Times New Roman" w:cs="Times New Roman"/>
-          <w:sz w:val="24"/>
-          <w:szCs w:val="24"/>
-          <w:rtl/>
-        </w:rPr>
-        <w:t xml:space="preserve">جدول (7): توزيع صفحات النظام</w:t>
-      </w:r>
+      <w:hyperlink w:anchor="_Toc000037" w:history="1">
+        <w:r>
+          <w:rPr>
+            <w:rFonts w:ascii="Times New Roman" w:hAnsi="Times New Roman" w:cs="Times New Roman"/>
+            <w:sz w:val="24"/>
+            <w:szCs w:val="24"/>
+            <w:rtl/>
+          </w:rPr>
+          <w:t xml:space="preserve">جدول (7): توزيع صفحات النظام</w:t>
+        </w:r>
+        <w:r>
+          <w:tab/>
+        </w:r>
+        <w:r>
+          <w:fldChar w:fldCharType="begin"/>
+        </w:r>
+        <w:r>
+          <w:instrText xml:space="preserve"> PAGEREF _Toc000037 \h </w:instrText>
+        </w:r>
+        <w:r>
+          <w:fldChar w:fldCharType="separate"/>
+        </w:r>
+        <w:r>
+          <w:rPr>
+            <w:rFonts w:ascii="Times New Roman" w:hAnsi="Times New Roman" w:cs="Times New Roman"/>
+            <w:sz w:val="24"/>
+            <w:szCs w:val="24"/>
+          </w:rPr>
+          <w:t xml:space="preserve"> </w:t>
+        </w:r>
+        <w:r>
+          <w:fldChar w:fldCharType="end"/>
+        </w:r>
+      </w:hyperlink>
     </w:p>
     <w:p>
       <w:pPr>
         <w:pStyle w:val="TOF"/>
         <w:bidi/>
       </w:pPr>
-      <w:r>
-        <w:rPr>
-          <w:rFonts w:ascii="Times New Roman" w:hAnsi="Times New Roman" w:cs="Times New Roman"/>
-          <w:sz w:val="24"/>
-          <w:szCs w:val="24"/>
-          <w:rtl/>
-        </w:rPr>
-        <w:t xml:space="preserve">جدول (8): أدوات وتقنيات التطوير وسبب اختيارها</w:t>
-      </w:r>
+      <w:hyperlink w:anchor="_Toc000040" w:history="1">
+        <w:r>
+          <w:rPr>
+            <w:rFonts w:ascii="Times New Roman" w:hAnsi="Times New Roman" w:cs="Times New Roman"/>
+            <w:sz w:val="24"/>
+            <w:szCs w:val="24"/>
+            <w:rtl/>
+          </w:rPr>
+          <w:t xml:space="preserve">جدول (8): أدوات وتقنيات التطوير وسبب اختيارها</w:t>
+        </w:r>
+        <w:r>
+          <w:tab/>
+        </w:r>
+        <w:r>
+          <w:fldChar w:fldCharType="begin"/>
+        </w:r>
+        <w:r>
+          <w:instrText xml:space="preserve"> PAGEREF _Toc000040 \h </w:instrText>
+        </w:r>
+        <w:r>
+          <w:fldChar w:fldCharType="separate"/>
+        </w:r>
+        <w:r>
+          <w:rPr>
+            <w:rFonts w:ascii="Times New Roman" w:hAnsi="Times New Roman" w:cs="Times New Roman"/>
+            <w:sz w:val="24"/>
+            <w:szCs w:val="24"/>
+          </w:rPr>
+          <w:t xml:space="preserve"> </w:t>
+        </w:r>
+        <w:r>
+          <w:fldChar w:fldCharType="end"/>
+        </w:r>
+      </w:hyperlink>
     </w:p>
     <w:p>
       <w:pPr>
         <w:pStyle w:val="TOF"/>
         <w:bidi/>
       </w:pPr>
-      <w:r>
-        <w:rPr>
-          <w:rFonts w:ascii="Times New Roman" w:hAnsi="Times New Roman" w:cs="Times New Roman"/>
-          <w:sz w:val="24"/>
-          <w:szCs w:val="24"/>
-          <w:rtl/>
-        </w:rPr>
-        <w:t xml:space="preserve">جدول (9): حالة تنفيذ المتطلبات الوظيفية</w:t>
-      </w:r>
+      <w:hyperlink w:anchor="_Toc000049" w:history="1">
+        <w:r>
+          <w:rPr>
+            <w:rFonts w:ascii="Times New Roman" w:hAnsi="Times New Roman" w:cs="Times New Roman"/>
+            <w:sz w:val="24"/>
+            <w:szCs w:val="24"/>
+            <w:rtl/>
+          </w:rPr>
+          <w:t xml:space="preserve">جدول (9): حالة تنفيذ المتطلبات الوظيفية</w:t>
+        </w:r>
+        <w:r>
+          <w:tab/>
+        </w:r>
+        <w:r>
+          <w:fldChar w:fldCharType="begin"/>
+        </w:r>
+        <w:r>
+          <w:instrText xml:space="preserve"> PAGEREF _Toc000049 \h </w:instrText>
+        </w:r>
+        <w:r>
+          <w:fldChar w:fldCharType="separate"/>
+        </w:r>
+        <w:r>
+          <w:rPr>
+            <w:rFonts w:ascii="Times New Roman" w:hAnsi="Times New Roman" w:cs="Times New Roman"/>
+            <w:sz w:val="24"/>
+            <w:szCs w:val="24"/>
+          </w:rPr>
+          <w:t xml:space="preserve"> </w:t>
+        </w:r>
+        <w:r>
+          <w:fldChar w:fldCharType="end"/>
+        </w:r>
+      </w:hyperlink>
     </w:p>
     <w:p>
       <w:pPr>
         <w:pStyle w:val="TOF"/>
         <w:bidi/>
       </w:pPr>
-      <w:r>
-        <w:rPr>
-          <w:rFonts w:ascii="Times New Roman" w:hAnsi="Times New Roman" w:cs="Times New Roman"/>
-          <w:sz w:val="24"/>
-          <w:szCs w:val="24"/>
-          <w:rtl/>
-        </w:rPr>
-        <w:t xml:space="preserve">جدول (10): نتائج الاختبارات الآلية</w:t>
-      </w:r>
+      <w:hyperlink w:anchor="_Toc000054" w:history="1">
+        <w:r>
+          <w:rPr>
+            <w:rFonts w:ascii="Times New Roman" w:hAnsi="Times New Roman" w:cs="Times New Roman"/>
+            <w:sz w:val="24"/>
+            <w:szCs w:val="24"/>
+            <w:rtl/>
+          </w:rPr>
+          <w:t xml:space="preserve">جدول (10): نتائج الاختبارات الآلية</w:t>
+        </w:r>
+        <w:r>
+          <w:tab/>
+        </w:r>
+        <w:r>
+          <w:fldChar w:fldCharType="begin"/>
+        </w:r>
+        <w:r>
+          <w:instrText xml:space="preserve"> PAGEREF _Toc000054 \h </w:instrText>
+        </w:r>
+        <w:r>
+          <w:fldChar w:fldCharType="separate"/>
+        </w:r>
+        <w:r>
+          <w:rPr>
+            <w:rFonts w:ascii="Times New Roman" w:hAnsi="Times New Roman" w:cs="Times New Roman"/>
+            <w:sz w:val="24"/>
+            <w:szCs w:val="24"/>
+          </w:rPr>
+          <w:t xml:space="preserve"> </w:t>
+        </w:r>
+        <w:r>
+          <w:fldChar w:fldCharType="end"/>
+        </w:r>
+      </w:hyperlink>
     </w:p>
     <w:p>
       <w:pPr>
         <w:pStyle w:val="TOF"/>
         <w:bidi/>
       </w:pPr>
-      <w:r>
-        <w:rPr>
-          <w:rFonts w:ascii="Times New Roman" w:hAnsi="Times New Roman" w:cs="Times New Roman"/>
-          <w:sz w:val="24"/>
-          <w:szCs w:val="24"/>
-          <w:rtl/>
-        </w:rPr>
-        <w:t xml:space="preserve">جدول (11): أهم الأخطاء المكتشفة وإصلاحها</w:t>
-      </w:r>
+      <w:hyperlink w:anchor="_Toc000057" w:history="1">
+        <w:r>
+          <w:rPr>
+            <w:rFonts w:ascii="Times New Roman" w:hAnsi="Times New Roman" w:cs="Times New Roman"/>
+            <w:sz w:val="24"/>
+            <w:szCs w:val="24"/>
+            <w:rtl/>
+          </w:rPr>
+          <w:t xml:space="preserve">جدول (11): أهم الأخطاء المكتشفة وإصلاحها</w:t>
+        </w:r>
+        <w:r>
+          <w:tab/>
+        </w:r>
+        <w:r>
+          <w:fldChar w:fldCharType="begin"/>
+        </w:r>
+        <w:r>
+          <w:instrText xml:space="preserve"> PAGEREF _Toc000057 \h </w:instrText>
+        </w:r>
+        <w:r>
+          <w:fldChar w:fldCharType="separate"/>
+        </w:r>
+        <w:r>
+          <w:rPr>
+            <w:rFonts w:ascii="Times New Roman" w:hAnsi="Times New Roman" w:cs="Times New Roman"/>
+            <w:sz w:val="24"/>
+            <w:szCs w:val="24"/>
+          </w:rPr>
+          <w:t xml:space="preserve"> </w:t>
+        </w:r>
+        <w:r>
+          <w:fldChar w:fldCharType="end"/>
+        </w:r>
+      </w:hyperlink>
     </w:p>
     <w:p>
       <w:pPr>
         <w:pStyle w:val="TOF"/>
         <w:bidi/>
       </w:pPr>
-      <w:r>
-        <w:rPr>
-          <w:rFonts w:ascii="Times New Roman" w:hAnsi="Times New Roman" w:cs="Times New Roman"/>
-          <w:sz w:val="24"/>
-          <w:szCs w:val="24"/>
-          <w:rtl/>
-        </w:rPr>
-        <w:t xml:space="preserve">جدول (12): توزيع البلاغات التجريبية حسب النوع ومتوسط زمن المعالجة</w:t>
-      </w:r>
+      <w:hyperlink w:anchor="_Toc000059" w:history="1">
+        <w:r>
+          <w:rPr>
+            <w:rFonts w:ascii="Times New Roman" w:hAnsi="Times New Roman" w:cs="Times New Roman"/>
+            <w:sz w:val="24"/>
+            <w:szCs w:val="24"/>
+            <w:rtl/>
+          </w:rPr>
+          <w:t xml:space="preserve">جدول (12): توزيع البلاغات التجريبية حسب النوع ومتوسط زمن المعالجة</w:t>
+        </w:r>
+        <w:r>
+          <w:tab/>
+        </w:r>
+        <w:r>
+          <w:fldChar w:fldCharType="begin"/>
+        </w:r>
+        <w:r>
+          <w:instrText xml:space="preserve"> PAGEREF _Toc000059 \h </w:instrText>
+        </w:r>
+        <w:r>
+          <w:fldChar w:fldCharType="separate"/>
+        </w:r>
+        <w:r>
+          <w:rPr>
+            <w:rFonts w:ascii="Times New Roman" w:hAnsi="Times New Roman" w:cs="Times New Roman"/>
+            <w:sz w:val="24"/>
+            <w:szCs w:val="24"/>
+          </w:rPr>
+          <w:t xml:space="preserve"> </w:t>
+        </w:r>
+        <w:r>
+          <w:fldChar w:fldCharType="end"/>
+        </w:r>
+      </w:hyperlink>
     </w:p>
     <w:p>
       <w:pPr>
         <w:pStyle w:val="TOF"/>
         <w:bidi/>
       </w:pPr>
-      <w:r>
-        <w:rPr>
-          <w:rFonts w:ascii="Times New Roman" w:hAnsi="Times New Roman" w:cs="Times New Roman"/>
-          <w:sz w:val="24"/>
-          <w:szCs w:val="24"/>
-          <w:rtl/>
-        </w:rPr>
-        <w:t xml:space="preserve">جدول (13): مدى تحقق أهداف المشروع</w:t>
-      </w:r>
+      <w:hyperlink w:anchor="_Toc000061" w:history="1">
+        <w:r>
+          <w:rPr>
+            <w:rFonts w:ascii="Times New Roman" w:hAnsi="Times New Roman" w:cs="Times New Roman"/>
+            <w:sz w:val="24"/>
+            <w:szCs w:val="24"/>
+            <w:rtl/>
+          </w:rPr>
+          <w:t xml:space="preserve">جدول (13): مدى تحقق أهداف المشروع</w:t>
+        </w:r>
+        <w:r>
+          <w:tab/>
+        </w:r>
+        <w:r>
+          <w:fldChar w:fldCharType="begin"/>
+        </w:r>
+        <w:r>
+          <w:instrText xml:space="preserve"> PAGEREF _Toc000061 \h </w:instrText>
+        </w:r>
+        <w:r>
+          <w:fldChar w:fldCharType="separate"/>
+        </w:r>
+        <w:r>
+          <w:rPr>
+            <w:rFonts w:ascii="Times New Roman" w:hAnsi="Times New Roman" w:cs="Times New Roman"/>
+            <w:sz w:val="24"/>
+            <w:szCs w:val="24"/>
+          </w:rPr>
+          <w:t xml:space="preserve"> </w:t>
+        </w:r>
+        <w:r>
+          <w:fldChar w:fldCharType="end"/>
+        </w:r>
+      </w:hyperlink>
     </w:p>
     <w:p>
       <w:pPr>
         <w:pStyle w:val="TOF"/>
         <w:bidi/>
       </w:pPr>
-      <w:r>
-        <w:rPr>
-          <w:rFonts w:ascii="Times New Roman" w:hAnsi="Times New Roman" w:cs="Times New Roman"/>
-          <w:sz w:val="24"/>
-          <w:szCs w:val="24"/>
-          <w:rtl/>
-        </w:rPr>
-        <w:t xml:space="preserve">جدول (14): قائمة صفحات النظام</w:t>
-      </w:r>
+      <w:hyperlink w:anchor="_Toc000078" w:history="1">
+        <w:r>
+          <w:rPr>
+            <w:rFonts w:ascii="Times New Roman" w:hAnsi="Times New Roman" w:cs="Times New Roman"/>
+            <w:sz w:val="24"/>
+            <w:szCs w:val="24"/>
+            <w:rtl/>
+          </w:rPr>
+          <w:t xml:space="preserve">جدول (14): قائمة صفحات النظام</w:t>
+        </w:r>
+        <w:r>
+          <w:tab/>
+        </w:r>
+        <w:r>
+          <w:fldChar w:fldCharType="begin"/>
+        </w:r>
+        <w:r>
+          <w:instrText xml:space="preserve"> PAGEREF _Toc000078 \h </w:instrText>
+        </w:r>
+        <w:r>
+          <w:fldChar w:fldCharType="separate"/>
+        </w:r>
+        <w:r>
+          <w:rPr>
+            <w:rFonts w:ascii="Times New Roman" w:hAnsi="Times New Roman" w:cs="Times New Roman"/>
+            <w:sz w:val="24"/>
+            <w:szCs w:val="24"/>
+          </w:rPr>
+          <w:t xml:space="preserve"> </w:t>
+        </w:r>
+        <w:r>
+          <w:fldChar w:fldCharType="end"/>
+        </w:r>
+      </w:hyperlink>
     </w:p>
     <w:p>
       <w:pPr>
         <w:pStyle w:val="TOF"/>
         <w:bidi/>
       </w:pPr>
-      <w:r>
-        <w:rPr>
-          <w:rFonts w:ascii="Times New Roman" w:hAnsi="Times New Roman" w:cs="Times New Roman"/>
-          <w:sz w:val="24"/>
-          <w:szCs w:val="24"/>
-          <w:rtl/>
-        </w:rPr>
-        <w:t xml:space="preserve">جدول (15): أنواع المشاكل والأقسام المسؤولة ومدة المعالجة</w:t>
-      </w:r>
+      <w:hyperlink w:anchor="_Toc000080" w:history="1">
+        <w:r>
+          <w:rPr>
+            <w:rFonts w:ascii="Times New Roman" w:hAnsi="Times New Roman" w:cs="Times New Roman"/>
+            <w:sz w:val="24"/>
+            <w:szCs w:val="24"/>
+            <w:rtl/>
+          </w:rPr>
+          <w:t xml:space="preserve">جدول (15): أنواع المشاكل والأقسام المسؤولة ومدة المعالجة</w:t>
+        </w:r>
+        <w:r>
+          <w:tab/>
+        </w:r>
+        <w:r>
+          <w:fldChar w:fldCharType="begin"/>
+        </w:r>
+        <w:r>
+          <w:instrText xml:space="preserve"> PAGEREF _Toc000080 \h </w:instrText>
+        </w:r>
+        <w:r>
+          <w:fldChar w:fldCharType="separate"/>
+        </w:r>
+        <w:r>
+          <w:rPr>
+            <w:rFonts w:ascii="Times New Roman" w:hAnsi="Times New Roman" w:cs="Times New Roman"/>
+            <w:sz w:val="24"/>
+            <w:szCs w:val="24"/>
+          </w:rPr>
+          <w:t xml:space="preserve"> </w:t>
+        </w:r>
+        <w:r>
+          <w:fldChar w:fldCharType="end"/>
+        </w:r>
+      </w:hyperlink>
       <w:r>
         <w:fldChar w:fldCharType="end"/>
       </w:r>
@@ -2499,6 +4586,7 @@
         <w:spacing w:before="4800" w:after="0" w:line="240" w:lineRule="auto"/>
         <w:jc w:val="center"/>
       </w:pPr>
+      <w:bookmarkStart w:id="4" w:name="_Toc000004"/>
       <w:r>
         <w:rPr>
           <w:rFonts w:ascii="Times New Roman" w:hAnsi="Times New Roman" w:cs="Times New Roman"/>
@@ -2526,6 +4614,7 @@
         </w:rPr>
         <w:t xml:space="preserve">المقدمة والخلفية النظرية</w:t>
       </w:r>
+      <w:bookmarkEnd w:id="4"/>
     </w:p>
     <w:p>
       <w:pPr>
@@ -2540,6 +4629,7 @@
         <w:pStyle w:val="Heading2"/>
         <w:bidi/>
       </w:pPr>
+      <w:bookmarkStart w:id="5" w:name="_Toc000005"/>
       <w:r>
         <w:rPr>
           <w:rFonts w:ascii="Times New Roman" w:hAnsi="Times New Roman" w:cs="Times New Roman"/>
@@ -2547,6 +4637,7 @@
         </w:rPr>
         <w:t xml:space="preserve">1.1 مقدمة</w:t>
       </w:r>
+      <w:bookmarkEnd w:id="5"/>
     </w:p>
     <w:p>
       <w:pPr>
@@ -2657,6 +4748,7 @@
         <w:pStyle w:val="Heading2"/>
         <w:bidi/>
       </w:pPr>
+      <w:bookmarkStart w:id="6" w:name="_Toc000006"/>
       <w:r>
         <w:rPr>
           <w:rFonts w:ascii="Times New Roman" w:hAnsi="Times New Roman" w:cs="Times New Roman"/>
@@ -2664,12 +4756,14 @@
         </w:rPr>
         <w:t xml:space="preserve">1.2 أهداف المشروع</w:t>
       </w:r>
+      <w:bookmarkEnd w:id="6"/>
     </w:p>
     <w:p>
       <w:pPr>
         <w:pStyle w:val="Heading3"/>
         <w:bidi/>
       </w:pPr>
+      <w:bookmarkStart w:id="7" w:name="_Toc000007"/>
       <w:r>
         <w:rPr>
           <w:rFonts w:ascii="Times New Roman" w:hAnsi="Times New Roman" w:cs="Times New Roman"/>
@@ -2677,6 +4771,7 @@
         </w:rPr>
         <w:t xml:space="preserve">1.2.1 الهدف العام</w:t>
       </w:r>
+      <w:bookmarkEnd w:id="7"/>
     </w:p>
     <w:p>
       <w:pPr>
@@ -2697,6 +4792,7 @@
         <w:pStyle w:val="Heading3"/>
         <w:bidi/>
       </w:pPr>
+      <w:bookmarkStart w:id="8" w:name="_Toc000008"/>
       <w:r>
         <w:rPr>
           <w:rFonts w:ascii="Times New Roman" w:hAnsi="Times New Roman" w:cs="Times New Roman"/>
@@ -2704,6 +4800,7 @@
         </w:rPr>
         <w:t xml:space="preserve">1.2.2 الأهداف التفصيلية (القابلة للقياس)</w:t>
       </w:r>
+      <w:bookmarkEnd w:id="8"/>
     </w:p>
     <w:p>
       <w:pPr>
@@ -2712,6 +4809,7 @@
         <w:bidi/>
         <w:jc w:val="center"/>
       </w:pPr>
+      <w:bookmarkStart w:id="9" w:name="_Toc000009"/>
       <w:r>
         <w:rPr>
           <w:rFonts w:ascii="Times New Roman" w:hAnsi="Times New Roman" w:cs="Times New Roman"/>
@@ -2751,6 +4849,7 @@
         </w:rPr>
         <w:t xml:space="preserve">): الأهداف التفصيلية للمشروع ومؤشرات قياسها</w:t>
       </w:r>
+      <w:bookmarkEnd w:id="9"/>
     </w:p>
     <w:tbl>
       <w:tblPr>
@@ -3223,6 +5322,7 @@
         <w:pStyle w:val="Heading3"/>
         <w:bidi/>
       </w:pPr>
+      <w:bookmarkStart w:id="10" w:name="_Toc000010"/>
       <w:r>
         <w:rPr>
           <w:rFonts w:ascii="Times New Roman" w:hAnsi="Times New Roman" w:cs="Times New Roman"/>
@@ -3230,6 +5330,7 @@
         </w:rPr>
         <w:t xml:space="preserve">1.2.3 أهمية المشروع للمجتمع والعلم</w:t>
       </w:r>
+      <w:bookmarkEnd w:id="10"/>
     </w:p>
     <w:p>
       <w:pPr>
@@ -3344,6 +5445,7 @@
         <w:pStyle w:val="Heading2"/>
         <w:bidi/>
       </w:pPr>
+      <w:bookmarkStart w:id="11" w:name="_Toc000011"/>
       <w:r>
         <w:rPr>
           <w:rFonts w:ascii="Times New Roman" w:hAnsi="Times New Roman" w:cs="Times New Roman"/>
@@ -3351,12 +5453,14 @@
         </w:rPr>
         <w:t xml:space="preserve">1.3 تحليل المشكلة</w:t>
       </w:r>
+      <w:bookmarkEnd w:id="11"/>
     </w:p>
     <w:p>
       <w:pPr>
         <w:pStyle w:val="Heading3"/>
         <w:bidi/>
       </w:pPr>
+      <w:bookmarkStart w:id="12" w:name="_Toc000012"/>
       <w:r>
         <w:rPr>
           <w:rFonts w:ascii="Times New Roman" w:hAnsi="Times New Roman" w:cs="Times New Roman"/>
@@ -3364,6 +5468,7 @@
         </w:rPr>
         <w:t xml:space="preserve">1.3.1 الوضع الحالي ومشكلاته</w:t>
       </w:r>
+      <w:bookmarkEnd w:id="12"/>
     </w:p>
     <w:p>
       <w:pPr>
@@ -3386,6 +5491,7 @@
         <w:bidi/>
         <w:jc w:val="center"/>
       </w:pPr>
+      <w:bookmarkStart w:id="13" w:name="_Toc000013"/>
       <w:r>
         <w:rPr>
           <w:rFonts w:ascii="Times New Roman" w:hAnsi="Times New Roman" w:cs="Times New Roman"/>
@@ -3425,6 +5531,7 @@
         </w:rPr>
         <w:t xml:space="preserve">): مشكلات الوضع الحالي والحلول المقترحة</w:t>
       </w:r>
+      <w:bookmarkEnd w:id="13"/>
     </w:p>
     <w:tbl>
       <w:tblPr>
@@ -4023,6 +6130,7 @@
         <w:pStyle w:val="Heading3"/>
         <w:bidi/>
       </w:pPr>
+      <w:bookmarkStart w:id="14" w:name="_Toc000014"/>
       <w:r>
         <w:rPr>
           <w:rFonts w:ascii="Times New Roman" w:hAnsi="Times New Roman" w:cs="Times New Roman"/>
@@ -4030,6 +6138,7 @@
         </w:rPr>
         <w:t xml:space="preserve">1.3.2 المستخدمون وأدوارهم</w:t>
       </w:r>
+      <w:bookmarkEnd w:id="14"/>
     </w:p>
     <w:p>
       <w:pPr>
@@ -4052,6 +6161,7 @@
         <w:bidi/>
         <w:jc w:val="center"/>
       </w:pPr>
+      <w:bookmarkStart w:id="15" w:name="_Toc000015"/>
       <w:r>
         <w:rPr>
           <w:rFonts w:ascii="Times New Roman" w:hAnsi="Times New Roman" w:cs="Times New Roman"/>
@@ -4091,6 +6201,7 @@
         </w:rPr>
         <w:t xml:space="preserve">): أدوار المستخدمين وصلاحياتهم</w:t>
       </w:r>
+      <w:bookmarkEnd w:id="15"/>
     </w:p>
     <w:tbl>
       <w:tblPr>
@@ -4417,6 +6528,7 @@
         <w:pStyle w:val="Heading3"/>
         <w:bidi/>
       </w:pPr>
+      <w:bookmarkStart w:id="16" w:name="_Toc000016"/>
       <w:r>
         <w:rPr>
           <w:rFonts w:ascii="Times New Roman" w:hAnsi="Times New Roman" w:cs="Times New Roman"/>
@@ -4424,6 +6536,7 @@
         </w:rPr>
         <w:t xml:space="preserve">1.3.3 المتطلبات الوظيفية</w:t>
       </w:r>
+      <w:bookmarkEnd w:id="16"/>
     </w:p>
     <w:p>
       <w:pPr>
@@ -4610,6 +6723,7 @@
         <w:pStyle w:val="Heading3"/>
         <w:bidi/>
       </w:pPr>
+      <w:bookmarkStart w:id="17" w:name="_Toc000017"/>
       <w:r>
         <w:rPr>
           <w:rFonts w:ascii="Times New Roman" w:hAnsi="Times New Roman" w:cs="Times New Roman"/>
@@ -4617,6 +6731,7 @@
         </w:rPr>
         <w:t xml:space="preserve">1.3.4 المتطلبات غير الوظيفية</w:t>
       </w:r>
+      <w:bookmarkEnd w:id="17"/>
     </w:p>
     <w:p>
       <w:pPr>
@@ -4625,6 +6740,7 @@
         <w:bidi/>
         <w:jc w:val="center"/>
       </w:pPr>
+      <w:bookmarkStart w:id="18" w:name="_Toc000018"/>
       <w:r>
         <w:rPr>
           <w:rFonts w:ascii="Times New Roman" w:hAnsi="Times New Roman" w:cs="Times New Roman"/>
@@ -4664,6 +6780,7 @@
         </w:rPr>
         <w:t xml:space="preserve">): المتطلبات غير الوظيفية</w:t>
       </w:r>
+      <w:bookmarkEnd w:id="18"/>
     </w:p>
     <w:tbl>
       <w:tblPr>
@@ -5089,6 +7206,7 @@
         <w:pStyle w:val="Heading3"/>
         <w:bidi/>
       </w:pPr>
+      <w:bookmarkStart w:id="19" w:name="_Toc000019"/>
       <w:r>
         <w:rPr>
           <w:rFonts w:ascii="Times New Roman" w:hAnsi="Times New Roman" w:cs="Times New Roman"/>
@@ -5096,6 +7214,7 @@
         </w:rPr>
         <w:t xml:space="preserve">1.3.5 الخلفية النظرية</w:t>
       </w:r>
+      <w:bookmarkEnd w:id="19"/>
     </w:p>
     <w:p>
       <w:pPr>
@@ -5279,6 +7398,7 @@
         <w:pStyle w:val="Heading3"/>
         <w:bidi/>
       </w:pPr>
+      <w:bookmarkStart w:id="20" w:name="_Toc000020"/>
       <w:r>
         <w:rPr>
           <w:rFonts w:ascii="Times New Roman" w:hAnsi="Times New Roman" w:cs="Times New Roman"/>
@@ -5286,6 +7406,7 @@
         </w:rPr>
         <w:t xml:space="preserve">1.3.6 حلول مشابهة</w:t>
       </w:r>
+      <w:bookmarkEnd w:id="20"/>
     </w:p>
     <w:p>
       <w:pPr>
@@ -5371,6 +7492,7 @@
         <w:spacing w:before="4800" w:after="0" w:line="240" w:lineRule="auto"/>
         <w:jc w:val="center"/>
       </w:pPr>
+      <w:bookmarkStart w:id="21" w:name="_Toc000021"/>
       <w:r>
         <w:rPr>
           <w:rFonts w:ascii="Times New Roman" w:hAnsi="Times New Roman" w:cs="Times New Roman"/>
@@ -5398,6 +7520,7 @@
         </w:rPr>
         <w:t xml:space="preserve">تنفيذ المشروع</w:t>
       </w:r>
+      <w:bookmarkEnd w:id="21"/>
     </w:p>
     <w:p>
       <w:pPr>
@@ -5412,6 +7535,7 @@
         <w:pStyle w:val="Heading2"/>
         <w:bidi/>
       </w:pPr>
+      <w:bookmarkStart w:id="22" w:name="_Toc000022"/>
       <w:r>
         <w:rPr>
           <w:rFonts w:ascii="Times New Roman" w:hAnsi="Times New Roman" w:cs="Times New Roman"/>
@@ -5419,12 +7543,14 @@
         </w:rPr>
         <w:t xml:space="preserve">2.1 التصميم</w:t>
       </w:r>
+      <w:bookmarkEnd w:id="22"/>
     </w:p>
     <w:p>
       <w:pPr>
         <w:pStyle w:val="Heading3"/>
         <w:bidi/>
       </w:pPr>
+      <w:bookmarkStart w:id="23" w:name="_Toc000023"/>
       <w:r>
         <w:rPr>
           <w:rFonts w:ascii="Times New Roman" w:hAnsi="Times New Roman" w:cs="Times New Roman"/>
@@ -5432,6 +7558,7 @@
         </w:rPr>
         <w:t xml:space="preserve">2.1.1 البنية العامة للنظام</w:t>
       </w:r>
+      <w:bookmarkEnd w:id="23"/>
     </w:p>
     <w:p>
       <w:pPr>
@@ -5545,6 +7672,7 @@
         <w:bidi/>
         <w:jc w:val="center"/>
       </w:pPr>
+      <w:bookmarkStart w:id="24" w:name="_Toc000024"/>
       <w:r>
         <w:rPr>
           <w:rFonts w:ascii="Times New Roman" w:hAnsi="Times New Roman" w:cs="Times New Roman"/>
@@ -5584,6 +7712,7 @@
         </w:rPr>
         <w:t xml:space="preserve">): البنية العامة للنظام</w:t>
       </w:r>
+      <w:bookmarkEnd w:id="24"/>
     </w:p>
     <w:p>
       <w:pPr>
@@ -5671,6 +7800,7 @@
         <w:pStyle w:val="Heading3"/>
         <w:bidi/>
       </w:pPr>
+      <w:bookmarkStart w:id="25" w:name="_Toc000025"/>
       <w:r>
         <w:rPr>
           <w:rFonts w:ascii="Times New Roman" w:hAnsi="Times New Roman" w:cs="Times New Roman"/>
@@ -5678,6 +7808,7 @@
         </w:rPr>
         <w:t xml:space="preserve">2.1.2 تصميم قاعدة البيانات</w:t>
       </w:r>
+      <w:bookmarkEnd w:id="25"/>
     </w:p>
     <w:p>
       <w:pPr>
@@ -5743,6 +7874,7 @@
         <w:bidi/>
         <w:jc w:val="center"/>
       </w:pPr>
+      <w:bookmarkStart w:id="26" w:name="_Toc000026"/>
       <w:r>
         <w:rPr>
           <w:rFonts w:ascii="Times New Roman" w:hAnsi="Times New Roman" w:cs="Times New Roman"/>
@@ -5782,6 +7914,7 @@
         </w:rPr>
         <w:t xml:space="preserve">): مخطط الجداول الرئيسية في قاعدة البيانات</w:t>
       </w:r>
+      <w:bookmarkEnd w:id="26"/>
     </w:p>
     <w:p>
       <w:pPr>
@@ -5790,6 +7923,7 @@
         <w:bidi/>
         <w:jc w:val="center"/>
       </w:pPr>
+      <w:bookmarkStart w:id="27" w:name="_Toc000027"/>
       <w:r>
         <w:rPr>
           <w:rFonts w:ascii="Times New Roman" w:hAnsi="Times New Roman" w:cs="Times New Roman"/>
@@ -5829,6 +7963,7 @@
         </w:rPr>
         <w:t xml:space="preserve">): الجداول الرئيسية في قاعدة البيانات</w:t>
       </w:r>
+      <w:bookmarkEnd w:id="27"/>
     </w:p>
     <w:tbl>
       <w:tblPr>
@@ -6536,6 +8671,7 @@
         <w:pStyle w:val="Heading3"/>
         <w:bidi/>
       </w:pPr>
+      <w:bookmarkStart w:id="28" w:name="_Toc000028"/>
       <w:r>
         <w:rPr>
           <w:rFonts w:ascii="Times New Roman" w:hAnsi="Times New Roman" w:cs="Times New Roman"/>
@@ -6543,6 +8679,7 @@
         </w:rPr>
         <w:t xml:space="preserve">2.1.3 دورة حياة البلاغ</w:t>
       </w:r>
+      <w:bookmarkEnd w:id="28"/>
     </w:p>
     <w:p>
       <w:pPr>
@@ -6608,6 +8745,7 @@
         <w:bidi/>
         <w:jc w:val="center"/>
       </w:pPr>
+      <w:bookmarkStart w:id="29" w:name="_Toc000029"/>
       <w:r>
         <w:rPr>
           <w:rFonts w:ascii="Times New Roman" w:hAnsi="Times New Roman" w:cs="Times New Roman"/>
@@ -6647,6 +8785,7 @@
         </w:rPr>
         <w:t xml:space="preserve">): دورة حياة البلاغ وحالاته</w:t>
       </w:r>
+      <w:bookmarkEnd w:id="29"/>
     </w:p>
     <w:p>
       <w:pPr>
@@ -6655,6 +8794,7 @@
         <w:bidi/>
         <w:jc w:val="center"/>
       </w:pPr>
+      <w:bookmarkStart w:id="30" w:name="_Toc000030"/>
       <w:r>
         <w:rPr>
           <w:rFonts w:ascii="Times New Roman" w:hAnsi="Times New Roman" w:cs="Times New Roman"/>
@@ -6694,6 +8834,7 @@
         </w:rPr>
         <w:t xml:space="preserve">): حالات البلاغ ومعناها</w:t>
       </w:r>
+      <w:bookmarkEnd w:id="30"/>
     </w:p>
     <w:tbl>
       <w:tblPr>
@@ -7292,6 +9433,7 @@
         <w:pStyle w:val="Heading3"/>
         <w:bidi/>
       </w:pPr>
+      <w:bookmarkStart w:id="31" w:name="_Toc000031"/>
       <w:r>
         <w:rPr>
           <w:rFonts w:ascii="Times New Roman" w:hAnsi="Times New Roman" w:cs="Times New Roman"/>
@@ -7299,6 +9441,7 @@
         </w:rPr>
         <w:t xml:space="preserve">2.1.4 حالات الاستخدام لكل دور</w:t>
       </w:r>
+      <w:bookmarkEnd w:id="31"/>
     </w:p>
     <w:p>
       <w:pPr>
@@ -7350,6 +9493,7 @@
         <w:bidi/>
         <w:jc w:val="center"/>
       </w:pPr>
+      <w:bookmarkStart w:id="32" w:name="_Toc000032"/>
       <w:r>
         <w:rPr>
           <w:rFonts w:ascii="Times New Roman" w:hAnsi="Times New Roman" w:cs="Times New Roman"/>
@@ -7389,12 +9533,14 @@
         </w:rPr>
         <w:t xml:space="preserve">): حالات الاستخدام الرئيسية لكل دور</w:t>
       </w:r>
+      <w:bookmarkEnd w:id="32"/>
     </w:p>
     <w:p>
       <w:pPr>
         <w:pStyle w:val="Heading3"/>
         <w:bidi/>
       </w:pPr>
+      <w:bookmarkStart w:id="33" w:name="_Toc000033"/>
       <w:r>
         <w:rPr>
           <w:rFonts w:ascii="Times New Roman" w:hAnsi="Times New Roman" w:cs="Times New Roman"/>
@@ -7402,6 +9548,7 @@
         </w:rPr>
         <w:t xml:space="preserve">2.1.5 تصميم عملية تقديم البلاغ</w:t>
       </w:r>
+      <w:bookmarkEnd w:id="33"/>
     </w:p>
     <w:p>
       <w:pPr>
@@ -7467,6 +9614,7 @@
         <w:bidi/>
         <w:jc w:val="center"/>
       </w:pPr>
+      <w:bookmarkStart w:id="34" w:name="_Toc000034"/>
       <w:r>
         <w:rPr>
           <w:rFonts w:ascii="Times New Roman" w:hAnsi="Times New Roman" w:cs="Times New Roman"/>
@@ -7506,12 +9654,14 @@
         </w:rPr>
         <w:t xml:space="preserve">): مخطط تدفق تقديم البلاغ</w:t>
       </w:r>
+      <w:bookmarkEnd w:id="34"/>
     </w:p>
     <w:p>
       <w:pPr>
         <w:pStyle w:val="Heading3"/>
         <w:bidi/>
       </w:pPr>
+      <w:bookmarkStart w:id="35" w:name="_Toc000035"/>
       <w:r>
         <w:rPr>
           <w:rFonts w:ascii="Times New Roman" w:hAnsi="Times New Roman" w:cs="Times New Roman"/>
@@ -7519,6 +9669,7 @@
         </w:rPr>
         <w:t xml:space="preserve">2.1.6 تصميم الأمان</w:t>
       </w:r>
+      <w:bookmarkEnd w:id="35"/>
     </w:p>
     <w:p>
       <w:pPr>
@@ -7744,6 +9895,7 @@
         <w:pStyle w:val="Heading3"/>
         <w:bidi/>
       </w:pPr>
+      <w:bookmarkStart w:id="36" w:name="_Toc000036"/>
       <w:r>
         <w:rPr>
           <w:rFonts w:ascii="Times New Roman" w:hAnsi="Times New Roman" w:cs="Times New Roman"/>
@@ -7751,6 +9903,7 @@
         </w:rPr>
         <w:t xml:space="preserve">2.1.7 تصميم الواجهات</w:t>
       </w:r>
+      <w:bookmarkEnd w:id="36"/>
     </w:p>
     <w:p>
       <w:pPr>
@@ -7773,6 +9926,7 @@
         <w:bidi/>
         <w:jc w:val="center"/>
       </w:pPr>
+      <w:bookmarkStart w:id="37" w:name="_Toc000037"/>
       <w:r>
         <w:rPr>
           <w:rFonts w:ascii="Times New Roman" w:hAnsi="Times New Roman" w:cs="Times New Roman"/>
@@ -7812,6 +9966,7 @@
         </w:rPr>
         <w:t xml:space="preserve">): توزيع صفحات النظام</w:t>
       </w:r>
+      <w:bookmarkEnd w:id="37"/>
     </w:p>
     <w:tbl>
       <w:tblPr>
@@ -8274,6 +10429,7 @@
         <w:pStyle w:val="Heading2"/>
         <w:bidi/>
       </w:pPr>
+      <w:bookmarkStart w:id="38" w:name="_Toc000038"/>
       <w:r>
         <w:rPr>
           <w:rFonts w:ascii="Times New Roman" w:hAnsi="Times New Roman" w:cs="Times New Roman"/>
@@ -8281,12 +10437,14 @@
         </w:rPr>
         <w:t xml:space="preserve">2.2 التنفيذ</w:t>
       </w:r>
+      <w:bookmarkEnd w:id="38"/>
     </w:p>
     <w:p>
       <w:pPr>
         <w:pStyle w:val="Heading3"/>
         <w:bidi/>
       </w:pPr>
+      <w:bookmarkStart w:id="39" w:name="_Toc000039"/>
       <w:r>
         <w:rPr>
           <w:rFonts w:ascii="Times New Roman" w:hAnsi="Times New Roman" w:cs="Times New Roman"/>
@@ -8294,6 +10452,7 @@
         </w:rPr>
         <w:t xml:space="preserve">2.2.1 بيئة التطوير وسبب اختيارها</w:t>
       </w:r>
+      <w:bookmarkEnd w:id="39"/>
     </w:p>
     <w:p>
       <w:pPr>
@@ -8302,6 +10461,7 @@
         <w:bidi/>
         <w:jc w:val="center"/>
       </w:pPr>
+      <w:bookmarkStart w:id="40" w:name="_Toc000040"/>
       <w:r>
         <w:rPr>
           <w:rFonts w:ascii="Times New Roman" w:hAnsi="Times New Roman" w:cs="Times New Roman"/>
@@ -8341,6 +10501,7 @@
         </w:rPr>
         <w:t xml:space="preserve">): أدوات وتقنيات التطوير وسبب اختيارها</w:t>
       </w:r>
+      <w:bookmarkEnd w:id="40"/>
     </w:p>
     <w:tbl>
       <w:tblPr>
@@ -9279,6 +11440,7 @@
         <w:pStyle w:val="Heading3"/>
         <w:bidi/>
       </w:pPr>
+      <w:bookmarkStart w:id="41" w:name="_Toc000041"/>
       <w:r>
         <w:rPr>
           <w:rFonts w:ascii="Times New Roman" w:hAnsi="Times New Roman" w:cs="Times New Roman"/>
@@ -9286,6 +11448,7 @@
         </w:rPr>
         <w:t xml:space="preserve">2.2.2 هيكلية ملفات المشروع</w:t>
       </w:r>
+      <w:bookmarkEnd w:id="41"/>
     </w:p>
     <w:p>
       <w:pPr>
@@ -9538,6 +11701,7 @@
         <w:pStyle w:val="Heading3"/>
         <w:bidi/>
       </w:pPr>
+      <w:bookmarkStart w:id="42" w:name="_Toc000042"/>
       <w:r>
         <w:rPr>
           <w:rFonts w:ascii="Times New Roman" w:hAnsi="Times New Roman" w:cs="Times New Roman"/>
@@ -9545,6 +11709,7 @@
         </w:rPr>
         <w:t xml:space="preserve">2.2.3 مراحل التطوير</w:t>
       </w:r>
+      <w:bookmarkEnd w:id="42"/>
     </w:p>
     <w:p>
       <w:pPr>
@@ -9713,6 +11878,7 @@
         <w:pStyle w:val="Heading3"/>
         <w:bidi/>
       </w:pPr>
+      <w:bookmarkStart w:id="43" w:name="_Toc000043"/>
       <w:r>
         <w:rPr>
           <w:rFonts w:ascii="Times New Roman" w:hAnsi="Times New Roman" w:cs="Times New Roman"/>
@@ -9720,6 +11886,7 @@
         </w:rPr>
         <w:t xml:space="preserve">2.2.4 أمثلة من الكود البرمجي</w:t>
       </w:r>
+      <w:bookmarkEnd w:id="43"/>
     </w:p>
     <w:p>
       <w:pPr>
@@ -11025,6 +13192,7 @@
         <w:pStyle w:val="Heading3"/>
         <w:bidi/>
       </w:pPr>
+      <w:bookmarkStart w:id="44" w:name="_Toc000044"/>
       <w:r>
         <w:rPr>
           <w:rFonts w:ascii="Times New Roman" w:hAnsi="Times New Roman" w:cs="Times New Roman"/>
@@ -11032,6 +13200,7 @@
         </w:rPr>
         <w:t xml:space="preserve">2.2.5 طبقة الذكاء الاصطناعي</w:t>
       </w:r>
+      <w:bookmarkEnd w:id="44"/>
     </w:p>
     <w:p>
       <w:pPr>
@@ -11203,6 +13372,7 @@
         <w:pStyle w:val="Heading3"/>
         <w:bidi/>
       </w:pPr>
+      <w:bookmarkStart w:id="45" w:name="_Toc000045"/>
       <w:r>
         <w:rPr>
           <w:rFonts w:ascii="Times New Roman" w:hAnsi="Times New Roman" w:cs="Times New Roman"/>
@@ -11210,6 +13380,7 @@
         </w:rPr>
         <w:t xml:space="preserve">2.2.6 التشغيل والنشر</w:t>
       </w:r>
+      <w:bookmarkEnd w:id="45"/>
     </w:p>
     <w:p>
       <w:pPr>
@@ -11309,6 +13480,7 @@
         <w:spacing w:before="4800" w:after="0" w:line="240" w:lineRule="auto"/>
         <w:jc w:val="center"/>
       </w:pPr>
+      <w:bookmarkStart w:id="46" w:name="_Toc000046"/>
       <w:r>
         <w:rPr>
           <w:rFonts w:ascii="Times New Roman" w:hAnsi="Times New Roman" w:cs="Times New Roman"/>
@@ -11336,6 +13508,7 @@
         </w:rPr>
         <w:t xml:space="preserve">مخرجات المشروع</w:t>
       </w:r>
+      <w:bookmarkEnd w:id="46"/>
     </w:p>
     <w:p>
       <w:pPr>
@@ -11350,6 +13523,7 @@
         <w:pStyle w:val="Heading2"/>
         <w:bidi/>
       </w:pPr>
+      <w:bookmarkStart w:id="47" w:name="_Toc000047"/>
       <w:r>
         <w:rPr>
           <w:rFonts w:ascii="Times New Roman" w:hAnsi="Times New Roman" w:cs="Times New Roman"/>
@@ -11357,12 +13531,14 @@
         </w:rPr>
         <w:t xml:space="preserve">3.1 تحليل النتائج</w:t>
       </w:r>
+      <w:bookmarkEnd w:id="47"/>
     </w:p>
     <w:p>
       <w:pPr>
         <w:pStyle w:val="Heading3"/>
         <w:bidi/>
       </w:pPr>
+      <w:bookmarkStart w:id="48" w:name="_Toc000048"/>
       <w:r>
         <w:rPr>
           <w:rFonts w:ascii="Times New Roman" w:hAnsi="Times New Roman" w:cs="Times New Roman"/>
@@ -11370,6 +13546,7 @@
         </w:rPr>
         <w:t xml:space="preserve">3.1.1 المخرجات الوظيفية</w:t>
       </w:r>
+      <w:bookmarkEnd w:id="48"/>
     </w:p>
     <w:p>
       <w:pPr>
@@ -11392,6 +13569,7 @@
         <w:bidi/>
         <w:jc w:val="center"/>
       </w:pPr>
+      <w:bookmarkStart w:id="49" w:name="_Toc000049"/>
       <w:r>
         <w:rPr>
           <w:rFonts w:ascii="Times New Roman" w:hAnsi="Times New Roman" w:cs="Times New Roman"/>
@@ -11431,6 +13609,7 @@
         </w:rPr>
         <w:t xml:space="preserve">): حالة تنفيذ المتطلبات الوظيفية</w:t>
       </w:r>
+      <w:bookmarkEnd w:id="49"/>
     </w:p>
     <w:tbl>
       <w:tblPr>
@@ -12346,6 +14525,7 @@
         <w:bidi/>
         <w:jc w:val="center"/>
       </w:pPr>
+      <w:bookmarkStart w:id="50" w:name="_Toc000050"/>
       <w:r>
         <w:rPr>
           <w:rFonts w:ascii="Times New Roman" w:hAnsi="Times New Roman" w:cs="Times New Roman"/>
@@ -12385,6 +14565,7 @@
         </w:rPr>
         <w:t xml:space="preserve">): شاشة إنشاء بلاغ — الخطوة الأولى: البلاغ السريع، ونوع المشكلة، وصورة المكان الإلزامية</w:t>
       </w:r>
+      <w:bookmarkEnd w:id="50"/>
     </w:p>
     <w:p>
       <w:pPr>
@@ -12436,6 +14617,7 @@
         <w:bidi/>
         <w:jc w:val="center"/>
       </w:pPr>
+      <w:bookmarkStart w:id="51" w:name="_Toc000051"/>
       <w:r>
         <w:rPr>
           <w:rFonts w:ascii="Times New Roman" w:hAnsi="Times New Roman" w:cs="Times New Roman"/>
@@ -12475,6 +14657,7 @@
         </w:rPr>
         <w:t xml:space="preserve">): شاشة تفاصيل البلاغ للموظف مع أدوات المعالجة</w:t>
       </w:r>
+      <w:bookmarkEnd w:id="51"/>
     </w:p>
     <w:p>
       <w:pPr>
@@ -12526,6 +14709,7 @@
         <w:bidi/>
         <w:jc w:val="center"/>
       </w:pPr>
+      <w:bookmarkStart w:id="52" w:name="_Toc000052"/>
       <w:r>
         <w:rPr>
           <w:rFonts w:ascii="Times New Roman" w:hAnsi="Times New Roman" w:cs="Times New Roman"/>
@@ -12565,12 +14749,14 @@
         </w:rPr>
         <w:t xml:space="preserve">): لوحة المدير: مؤشرات الأداء والرسوم البيانية</w:t>
       </w:r>
+      <w:bookmarkEnd w:id="52"/>
     </w:p>
     <w:p>
       <w:pPr>
         <w:pStyle w:val="Heading3"/>
         <w:bidi/>
       </w:pPr>
+      <w:bookmarkStart w:id="53" w:name="_Toc000053"/>
       <w:r>
         <w:rPr>
           <w:rFonts w:ascii="Times New Roman" w:hAnsi="Times New Roman" w:cs="Times New Roman"/>
@@ -12578,6 +14764,7 @@
         </w:rPr>
         <w:t xml:space="preserve">3.1.2 نتائج الاختبار</w:t>
       </w:r>
+      <w:bookmarkEnd w:id="53"/>
     </w:p>
     <w:p>
       <w:pPr>
@@ -12648,6 +14835,7 @@
         <w:bidi/>
         <w:jc w:val="center"/>
       </w:pPr>
+      <w:bookmarkStart w:id="54" w:name="_Toc000054"/>
       <w:r>
         <w:rPr>
           <w:rFonts w:ascii="Times New Roman" w:hAnsi="Times New Roman" w:cs="Times New Roman"/>
@@ -12687,6 +14875,7 @@
         </w:rPr>
         <w:t xml:space="preserve">): نتائج الاختبارات الآلية</w:t>
       </w:r>
+      <w:bookmarkEnd w:id="54"/>
     </w:p>
     <w:tbl>
       <w:tblPr>
@@ -13676,6 +15865,7 @@
         <w:bidi/>
         <w:jc w:val="center"/>
       </w:pPr>
+      <w:bookmarkStart w:id="55" w:name="_Toc000055"/>
       <w:r>
         <w:rPr>
           <w:rFonts w:ascii="Times New Roman" w:hAnsi="Times New Roman" w:cs="Times New Roman"/>
@@ -13715,6 +15905,7 @@
         </w:rPr>
         <w:t xml:space="preserve">): عدد الاختبارات الآلية الناجحة في كل مجموعة</w:t>
       </w:r>
+      <w:bookmarkEnd w:id="55"/>
     </w:p>
     <w:p>
       <w:pPr>
@@ -13735,6 +15926,7 @@
         <w:pStyle w:val="Heading3"/>
         <w:bidi/>
       </w:pPr>
+      <w:bookmarkStart w:id="56" w:name="_Toc000056"/>
       <w:r>
         <w:rPr>
           <w:rFonts w:ascii="Times New Roman" w:hAnsi="Times New Roman" w:cs="Times New Roman"/>
@@ -13742,6 +15934,7 @@
         </w:rPr>
         <w:t xml:space="preserve">3.1.3 الأخطاء المكتشفة أثناء الاختبار وإصلاحها</w:t>
       </w:r>
+      <w:bookmarkEnd w:id="56"/>
     </w:p>
     <w:p>
       <w:pPr>
@@ -13764,6 +15957,7 @@
         <w:bidi/>
         <w:jc w:val="center"/>
       </w:pPr>
+      <w:bookmarkStart w:id="57" w:name="_Toc000057"/>
       <w:r>
         <w:rPr>
           <w:rFonts w:ascii="Times New Roman" w:hAnsi="Times New Roman" w:cs="Times New Roman"/>
@@ -13803,6 +15997,7 @@
         </w:rPr>
         <w:t xml:space="preserve">): أهم الأخطاء المكتشفة وإصلاحها</w:t>
       </w:r>
+      <w:bookmarkEnd w:id="57"/>
     </w:p>
     <w:tbl>
       <w:tblPr>
@@ -14401,6 +16596,7 @@
         <w:pStyle w:val="Heading3"/>
         <w:bidi/>
       </w:pPr>
+      <w:bookmarkStart w:id="58" w:name="_Toc000058"/>
       <w:r>
         <w:rPr>
           <w:rFonts w:ascii="Times New Roman" w:hAnsi="Times New Roman" w:cs="Times New Roman"/>
@@ -14408,6 +16604,7 @@
         </w:rPr>
         <w:t xml:space="preserve">3.1.4 تحليل البيانات التجريبية</w:t>
       </w:r>
+      <w:bookmarkEnd w:id="58"/>
     </w:p>
     <w:p>
       <w:pPr>
@@ -14430,6 +16627,7 @@
         <w:bidi/>
         <w:jc w:val="center"/>
       </w:pPr>
+      <w:bookmarkStart w:id="59" w:name="_Toc000059"/>
       <w:r>
         <w:rPr>
           <w:rFonts w:ascii="Times New Roman" w:hAnsi="Times New Roman" w:cs="Times New Roman"/>
@@ -14469,6 +16667,7 @@
         </w:rPr>
         <w:t xml:space="preserve">): توزيع البلاغات التجريبية حسب النوع ومتوسط زمن المعالجة</w:t>
       </w:r>
+      <w:bookmarkEnd w:id="59"/>
     </w:p>
     <w:tbl>
       <w:tblPr>
@@ -15432,6 +17631,7 @@
         <w:pStyle w:val="Heading3"/>
         <w:bidi/>
       </w:pPr>
+      <w:bookmarkStart w:id="60" w:name="_Toc000060"/>
       <w:r>
         <w:rPr>
           <w:rFonts w:ascii="Times New Roman" w:hAnsi="Times New Roman" w:cs="Times New Roman"/>
@@ -15439,6 +17639,7 @@
         </w:rPr>
         <w:t xml:space="preserve">3.1.5 تقييم تحقق الأهداف</w:t>
       </w:r>
+      <w:bookmarkEnd w:id="60"/>
     </w:p>
     <w:p>
       <w:pPr>
@@ -15447,6 +17648,7 @@
         <w:bidi/>
         <w:jc w:val="center"/>
       </w:pPr>
+      <w:bookmarkStart w:id="61" w:name="_Toc000061"/>
       <w:r>
         <w:rPr>
           <w:rFonts w:ascii="Times New Roman" w:hAnsi="Times New Roman" w:cs="Times New Roman"/>
@@ -15486,6 +17688,7 @@
         </w:rPr>
         <w:t xml:space="preserve">): مدى تحقق أهداف المشروع</w:t>
       </w:r>
+      <w:bookmarkEnd w:id="61"/>
     </w:p>
     <w:tbl>
       <w:tblPr>
@@ -15911,6 +18114,7 @@
         <w:pStyle w:val="Heading2"/>
         <w:bidi/>
       </w:pPr>
+      <w:bookmarkStart w:id="62" w:name="_Toc000062"/>
       <w:r>
         <w:rPr>
           <w:rFonts w:ascii="Times New Roman" w:hAnsi="Times New Roman" w:cs="Times New Roman"/>
@@ -15918,6 +18122,7 @@
         </w:rPr>
         <w:t xml:space="preserve">3.2 الخلاصة</w:t>
       </w:r>
+      <w:bookmarkEnd w:id="62"/>
     </w:p>
     <w:p>
       <w:pPr>
@@ -15966,6 +18171,7 @@
         <w:pStyle w:val="Heading3"/>
         <w:bidi/>
       </w:pPr>
+      <w:bookmarkStart w:id="63" w:name="_Toc000063"/>
       <w:r>
         <w:rPr>
           <w:rFonts w:ascii="Times New Roman" w:hAnsi="Times New Roman" w:cs="Times New Roman"/>
@@ -15973,6 +18179,7 @@
         </w:rPr>
         <w:t xml:space="preserve">قيود الحل الحالي</w:t>
       </w:r>
+      <w:bookmarkEnd w:id="63"/>
     </w:p>
     <w:p>
       <w:pPr>
@@ -16051,6 +18258,7 @@
         <w:pStyle w:val="Heading3"/>
         <w:bidi/>
       </w:pPr>
+      <w:bookmarkStart w:id="64" w:name="_Toc000064"/>
       <w:r>
         <w:rPr>
           <w:rFonts w:ascii="Times New Roman" w:hAnsi="Times New Roman" w:cs="Times New Roman"/>
@@ -16058,6 +18266,7 @@
         </w:rPr>
         <w:t xml:space="preserve">التطويرات المستقبلية</w:t>
       </w:r>
+      <w:bookmarkEnd w:id="64"/>
     </w:p>
     <w:p>
       <w:pPr>
@@ -16174,6 +18383,7 @@
         <w:bidi/>
         <w:jc w:val="center"/>
       </w:pPr>
+      <w:bookmarkStart w:id="65" w:name="_Toc000065"/>
       <w:r>
         <w:rPr>
           <w:rFonts w:ascii="Times New Roman" w:hAnsi="Times New Roman" w:cs="Times New Roman"/>
@@ -16181,6 +18391,7 @@
         </w:rPr>
         <w:t xml:space="preserve">قائمة المراجع</w:t>
       </w:r>
+      <w:bookmarkEnd w:id="65"/>
     </w:p>
     <w:p>
       <w:pPr>
@@ -16429,6 +18640,7 @@
         <w:bidi/>
         <w:jc w:val="center"/>
       </w:pPr>
+      <w:bookmarkStart w:id="66" w:name="_Toc000066"/>
       <w:r>
         <w:rPr>
           <w:rFonts w:ascii="Times New Roman" w:hAnsi="Times New Roman" w:cs="Times New Roman"/>
@@ -16436,12 +18648,14 @@
         </w:rPr>
         <w:t xml:space="preserve">الملاحق</w:t>
       </w:r>
+      <w:bookmarkEnd w:id="66"/>
     </w:p>
     <w:p>
       <w:pPr>
         <w:pStyle w:val="Heading2"/>
         <w:bidi/>
       </w:pPr>
+      <w:bookmarkStart w:id="67" w:name="_Toc000067"/>
       <w:r>
         <w:rPr>
           <w:rFonts w:ascii="Times New Roman" w:hAnsi="Times New Roman" w:cs="Times New Roman"/>
@@ -16449,6 +18663,7 @@
         </w:rPr>
         <w:t xml:space="preserve">ملحق (أ): لقطات شاشة من النظام</w:t>
       </w:r>
+      <w:bookmarkEnd w:id="67"/>
     </w:p>
     <w:p>
       <w:pPr>
@@ -16500,6 +18715,7 @@
         <w:bidi/>
         <w:jc w:val="center"/>
       </w:pPr>
+      <w:bookmarkStart w:id="68" w:name="_Toc000068"/>
       <w:r>
         <w:rPr>
           <w:rFonts w:ascii="Times New Roman" w:hAnsi="Times New Roman" w:cs="Times New Roman"/>
@@ -16539,6 +18755,7 @@
         </w:rPr>
         <w:t xml:space="preserve">): الصفحة الرئيسية للمنصة</w:t>
       </w:r>
+      <w:bookmarkEnd w:id="68"/>
     </w:p>
     <w:p>
       <w:pPr>
@@ -16590,6 +18807,7 @@
         <w:bidi/>
         <w:jc w:val="center"/>
       </w:pPr>
+      <w:bookmarkStart w:id="69" w:name="_Toc000069"/>
       <w:r>
         <w:rPr>
           <w:rFonts w:ascii="Times New Roman" w:hAnsi="Times New Roman" w:cs="Times New Roman"/>
@@ -16629,6 +18847,7 @@
         </w:rPr>
         <w:t xml:space="preserve">): صفحة إنشاء حساب (للمواطنين فقط)</w:t>
       </w:r>
+      <w:bookmarkEnd w:id="69"/>
     </w:p>
     <w:p>
       <w:pPr>
@@ -16680,6 +18899,7 @@
         <w:bidi/>
         <w:jc w:val="center"/>
       </w:pPr>
+      <w:bookmarkStart w:id="70" w:name="_Toc000070"/>
       <w:r>
         <w:rPr>
           <w:rFonts w:ascii="Times New Roman" w:hAnsi="Times New Roman" w:cs="Times New Roman"/>
@@ -16719,6 +18939,7 @@
         </w:rPr>
         <w:t xml:space="preserve">): لوحة المواطن</w:t>
       </w:r>
+      <w:bookmarkEnd w:id="70"/>
     </w:p>
     <w:p>
       <w:pPr>
@@ -16770,6 +18991,7 @@
         <w:bidi/>
         <w:jc w:val="center"/>
       </w:pPr>
+      <w:bookmarkStart w:id="71" w:name="_Toc000071"/>
       <w:r>
         <w:rPr>
           <w:rFonts w:ascii="Times New Roman" w:hAnsi="Times New Roman" w:cs="Times New Roman"/>
@@ -16809,6 +19031,7 @@
         </w:rPr>
         <w:t xml:space="preserve">): تفاصيل البلاغ للمواطن مع شريط التقدم والسجل الزمني</w:t>
       </w:r>
+      <w:bookmarkEnd w:id="71"/>
     </w:p>
     <w:p>
       <w:pPr>
@@ -16860,6 +19083,7 @@
         <w:bidi/>
         <w:jc w:val="center"/>
       </w:pPr>
+      <w:bookmarkStart w:id="72" w:name="_Toc000072"/>
       <w:r>
         <w:rPr>
           <w:rFonts w:ascii="Times New Roman" w:hAnsi="Times New Roman" w:cs="Times New Roman"/>
@@ -16899,6 +19123,7 @@
         </w:rPr>
         <w:t xml:space="preserve">): إنشاء بلاغ على شاشة الهاتف</w:t>
       </w:r>
+      <w:bookmarkEnd w:id="72"/>
     </w:p>
     <w:p>
       <w:pPr>
@@ -16950,6 +19175,7 @@
         <w:bidi/>
         <w:jc w:val="center"/>
       </w:pPr>
+      <w:bookmarkStart w:id="73" w:name="_Toc000073"/>
       <w:r>
         <w:rPr>
           <w:rFonts w:ascii="Times New Roman" w:hAnsi="Times New Roman" w:cs="Times New Roman"/>
@@ -16989,6 +19215,7 @@
         </w:rPr>
         <w:t xml:space="preserve">): لوحة تحكم الموظف وجدول بلاغات القسم</w:t>
       </w:r>
+      <w:bookmarkEnd w:id="73"/>
     </w:p>
     <w:p>
       <w:pPr>
@@ -17040,6 +19267,7 @@
         <w:bidi/>
         <w:jc w:val="center"/>
       </w:pPr>
+      <w:bookmarkStart w:id="74" w:name="_Toc000074"/>
       <w:r>
         <w:rPr>
           <w:rFonts w:ascii="Times New Roman" w:hAnsi="Times New Roman" w:cs="Times New Roman"/>
@@ -17079,6 +19307,7 @@
         </w:rPr>
         <w:t xml:space="preserve">): أداة المشاكل المتكررة</w:t>
       </w:r>
+      <w:bookmarkEnd w:id="74"/>
     </w:p>
     <w:p>
       <w:pPr>
@@ -17130,6 +19359,7 @@
         <w:bidi/>
         <w:jc w:val="center"/>
       </w:pPr>
+      <w:bookmarkStart w:id="75" w:name="_Toc000075"/>
       <w:r>
         <w:rPr>
           <w:rFonts w:ascii="Times New Roman" w:hAnsi="Times New Roman" w:cs="Times New Roman"/>
@@ -17169,6 +19399,7 @@
         </w:rPr>
         <w:t xml:space="preserve">): تحليل رضا المواطنين</w:t>
       </w:r>
+      <w:bookmarkEnd w:id="75"/>
     </w:p>
     <w:p>
       <w:pPr>
@@ -17220,6 +19451,7 @@
         <w:bidi/>
         <w:jc w:val="center"/>
       </w:pPr>
+      <w:bookmarkStart w:id="76" w:name="_Toc000076"/>
       <w:r>
         <w:rPr>
           <w:rFonts w:ascii="Times New Roman" w:hAnsi="Times New Roman" w:cs="Times New Roman"/>
@@ -17259,12 +19491,14 @@
         </w:rPr>
         <w:t xml:space="preserve">): إدارة الموظفين (المدير وحده يضيف الموظفين)</w:t>
       </w:r>
+      <w:bookmarkEnd w:id="76"/>
     </w:p>
     <w:p>
       <w:pPr>
         <w:pStyle w:val="Heading2"/>
         <w:bidi/>
       </w:pPr>
+      <w:bookmarkStart w:id="77" w:name="_Toc000077"/>
       <w:r>
         <w:rPr>
           <w:rFonts w:ascii="Times New Roman" w:hAnsi="Times New Roman" w:cs="Times New Roman"/>
@@ -17272,6 +19506,7 @@
         </w:rPr>
         <w:t xml:space="preserve">ملحق (ب): قائمة صفحات النظام</w:t>
       </w:r>
+      <w:bookmarkEnd w:id="77"/>
     </w:p>
     <w:p>
       <w:pPr>
@@ -17280,6 +19515,7 @@
         <w:bidi/>
         <w:jc w:val="center"/>
       </w:pPr>
+      <w:bookmarkStart w:id="78" w:name="_Toc000078"/>
       <w:r>
         <w:rPr>
           <w:rFonts w:ascii="Times New Roman" w:hAnsi="Times New Roman" w:cs="Times New Roman"/>
@@ -17319,6 +19555,7 @@
         </w:rPr>
         <w:t xml:space="preserve">): قائمة صفحات النظام</w:t>
       </w:r>
+      <w:bookmarkEnd w:id="78"/>
     </w:p>
     <w:tbl>
       <w:tblPr>
@@ -19753,6 +21990,7 @@
         <w:pStyle w:val="Heading2"/>
         <w:bidi/>
       </w:pPr>
+      <w:bookmarkStart w:id="79" w:name="_Toc000079"/>
       <w:r>
         <w:rPr>
           <w:rFonts w:ascii="Times New Roman" w:hAnsi="Times New Roman" w:cs="Times New Roman"/>
@@ -19760,6 +21998,7 @@
         </w:rPr>
         <w:t xml:space="preserve">ملحق (ج): أنواع المشاكل والأقسام المسؤولة</w:t>
       </w:r>
+      <w:bookmarkEnd w:id="79"/>
     </w:p>
     <w:p>
       <w:pPr>
@@ -19768,6 +22007,7 @@
         <w:bidi/>
         <w:jc w:val="center"/>
       </w:pPr>
+      <w:bookmarkStart w:id="80" w:name="_Toc000080"/>
       <w:r>
         <w:rPr>
           <w:rFonts w:ascii="Times New Roman" w:hAnsi="Times New Roman" w:cs="Times New Roman"/>
@@ -19807,6 +22047,7 @@
         </w:rPr>
         <w:t xml:space="preserve">): أنواع المشاكل والأقسام المسؤولة ومدة المعالجة</w:t>
       </w:r>
+      <w:bookmarkEnd w:id="80"/>
     </w:p>
     <w:tbl>
       <w:tblPr>

--- a/docs/report/graduation-report-reference-format.docx
+++ b/docs/report/graduation-report-reference-format.docx
@@ -16,17 +16,9 @@
             <wp:positionV relativeFrom="paragraph">
               <wp:posOffset>0</wp:posOffset>
             </wp:positionV>
-            <wp:extent cx="2762250" cy="1226850"/>
+            <wp:extent cx="1152000" cy="1152000"/>
             <wp:effectExtent l="0" t="0" r="0" b="0"/>
-            <wp:wrapTight wrapText="bothSides">
-              <wp:wrapPolygon edited="0">
-                <wp:start x="0" y="0"/>
-                <wp:lineTo x="0" y="21130"/>
-                <wp:lineTo x="21451" y="21130"/>
-                <wp:lineTo x="21451" y="0"/>
-                <wp:lineTo x="0" y="0"/>
-              </wp:wrapPolygon>
-            </wp:wrapTight>
+            <wp:wrapTopAndBottom/>
             <wp:docPr id="1" name="صورة 1"/>
             <wp:cNvGraphicFramePr>
               <a:graphicFrameLocks xmlns:a="http://schemas.openxmlformats.org/drawingml/2006/main" noChangeAspect="1"/>
@@ -53,7 +45,7 @@
                   <pic:spPr>
                     <a:xfrm>
                       <a:off x="0" y="0"/>
-                      <a:ext cx="2762250" cy="1226850"/>
+                      <a:ext cx="1152000" cy="1152000"/>
                     </a:xfrm>
                     <a:prstGeom prst="rect">
                       <a:avLst/>

--- a/docs/report/graduation-report-reference-format.docx
+++ b/docs/report/graduation-report-reference-format.docx
@@ -2,68 +2,193 @@
 <file path=word/document.xml><?xml version="1.0" encoding="utf-8"?>
 <w:document xmlns:wpc="http://schemas.microsoft.com/office/word/2010/wordprocessingCanvas" xmlns:mc="http://schemas.openxmlformats.org/markup-compatibility/2006" xmlns:o="urn:schemas-microsoft-com:office:office" xmlns:r="http://schemas.openxmlformats.org/officeDocument/2006/relationships" xmlns:m="http://schemas.openxmlformats.org/officeDocument/2006/math" xmlns:v="urn:schemas-microsoft-com:vml" xmlns:wp14="http://schemas.microsoft.com/office/word/2010/wordprocessingDrawing" xmlns:wp="http://schemas.openxmlformats.org/drawingml/2006/wordprocessingDrawing" xmlns:w10="urn:schemas-microsoft-com:office:word" xmlns:w="http://schemas.openxmlformats.org/wordprocessingml/2006/main" xmlns:w14="http://schemas.microsoft.com/office/word/2010/wordml" xmlns:w15="http://schemas.microsoft.com/office/word/2012/wordml" xmlns:wpg="http://schemas.microsoft.com/office/word/2010/wordprocessingGroup" xmlns:wpi="http://schemas.microsoft.com/office/word/2010/wordprocessingInk" xmlns:wne="http://schemas.microsoft.com/office/word/2006/wordml" xmlns:wps="http://schemas.microsoft.com/office/word/2010/wordprocessingShape" mc:Ignorable="w14 w15 wp14">
   <w:body>
-    <w:p>
-      <w:r>
-        <w:rPr>
-          <w:noProof/>
-        </w:rPr>
-        <w:drawing>
-          <wp:anchor distT="0" distB="0" distL="114300" distR="114300" simplePos="0" relativeHeight="251658240" behindDoc="1" locked="0" layoutInCell="1" allowOverlap="1" wp14:anchorId="3009FD5D" wp14:editId="76C0774C">
-            <wp:simplePos x="0" y="0"/>
-            <wp:positionH relativeFrom="margin">
-              <wp:align>center</wp:align>
-            </wp:positionH>
-            <wp:positionV relativeFrom="paragraph">
-              <wp:posOffset>0</wp:posOffset>
-            </wp:positionV>
-            <wp:extent cx="1152000" cy="1152000"/>
-            <wp:effectExtent l="0" t="0" r="0" b="0"/>
-            <wp:wrapTopAndBottom/>
-            <wp:docPr id="1" name="صورة 1"/>
-            <wp:cNvGraphicFramePr>
-              <a:graphicFrameLocks xmlns:a="http://schemas.openxmlformats.org/drawingml/2006/main" noChangeAspect="1"/>
-            </wp:cNvGraphicFramePr>
-            <a:graphic xmlns:a="http://schemas.openxmlformats.org/drawingml/2006/main">
-              <a:graphicData uri="http://schemas.openxmlformats.org/drawingml/2006/picture">
-                <pic:pic xmlns:pic="http://schemas.openxmlformats.org/drawingml/2006/picture">
-                  <pic:nvPicPr>
-                    <pic:cNvPr id="1" name="صورة 1"/>
-                    <pic:cNvPicPr/>
-                  </pic:nvPicPr>
-                  <pic:blipFill>
-                    <a:blip r:embed="rId5">
-                      <a:extLst>
-                        <a:ext uri="{28A0092B-C50C-407E-A947-70E740481C1C}">
-                          <a14:useLocalDpi xmlns:a14="http://schemas.microsoft.com/office/drawing/2010/main" val="0"/>
-                        </a:ext>
-                      </a:extLst>
-                    </a:blip>
-                    <a:stretch>
-                      <a:fillRect/>
-                    </a:stretch>
-                  </pic:blipFill>
-                  <pic:spPr>
-                    <a:xfrm>
-                      <a:off x="0" y="0"/>
-                      <a:ext cx="1152000" cy="1152000"/>
-                    </a:xfrm>
-                    <a:prstGeom prst="rect">
-                      <a:avLst/>
-                    </a:prstGeom>
-                  </pic:spPr>
-                </pic:pic>
-              </a:graphicData>
-            </a:graphic>
-            <wp14:sizeRelH relativeFrom="page">
-              <wp14:pctWidth>0</wp14:pctWidth>
-            </wp14:sizeRelH>
-            <wp14:sizeRelV relativeFrom="page">
-              <wp14:pctHeight>0</wp14:pctHeight>
-            </wp14:sizeRelV>
-          </wp:anchor>
-        </w:drawing>
-      </w:r>
-    </w:p>
+    <w:tbl>
+      <w:tblPr>
+        <w:bidiVisual/>
+        <w:tblW w:w="9360" w:type="dxa"/>
+        <w:tblBorders>
+          <w:top w:val="nil"/>
+          <w:left w:val="nil"/>
+          <w:bottom w:val="nil"/>
+          <w:right w:val="nil"/>
+          <w:insideH w:val="nil"/>
+          <w:insideV w:val="nil"/>
+        </w:tblBorders>
+        <w:tblLayout w:type="fixed"/>
+        <w:tblCellMar>
+          <w:left w:w="120" w:type="dxa"/>
+          <w:right w:w="120" w:type="dxa"/>
+        </w:tblCellMar>
+      </w:tblPr>
+      <w:tblGrid>
+        <w:gridCol w:w="3300"/>
+        <w:gridCol w:w="2760"/>
+        <w:gridCol w:w="3300"/>
+      </w:tblGrid>
+      <w:tr>
+        <w:tc>
+          <w:tcPr>
+            <w:tcW w:w="3300" w:type="dxa"/>
+            <w:vAlign w:val="top"/>
+          </w:tcPr>
+          <w:p>
+            <w:pPr>
+              <w:bidi/>
+              <w:spacing w:before="0" w:after="40" w:line="240" w:lineRule="auto"/>
+            </w:pPr>
+            <w:r>
+              <w:rPr>
+                <w:rFonts w:ascii="Times New Roman" w:hAnsi="Times New Roman" w:cs="Times New Roman"/>
+                <w:b/>
+                <w:bCs/>
+                <w:sz w:val="24"/>
+                <w:szCs w:val="24"/>
+                <w:rtl/>
+              </w:rPr>
+              <w:t xml:space="preserve">الكلية الجامعية للعلوم التطبيقية</w:t>
+            </w:r>
+          </w:p>
+          <w:p>
+            <w:pPr>
+              <w:bidi/>
+              <w:spacing w:before="0" w:after="40" w:line="240" w:lineRule="auto"/>
+            </w:pPr>
+            <w:r>
+              <w:rPr>
+                <w:rFonts w:ascii="Times New Roman" w:hAnsi="Times New Roman" w:cs="Times New Roman"/>
+                <w:b/>
+                <w:bCs/>
+                <w:sz w:val="24"/>
+                <w:szCs w:val="24"/>
+                <w:rtl/>
+              </w:rPr>
+              <w:t xml:space="preserve">غزة – فلسطين</w:t>
+            </w:r>
+          </w:p>
+          <w:p>
+            <w:pPr>
+              <w:bidi/>
+              <w:spacing w:before="0" w:after="40" w:line="240" w:lineRule="auto"/>
+            </w:pPr>
+            <w:r>
+              <w:rPr>
+                <w:rFonts w:ascii="Times New Roman" w:hAnsi="Times New Roman" w:cs="Times New Roman"/>
+                <w:b/>
+                <w:bCs/>
+                <w:sz w:val="24"/>
+                <w:szCs w:val="24"/>
+                <w:highlight w:val="yellow"/>
+                <w:rtl/>
+              </w:rPr>
+              <w:t xml:space="preserve">[القسم]</w:t>
+            </w:r>
+          </w:p>
+        </w:tc>
+        <w:tc>
+          <w:tcPr>
+            <w:tcW w:w="2760" w:type="dxa"/>
+            <w:vAlign w:val="center"/>
+          </w:tcPr>
+          <w:p>
+            <w:pPr>
+              <w:spacing w:before="0" w:after="0"/>
+              <w:jc w:val="center"/>
+            </w:pPr>
+            <w:r>
+              <w:drawing>
+                <wp:inline distT="0" distB="0" distL="0" distR="0">
+                  <wp:extent cx="1980000" cy="879414"/>
+                  <wp:docPr id="1" name="Logo"/>
+                  <wp:cNvGraphicFramePr>
+                    <a:graphicFrameLocks xmlns:a="http://schemas.openxmlformats.org/drawingml/2006/main" noChangeAspect="1"/>
+                  </wp:cNvGraphicFramePr>
+                  <a:graphic xmlns:a="http://schemas.openxmlformats.org/drawingml/2006/main">
+                    <a:graphicData uri="http://schemas.openxmlformats.org/drawingml/2006/picture">
+                      <pic:pic xmlns:pic="http://schemas.openxmlformats.org/drawingml/2006/picture">
+                        <pic:nvPicPr>
+                          <pic:cNvPr id="1" name="logo.jpg"/>
+                          <pic:cNvPicPr/>
+                        </pic:nvPicPr>
+                        <pic:blipFill>
+                          <a:blip r:embed="rId5"/>
+                          <a:stretch>
+                            <a:fillRect/>
+                          </a:stretch>
+                        </pic:blipFill>
+                        <pic:spPr>
+                          <a:xfrm>
+                            <a:off x="0" y="0"/>
+                            <a:ext cx="1980000" cy="879414"/>
+                          </a:xfrm>
+                          <a:prstGeom prst="rect">
+                            <a:avLst/>
+                          </a:prstGeom>
+                        </pic:spPr>
+                      </pic:pic>
+                    </a:graphicData>
+                  </a:graphic>
+                </wp:inline>
+              </w:drawing>
+            </w:r>
+          </w:p>
+        </w:tc>
+        <w:tc>
+          <w:tcPr>
+            <w:tcW w:w="3300" w:type="dxa"/>
+            <w:vAlign w:val="top"/>
+          </w:tcPr>
+          <w:p>
+            <w:pPr>
+              <w:spacing w:before="0" w:after="40" w:line="240" w:lineRule="auto"/>
+              <w:jc w:val="left"/>
+            </w:pPr>
+            <w:r>
+              <w:rPr>
+                <w:rFonts w:ascii="Times New Roman" w:hAnsi="Times New Roman" w:cs="Times New Roman"/>
+                <w:b/>
+                <w:bCs/>
+                <w:sz w:val="24"/>
+                <w:szCs w:val="24"/>
+              </w:rPr>
+              <w:t xml:space="preserve">University College of Applied Sciences</w:t>
+            </w:r>
+          </w:p>
+          <w:p>
+            <w:pPr>
+              <w:spacing w:before="0" w:after="40" w:line="240" w:lineRule="auto"/>
+              <w:jc w:val="left"/>
+            </w:pPr>
+            <w:r>
+              <w:rPr>
+                <w:rFonts w:ascii="Times New Roman" w:hAnsi="Times New Roman" w:cs="Times New Roman"/>
+                <w:b/>
+                <w:bCs/>
+                <w:sz w:val="24"/>
+                <w:szCs w:val="24"/>
+              </w:rPr>
+              <w:t xml:space="preserve">Gaza – Palestine</w:t>
+            </w:r>
+          </w:p>
+          <w:p>
+            <w:pPr>
+              <w:spacing w:before="0" w:after="40" w:line="240" w:lineRule="auto"/>
+              <w:jc w:val="left"/>
+            </w:pPr>
+            <w:r>
+              <w:rPr>
+                <w:rFonts w:ascii="Times New Roman" w:hAnsi="Times New Roman" w:cs="Times New Roman"/>
+                <w:b/>
+                <w:bCs/>
+                <w:sz w:val="24"/>
+                <w:szCs w:val="24"/>
+                <w:highlight w:val="yellow"/>
+              </w:rPr>
+              <w:t xml:space="preserve">[Department]</w:t>
+            </w:r>
+          </w:p>
+        </w:tc>
+      </w:tr>
+    </w:tbl>
     <w:p>
       <w:pPr>
         <w:rPr>

--- a/docs/report/graduation-report-reference-format.docx
+++ b/docs/report/graduation-report-reference-format.docx
@@ -97,7 +97,7 @@
             <w:r>
               <w:drawing>
                 <wp:inline distT="0" distB="0" distL="0" distR="0">
-                  <wp:extent cx="1980000" cy="879414"/>
+                  <wp:extent cx="1152000" cy="1152000"/>
                   <wp:docPr id="1" name="Logo"/>
                   <wp:cNvGraphicFramePr>
                     <a:graphicFrameLocks xmlns:a="http://schemas.openxmlformats.org/drawingml/2006/main" noChangeAspect="1"/>
@@ -118,7 +118,7 @@
                         <pic:spPr>
                           <a:xfrm>
                             <a:off x="0" y="0"/>
-                            <a:ext cx="1980000" cy="879414"/>
+                            <a:ext cx="1152000" cy="1152000"/>
                           </a:xfrm>
                           <a:prstGeom prst="rect">
                             <a:avLst/>
